--- a/pa/PA5/tstpln.docx
+++ b/pa/PA5/tstpln.docx
@@ -4,85 +4,159 @@
   <w:body>
     <w:p>
       <w:pPr>
-        <w:pStyle w:val="56"/>
-      </w:pPr>
-      <w:r>
+        <w:pStyle w:val="58"/>
+        <w:rPr>
+          <w:rFonts w:hint="default" w:ascii="Arial" w:hAnsi="Arial" w:cs="Arial"/>
+        </w:rPr>
+      </w:pPr>
+      <w:r>
+        <w:rPr>
+          <w:rFonts w:hint="default" w:ascii="Arial" w:hAnsi="Arial" w:cs="Arial"/>
+        </w:rPr>
         <w:fldChar w:fldCharType="begin"/>
       </w:r>
       <w:r>
+        <w:rPr>
+          <w:rFonts w:hint="default" w:ascii="Arial" w:hAnsi="Arial" w:cs="Arial"/>
+        </w:rPr>
         <w:instrText xml:space="preserve"> SUBJECT  \* MERGEFORMAT </w:instrText>
       </w:r>
       <w:r>
+        <w:rPr>
+          <w:rFonts w:hint="default" w:ascii="Arial" w:hAnsi="Arial" w:cs="Arial"/>
+        </w:rPr>
         <w:fldChar w:fldCharType="separate"/>
       </w:r>
       <w:r>
+        <w:rPr>
+          <w:rFonts w:hint="default" w:ascii="Arial" w:hAnsi="Arial" w:cs="Arial"/>
+        </w:rPr>
         <w:t>Wandora</w:t>
       </w:r>
       <w:r>
+        <w:rPr>
+          <w:rFonts w:hint="default" w:ascii="Arial" w:hAnsi="Arial" w:cs="Arial"/>
+        </w:rPr>
         <w:fldChar w:fldCharType="end"/>
       </w:r>
     </w:p>
     <w:p>
       <w:pPr>
-        <w:pStyle w:val="31"/>
+        <w:pStyle w:val="33"/>
         <w:jc w:val="right"/>
-      </w:pPr>
-      <w:r>
+        <w:rPr>
+          <w:rFonts w:hint="default" w:ascii="Arial" w:hAnsi="Arial" w:cs="Arial"/>
+        </w:rPr>
+      </w:pPr>
+      <w:r>
+        <w:rPr>
+          <w:rFonts w:hint="default" w:ascii="Arial" w:hAnsi="Arial" w:cs="Arial"/>
+        </w:rPr>
         <w:fldChar w:fldCharType="begin"/>
       </w:r>
       <w:r>
+        <w:rPr>
+          <w:rFonts w:hint="default" w:ascii="Arial" w:hAnsi="Arial" w:cs="Arial"/>
+        </w:rPr>
         <w:instrText xml:space="preserve"> TITLE  \* MERGEFORMAT </w:instrText>
       </w:r>
       <w:r>
+        <w:rPr>
+          <w:rFonts w:hint="default" w:ascii="Arial" w:hAnsi="Arial" w:cs="Arial"/>
+        </w:rPr>
         <w:fldChar w:fldCharType="separate"/>
       </w:r>
       <w:r>
-        <w:t>&lt;Iteration/ Master&gt; Test Plan</w:t>
-      </w:r>
-      <w:r>
+        <w:rPr>
+          <w:rFonts w:hint="default" w:ascii="Arial" w:hAnsi="Arial" w:cs="Arial"/>
+        </w:rPr>
+        <w:t>&lt;Iteration/ Master&gt; T</w:t>
+      </w:r>
+      <w:bookmarkStart w:id="27" w:name="_GoBack"/>
+      <w:bookmarkEnd w:id="27"/>
+      <w:r>
+        <w:rPr>
+          <w:rFonts w:hint="default" w:ascii="Arial" w:hAnsi="Arial" w:cs="Arial"/>
+        </w:rPr>
+        <w:t>est Plan</w:t>
+      </w:r>
+      <w:r>
+        <w:rPr>
+          <w:rFonts w:hint="default" w:ascii="Arial" w:hAnsi="Arial" w:cs="Arial"/>
+        </w:rPr>
         <w:fldChar w:fldCharType="end"/>
       </w:r>
     </w:p>
-    <w:p/>
-    <w:p>
-      <w:pPr>
-        <w:pStyle w:val="31"/>
+    <w:p>
+      <w:pPr>
+        <w:rPr>
+          <w:rFonts w:hint="default" w:ascii="Arial" w:hAnsi="Arial" w:cs="Arial"/>
+        </w:rPr>
+      </w:pPr>
+    </w:p>
+    <w:p>
+      <w:pPr>
+        <w:pStyle w:val="33"/>
         <w:jc w:val="right"/>
         <w:rPr>
+          <w:rFonts w:hint="default" w:ascii="Arial" w:hAnsi="Arial" w:cs="Arial"/>
           <w:sz w:val="28"/>
-        </w:rPr>
-      </w:pPr>
-      <w:r>
-        <w:rPr>
+          <w:lang w:val="en-US"/>
+        </w:rPr>
+      </w:pPr>
+      <w:r>
+        <w:rPr>
+          <w:rFonts w:hint="default" w:ascii="Arial" w:hAnsi="Arial" w:cs="Arial"/>
           <w:sz w:val="28"/>
         </w:rPr>
-        <w:t>Version 1.0</w:t>
-      </w:r>
-    </w:p>
-    <w:p>
-      <w:pPr>
-        <w:pStyle w:val="31"/>
-        <w:rPr>
+        <w:t>Version 1.</w:t>
+      </w:r>
+      <w:r>
+        <w:rPr>
+          <w:rFonts w:hint="default" w:ascii="Arial" w:hAnsi="Arial" w:cs="Arial"/>
           <w:sz w:val="28"/>
+          <w:lang w:val="en-US"/>
+        </w:rPr>
+        <w:t>1</w:t>
+      </w:r>
+    </w:p>
+    <w:p>
+      <w:pPr>
+        <w:pStyle w:val="33"/>
+        <w:rPr>
+          <w:rFonts w:hint="default" w:ascii="Arial" w:hAnsi="Arial" w:cs="Arial"/>
+          <w:sz w:val="28"/>
         </w:rPr>
       </w:pPr>
     </w:p>
     <w:p>
       <w:pPr>
         <w:jc w:val="right"/>
-      </w:pPr>
-    </w:p>
-    <w:p>
-      <w:pPr>
-        <w:pStyle w:val="51"/>
-      </w:pPr>
-      <w:r>
+        <w:rPr>
+          <w:rFonts w:hint="default" w:ascii="Arial" w:hAnsi="Arial" w:cs="Arial"/>
+        </w:rPr>
+      </w:pPr>
+    </w:p>
+    <w:p>
+      <w:pPr>
+        <w:pStyle w:val="53"/>
+        <w:rPr>
+          <w:rFonts w:hint="default" w:ascii="Arial" w:hAnsi="Arial" w:cs="Arial"/>
+        </w:rPr>
+      </w:pPr>
+      <w:r>
+        <w:rPr>
+          <w:rFonts w:hint="default" w:ascii="Arial" w:hAnsi="Arial" w:cs="Arial"/>
+        </w:rPr>
         <w:t xml:space="preserve"> </w:t>
       </w:r>
     </w:p>
     <w:p>
       <w:pPr>
-        <w:pStyle w:val="51"/>
+        <w:pStyle w:val="53"/>
+        <w:rPr>
+          <w:rFonts w:hint="default" w:ascii="Arial" w:hAnsi="Arial" w:cs="Arial"/>
+        </w:rPr>
         <w:sectPr>
           <w:headerReference r:id="rId5" w:type="default"/>
           <w:footerReference r:id="rId6" w:type="even"/>
@@ -95,9 +169,15 @@
     </w:p>
     <w:p>
       <w:pPr>
-        <w:pStyle w:val="31"/>
-      </w:pPr>
-      <w:r>
+        <w:pStyle w:val="33"/>
+        <w:rPr>
+          <w:rFonts w:hint="default" w:ascii="Arial" w:hAnsi="Arial" w:cs="Arial"/>
+        </w:rPr>
+      </w:pPr>
+      <w:r>
+        <w:rPr>
+          <w:rFonts w:hint="default" w:ascii="Arial" w:hAnsi="Arial" w:cs="Arial"/>
+        </w:rPr>
         <w:t>Revision History</w:t>
       </w:r>
     </w:p>
@@ -152,14 +232,16 @@
           </w:tcPr>
           <w:p>
             <w:pPr>
-              <w:pStyle w:val="44"/>
+              <w:pStyle w:val="46"/>
               <w:jc w:val="center"/>
               <w:rPr>
+                <w:rFonts w:hint="default" w:ascii="Arial" w:hAnsi="Arial" w:cs="Arial"/>
                 <w:b/>
               </w:rPr>
             </w:pPr>
             <w:r>
               <w:rPr>
+                <w:rFonts w:hint="default" w:ascii="Arial" w:hAnsi="Arial" w:cs="Arial"/>
                 <w:b/>
               </w:rPr>
               <w:t>Date</w:t>
@@ -173,14 +255,16 @@
           </w:tcPr>
           <w:p>
             <w:pPr>
-              <w:pStyle w:val="44"/>
+              <w:pStyle w:val="46"/>
               <w:jc w:val="center"/>
               <w:rPr>
+                <w:rFonts w:hint="default" w:ascii="Arial" w:hAnsi="Arial" w:cs="Arial"/>
                 <w:b/>
               </w:rPr>
             </w:pPr>
             <w:r>
               <w:rPr>
+                <w:rFonts w:hint="default" w:ascii="Arial" w:hAnsi="Arial" w:cs="Arial"/>
                 <w:b/>
               </w:rPr>
               <w:t>Version</w:t>
@@ -194,14 +278,16 @@
           </w:tcPr>
           <w:p>
             <w:pPr>
-              <w:pStyle w:val="44"/>
+              <w:pStyle w:val="46"/>
               <w:jc w:val="center"/>
               <w:rPr>
+                <w:rFonts w:hint="default" w:ascii="Arial" w:hAnsi="Arial" w:cs="Arial"/>
                 <w:b/>
               </w:rPr>
             </w:pPr>
             <w:r>
               <w:rPr>
+                <w:rFonts w:hint="default" w:ascii="Arial" w:hAnsi="Arial" w:cs="Arial"/>
                 <w:b/>
               </w:rPr>
               <w:t>Description</w:t>
@@ -215,14 +301,16 @@
           </w:tcPr>
           <w:p>
             <w:pPr>
-              <w:pStyle w:val="44"/>
+              <w:pStyle w:val="46"/>
               <w:jc w:val="center"/>
               <w:rPr>
+                <w:rFonts w:hint="default" w:ascii="Arial" w:hAnsi="Arial" w:cs="Arial"/>
                 <w:b/>
               </w:rPr>
             </w:pPr>
             <w:r>
               <w:rPr>
+                <w:rFonts w:hint="default" w:ascii="Arial" w:hAnsi="Arial" w:cs="Arial"/>
                 <w:b/>
               </w:rPr>
               <w:t>Author</w:t>
@@ -256,9 +344,15 @@
           </w:tcPr>
           <w:p>
             <w:pPr>
-              <w:pStyle w:val="44"/>
-            </w:pPr>
-            <w:r>
+              <w:pStyle w:val="46"/>
+              <w:rPr>
+                <w:rFonts w:hint="default" w:ascii="Arial" w:hAnsi="Arial" w:cs="Arial"/>
+              </w:rPr>
+            </w:pPr>
+            <w:r>
+              <w:rPr>
+                <w:rFonts w:hint="default" w:ascii="Arial" w:hAnsi="Arial" w:cs="Arial"/>
+              </w:rPr>
               <w:t>11/08/2026</w:t>
             </w:r>
           </w:p>
@@ -269,9 +363,15 @@
           </w:tcPr>
           <w:p>
             <w:pPr>
-              <w:pStyle w:val="44"/>
-            </w:pPr>
-            <w:r>
+              <w:pStyle w:val="46"/>
+              <w:rPr>
+                <w:rFonts w:hint="default" w:ascii="Arial" w:hAnsi="Arial" w:cs="Arial"/>
+              </w:rPr>
+            </w:pPr>
+            <w:r>
+              <w:rPr>
+                <w:rFonts w:hint="default" w:ascii="Arial" w:hAnsi="Arial" w:cs="Arial"/>
+              </w:rPr>
               <w:t>1.0</w:t>
             </w:r>
           </w:p>
@@ -282,9 +382,15 @@
           </w:tcPr>
           <w:p>
             <w:pPr>
-              <w:pStyle w:val="44"/>
-            </w:pPr>
-            <w:r>
+              <w:pStyle w:val="46"/>
+              <w:rPr>
+                <w:rFonts w:hint="default" w:ascii="Arial" w:hAnsi="Arial" w:cs="Arial"/>
+              </w:rPr>
+            </w:pPr>
+            <w:r>
+              <w:rPr>
+                <w:rFonts w:hint="default" w:ascii="Arial" w:hAnsi="Arial" w:cs="Arial"/>
+              </w:rPr>
               <w:t>Initial draft</w:t>
             </w:r>
           </w:p>
@@ -295,9 +401,15 @@
           </w:tcPr>
           <w:p>
             <w:pPr>
-              <w:pStyle w:val="44"/>
-            </w:pPr>
-            <w:r>
+              <w:pStyle w:val="46"/>
+              <w:rPr>
+                <w:rFonts w:hint="default" w:ascii="Arial" w:hAnsi="Arial" w:cs="Arial"/>
+              </w:rPr>
+            </w:pPr>
+            <w:r>
+              <w:rPr>
+                <w:rFonts w:hint="default" w:ascii="Arial" w:hAnsi="Arial" w:cs="Arial"/>
+              </w:rPr>
               <w:t>Nguyễn Hoài Đức</w:t>
             </w:r>
           </w:p>
@@ -329,8 +441,19 @@
           </w:tcPr>
           <w:p>
             <w:pPr>
-              <w:pStyle w:val="44"/>
-            </w:pPr>
+              <w:pStyle w:val="46"/>
+              <w:rPr>
+                <w:rFonts w:hint="default" w:ascii="Arial" w:hAnsi="Arial" w:cs="Arial"/>
+                <w:lang w:val="en-US"/>
+              </w:rPr>
+            </w:pPr>
+            <w:r>
+              <w:rPr>
+                <w:rFonts w:hint="default" w:ascii="Arial" w:hAnsi="Arial" w:cs="Arial"/>
+                <w:lang w:val="en-US"/>
+              </w:rPr>
+              <w:t>01/09/2026</w:t>
+            </w:r>
           </w:p>
         </w:tc>
         <w:tc>
@@ -339,8 +462,19 @@
           </w:tcPr>
           <w:p>
             <w:pPr>
-              <w:pStyle w:val="44"/>
-            </w:pPr>
+              <w:pStyle w:val="46"/>
+              <w:rPr>
+                <w:rFonts w:hint="default" w:ascii="Arial" w:hAnsi="Arial" w:cs="Arial"/>
+                <w:lang w:val="en-US"/>
+              </w:rPr>
+            </w:pPr>
+            <w:r>
+              <w:rPr>
+                <w:rFonts w:hint="default" w:ascii="Arial" w:hAnsi="Arial" w:cs="Arial"/>
+                <w:lang w:val="en-US"/>
+              </w:rPr>
+              <w:t>1.1</w:t>
+            </w:r>
           </w:p>
         </w:tc>
         <w:tc>
@@ -349,8 +483,17 @@
           </w:tcPr>
           <w:p>
             <w:pPr>
-              <w:pStyle w:val="44"/>
-            </w:pPr>
+              <w:pStyle w:val="46"/>
+              <w:rPr>
+                <w:rFonts w:hint="default" w:ascii="Arial" w:hAnsi="Arial" w:cs="Arial"/>
+              </w:rPr>
+            </w:pPr>
+            <w:r>
+              <w:rPr>
+                <w:rFonts w:hint="default" w:ascii="Arial" w:hAnsi="Arial" w:cs="Arial"/>
+              </w:rPr>
+              <w:t>Updated test environment, tools, and PA5 automated testing scope using Selenium WebDriver and pytest.</w:t>
+            </w:r>
           </w:p>
         </w:tc>
         <w:tc>
@@ -359,8 +502,19 @@
           </w:tcPr>
           <w:p>
             <w:pPr>
-              <w:pStyle w:val="44"/>
-            </w:pPr>
+              <w:pStyle w:val="46"/>
+              <w:rPr>
+                <w:rFonts w:hint="default" w:ascii="Arial" w:hAnsi="Arial" w:cs="Arial"/>
+                <w:lang w:val="en-US"/>
+              </w:rPr>
+            </w:pPr>
+            <w:r>
+              <w:rPr>
+                <w:rFonts w:hint="default" w:ascii="Arial" w:hAnsi="Arial" w:cs="Arial"/>
+                <w:lang w:val="en-US"/>
+              </w:rPr>
+              <w:t>Lê Thanh Hải</w:t>
+            </w:r>
           </w:p>
         </w:tc>
       </w:tr>
@@ -390,7 +544,10 @@
           </w:tcPr>
           <w:p>
             <w:pPr>
-              <w:pStyle w:val="44"/>
+              <w:pStyle w:val="46"/>
+              <w:rPr>
+                <w:rFonts w:hint="default" w:ascii="Arial" w:hAnsi="Arial" w:cs="Arial"/>
+              </w:rPr>
             </w:pPr>
           </w:p>
         </w:tc>
@@ -400,7 +557,10 @@
           </w:tcPr>
           <w:p>
             <w:pPr>
-              <w:pStyle w:val="44"/>
+              <w:pStyle w:val="46"/>
+              <w:rPr>
+                <w:rFonts w:hint="default" w:ascii="Arial" w:hAnsi="Arial" w:cs="Arial"/>
+              </w:rPr>
             </w:pPr>
           </w:p>
         </w:tc>
@@ -410,7 +570,10 @@
           </w:tcPr>
           <w:p>
             <w:pPr>
-              <w:pStyle w:val="44"/>
+              <w:pStyle w:val="46"/>
+              <w:rPr>
+                <w:rFonts w:hint="default" w:ascii="Arial" w:hAnsi="Arial" w:cs="Arial"/>
+              </w:rPr>
             </w:pPr>
           </w:p>
         </w:tc>
@@ -420,7 +583,10 @@
           </w:tcPr>
           <w:p>
             <w:pPr>
-              <w:pStyle w:val="44"/>
+              <w:pStyle w:val="46"/>
+              <w:rPr>
+                <w:rFonts w:hint="default" w:ascii="Arial" w:hAnsi="Arial" w:cs="Arial"/>
+              </w:rPr>
             </w:pPr>
           </w:p>
         </w:tc>
@@ -451,7 +617,10 @@
           </w:tcPr>
           <w:p>
             <w:pPr>
-              <w:pStyle w:val="44"/>
+              <w:pStyle w:val="46"/>
+              <w:rPr>
+                <w:rFonts w:hint="default" w:ascii="Arial" w:hAnsi="Arial" w:cs="Arial"/>
+              </w:rPr>
             </w:pPr>
           </w:p>
         </w:tc>
@@ -461,7 +630,10 @@
           </w:tcPr>
           <w:p>
             <w:pPr>
-              <w:pStyle w:val="44"/>
+              <w:pStyle w:val="46"/>
+              <w:rPr>
+                <w:rFonts w:hint="default" w:ascii="Arial" w:hAnsi="Arial" w:cs="Arial"/>
+              </w:rPr>
             </w:pPr>
           </w:p>
         </w:tc>
@@ -471,7 +643,10 @@
           </w:tcPr>
           <w:p>
             <w:pPr>
-              <w:pStyle w:val="44"/>
+              <w:pStyle w:val="46"/>
+              <w:rPr>
+                <w:rFonts w:hint="default" w:ascii="Arial" w:hAnsi="Arial" w:cs="Arial"/>
+              </w:rPr>
             </w:pPr>
           </w:p>
         </w:tc>
@@ -481,427 +656,676 @@
           </w:tcPr>
           <w:p>
             <w:pPr>
-              <w:pStyle w:val="44"/>
+              <w:pStyle w:val="46"/>
+              <w:rPr>
+                <w:rFonts w:hint="default" w:ascii="Arial" w:hAnsi="Arial" w:cs="Arial"/>
+              </w:rPr>
             </w:pPr>
           </w:p>
         </w:tc>
       </w:tr>
     </w:tbl>
-    <w:p/>
-    <w:p>
-      <w:pPr>
-        <w:pStyle w:val="31"/>
-      </w:pPr>
-      <w:r>
+    <w:p>
+      <w:pPr>
+        <w:rPr>
+          <w:rFonts w:hint="default" w:ascii="Arial" w:hAnsi="Arial" w:cs="Arial"/>
+        </w:rPr>
+      </w:pPr>
+    </w:p>
+    <w:p>
+      <w:pPr>
+        <w:pStyle w:val="33"/>
+        <w:rPr>
+          <w:rFonts w:hint="default" w:ascii="Arial" w:hAnsi="Arial" w:cs="Arial"/>
+        </w:rPr>
+      </w:pPr>
+      <w:r>
+        <w:rPr>
+          <w:rFonts w:hint="default" w:ascii="Arial" w:hAnsi="Arial" w:cs="Arial"/>
+        </w:rPr>
         <w:br w:type="page"/>
       </w:r>
       <w:r>
+        <w:rPr>
+          <w:rFonts w:hint="default" w:ascii="Arial" w:hAnsi="Arial" w:cs="Arial"/>
+        </w:rPr>
         <w:t>Table of Contents</w:t>
       </w:r>
     </w:p>
     <w:p>
       <w:pPr>
-        <w:pStyle w:val="32"/>
+        <w:pStyle w:val="34"/>
         <w:tabs>
           <w:tab w:val="left" w:pos="432"/>
         </w:tabs>
         <w:rPr>
-          <w:rFonts w:asciiTheme="minorHAnsi" w:hAnsiTheme="minorHAnsi" w:eastAsiaTheme="minorEastAsia" w:cstheme="minorBidi"/>
+          <w:rFonts w:hint="default" w:ascii="Arial" w:hAnsi="Arial" w:cs="Arial" w:eastAsiaTheme="minorEastAsia"/>
           <w:sz w:val="22"/>
           <w:szCs w:val="22"/>
         </w:rPr>
       </w:pPr>
       <w:r>
+        <w:rPr>
+          <w:rFonts w:hint="default" w:ascii="Arial" w:hAnsi="Arial" w:cs="Arial"/>
+        </w:rPr>
         <w:fldChar w:fldCharType="begin"/>
       </w:r>
       <w:r>
+        <w:rPr>
+          <w:rFonts w:hint="default" w:ascii="Arial" w:hAnsi="Arial" w:cs="Arial"/>
+        </w:rPr>
         <w:instrText xml:space="preserve"> TOC \o "1-3" </w:instrText>
       </w:r>
       <w:r>
+        <w:rPr>
+          <w:rFonts w:hint="default" w:ascii="Arial" w:hAnsi="Arial" w:cs="Arial"/>
+        </w:rPr>
         <w:fldChar w:fldCharType="separate"/>
       </w:r>
       <w:r>
+        <w:rPr>
+          <w:rFonts w:hint="default" w:ascii="Arial" w:hAnsi="Arial" w:cs="Arial"/>
+        </w:rPr>
         <w:t>1.</w:t>
       </w:r>
       <w:r>
         <w:rPr>
-          <w:rFonts w:asciiTheme="minorHAnsi" w:hAnsiTheme="minorHAnsi" w:eastAsiaTheme="minorEastAsia" w:cstheme="minorBidi"/>
+          <w:rFonts w:hint="default" w:ascii="Arial" w:hAnsi="Arial" w:cs="Arial" w:eastAsiaTheme="minorEastAsia"/>
           <w:sz w:val="22"/>
           <w:szCs w:val="22"/>
         </w:rPr>
         <w:tab/>
       </w:r>
       <w:r>
+        <w:rPr>
+          <w:rFonts w:hint="default" w:ascii="Arial" w:hAnsi="Arial" w:cs="Arial"/>
+        </w:rPr>
         <w:t>Introduction</w:t>
       </w:r>
       <w:r>
+        <w:rPr>
+          <w:rFonts w:hint="default" w:ascii="Arial" w:hAnsi="Arial" w:cs="Arial"/>
+        </w:rPr>
         <w:tab/>
       </w:r>
       <w:r>
+        <w:rPr>
+          <w:rFonts w:hint="default" w:ascii="Arial" w:hAnsi="Arial" w:cs="Arial"/>
+        </w:rPr>
         <w:fldChar w:fldCharType="begin"/>
       </w:r>
       <w:r>
+        <w:rPr>
+          <w:rFonts w:hint="default" w:ascii="Arial" w:hAnsi="Arial" w:cs="Arial"/>
+        </w:rPr>
         <w:instrText xml:space="preserve"> PAGEREF _Toc237620307 \h </w:instrText>
       </w:r>
       <w:r>
+        <w:rPr>
+          <w:rFonts w:hint="default" w:ascii="Arial" w:hAnsi="Arial" w:cs="Arial"/>
+        </w:rPr>
         <w:fldChar w:fldCharType="separate"/>
       </w:r>
       <w:r>
+        <w:rPr>
+          <w:rFonts w:hint="default" w:ascii="Arial" w:hAnsi="Arial" w:cs="Arial"/>
+        </w:rPr>
         <w:t>4</w:t>
       </w:r>
       <w:r>
+        <w:rPr>
+          <w:rFonts w:hint="default" w:ascii="Arial" w:hAnsi="Arial" w:cs="Arial"/>
+        </w:rPr>
         <w:fldChar w:fldCharType="end"/>
       </w:r>
     </w:p>
     <w:p>
       <w:pPr>
-        <w:pStyle w:val="32"/>
+        <w:pStyle w:val="34"/>
         <w:tabs>
           <w:tab w:val="left" w:pos="432"/>
         </w:tabs>
         <w:rPr>
-          <w:rFonts w:asciiTheme="minorHAnsi" w:hAnsiTheme="minorHAnsi" w:eastAsiaTheme="minorEastAsia" w:cstheme="minorBidi"/>
+          <w:rFonts w:hint="default" w:ascii="Arial" w:hAnsi="Arial" w:cs="Arial" w:eastAsiaTheme="minorEastAsia"/>
           <w:sz w:val="22"/>
           <w:szCs w:val="22"/>
         </w:rPr>
       </w:pPr>
       <w:r>
+        <w:rPr>
+          <w:rFonts w:hint="default" w:ascii="Arial" w:hAnsi="Arial" w:cs="Arial"/>
+        </w:rPr>
         <w:t>2.</w:t>
       </w:r>
       <w:r>
         <w:rPr>
-          <w:rFonts w:asciiTheme="minorHAnsi" w:hAnsiTheme="minorHAnsi" w:eastAsiaTheme="minorEastAsia" w:cstheme="minorBidi"/>
+          <w:rFonts w:hint="default" w:ascii="Arial" w:hAnsi="Arial" w:cs="Arial" w:eastAsiaTheme="minorEastAsia"/>
           <w:sz w:val="22"/>
           <w:szCs w:val="22"/>
         </w:rPr>
         <w:tab/>
       </w:r>
       <w:r>
+        <w:rPr>
+          <w:rFonts w:hint="default" w:ascii="Arial" w:hAnsi="Arial" w:cs="Arial"/>
+        </w:rPr>
         <w:t>Target Test Items</w:t>
       </w:r>
       <w:r>
+        <w:rPr>
+          <w:rFonts w:hint="default" w:ascii="Arial" w:hAnsi="Arial" w:cs="Arial"/>
+        </w:rPr>
         <w:tab/>
       </w:r>
       <w:r>
+        <w:rPr>
+          <w:rFonts w:hint="default" w:ascii="Arial" w:hAnsi="Arial" w:cs="Arial"/>
+        </w:rPr>
         <w:fldChar w:fldCharType="begin"/>
       </w:r>
       <w:r>
+        <w:rPr>
+          <w:rFonts w:hint="default" w:ascii="Arial" w:hAnsi="Arial" w:cs="Arial"/>
+        </w:rPr>
         <w:instrText xml:space="preserve"> PAGEREF _Toc237620308 \h </w:instrText>
       </w:r>
       <w:r>
+        <w:rPr>
+          <w:rFonts w:hint="default" w:ascii="Arial" w:hAnsi="Arial" w:cs="Arial"/>
+        </w:rPr>
         <w:fldChar w:fldCharType="separate"/>
       </w:r>
       <w:r>
+        <w:rPr>
+          <w:rFonts w:hint="default" w:ascii="Arial" w:hAnsi="Arial" w:cs="Arial"/>
+        </w:rPr>
         <w:t>4</w:t>
       </w:r>
       <w:r>
+        <w:rPr>
+          <w:rFonts w:hint="default" w:ascii="Arial" w:hAnsi="Arial" w:cs="Arial"/>
+        </w:rPr>
         <w:fldChar w:fldCharType="end"/>
       </w:r>
     </w:p>
     <w:p>
       <w:pPr>
-        <w:pStyle w:val="32"/>
+        <w:pStyle w:val="34"/>
         <w:tabs>
           <w:tab w:val="left" w:pos="432"/>
         </w:tabs>
         <w:rPr>
-          <w:rFonts w:asciiTheme="minorHAnsi" w:hAnsiTheme="minorHAnsi" w:eastAsiaTheme="minorEastAsia" w:cstheme="minorBidi"/>
+          <w:rFonts w:hint="default" w:ascii="Arial" w:hAnsi="Arial" w:cs="Arial" w:eastAsiaTheme="minorEastAsia"/>
           <w:sz w:val="22"/>
           <w:szCs w:val="22"/>
         </w:rPr>
       </w:pPr>
       <w:r>
+        <w:rPr>
+          <w:rFonts w:hint="default" w:ascii="Arial" w:hAnsi="Arial" w:cs="Arial"/>
+        </w:rPr>
         <w:t>3.</w:t>
       </w:r>
       <w:r>
         <w:rPr>
-          <w:rFonts w:asciiTheme="minorHAnsi" w:hAnsiTheme="minorHAnsi" w:eastAsiaTheme="minorEastAsia" w:cstheme="minorBidi"/>
+          <w:rFonts w:hint="default" w:ascii="Arial" w:hAnsi="Arial" w:cs="Arial" w:eastAsiaTheme="minorEastAsia"/>
           <w:sz w:val="22"/>
           <w:szCs w:val="22"/>
         </w:rPr>
         <w:tab/>
       </w:r>
       <w:r>
+        <w:rPr>
+          <w:rFonts w:hint="default" w:ascii="Arial" w:hAnsi="Arial" w:cs="Arial"/>
+        </w:rPr>
         <w:t>Environmental Needs</w:t>
       </w:r>
       <w:r>
+        <w:rPr>
+          <w:rFonts w:hint="default" w:ascii="Arial" w:hAnsi="Arial" w:cs="Arial"/>
+        </w:rPr>
         <w:tab/>
       </w:r>
       <w:r>
+        <w:rPr>
+          <w:rFonts w:hint="default" w:ascii="Arial" w:hAnsi="Arial" w:cs="Arial"/>
+        </w:rPr>
         <w:fldChar w:fldCharType="begin"/>
       </w:r>
       <w:r>
+        <w:rPr>
+          <w:rFonts w:hint="default" w:ascii="Arial" w:hAnsi="Arial" w:cs="Arial"/>
+        </w:rPr>
         <w:instrText xml:space="preserve"> PAGEREF _Toc237620309 \h </w:instrText>
       </w:r>
       <w:r>
+        <w:rPr>
+          <w:rFonts w:hint="default" w:ascii="Arial" w:hAnsi="Arial" w:cs="Arial"/>
+        </w:rPr>
         <w:fldChar w:fldCharType="separate"/>
       </w:r>
       <w:r>
+        <w:rPr>
+          <w:rFonts w:hint="default" w:ascii="Arial" w:hAnsi="Arial" w:cs="Arial"/>
+        </w:rPr>
         <w:t>5</w:t>
       </w:r>
       <w:r>
+        <w:rPr>
+          <w:rFonts w:hint="default" w:ascii="Arial" w:hAnsi="Arial" w:cs="Arial"/>
+        </w:rPr>
         <w:fldChar w:fldCharType="end"/>
       </w:r>
     </w:p>
     <w:p>
       <w:pPr>
-        <w:pStyle w:val="33"/>
+        <w:pStyle w:val="35"/>
         <w:tabs>
           <w:tab w:val="left" w:pos="1000"/>
         </w:tabs>
         <w:rPr>
-          <w:rFonts w:asciiTheme="minorHAnsi" w:hAnsiTheme="minorHAnsi" w:eastAsiaTheme="minorEastAsia" w:cstheme="minorBidi"/>
+          <w:rFonts w:hint="default" w:ascii="Arial" w:hAnsi="Arial" w:cs="Arial" w:eastAsiaTheme="minorEastAsia"/>
           <w:sz w:val="22"/>
           <w:szCs w:val="22"/>
         </w:rPr>
       </w:pPr>
       <w:r>
+        <w:rPr>
+          <w:rFonts w:hint="default" w:ascii="Arial" w:hAnsi="Arial" w:cs="Arial"/>
+        </w:rPr>
         <w:t>3.1</w:t>
       </w:r>
       <w:r>
         <w:rPr>
-          <w:rFonts w:asciiTheme="minorHAnsi" w:hAnsiTheme="minorHAnsi" w:eastAsiaTheme="minorEastAsia" w:cstheme="minorBidi"/>
+          <w:rFonts w:hint="default" w:ascii="Arial" w:hAnsi="Arial" w:cs="Arial" w:eastAsiaTheme="minorEastAsia"/>
           <w:sz w:val="22"/>
           <w:szCs w:val="22"/>
         </w:rPr>
         <w:tab/>
       </w:r>
       <w:r>
+        <w:rPr>
+          <w:rFonts w:hint="default" w:ascii="Arial" w:hAnsi="Arial" w:cs="Arial"/>
+        </w:rPr>
         <w:t>Hardware Requirements</w:t>
       </w:r>
       <w:r>
+        <w:rPr>
+          <w:rFonts w:hint="default" w:ascii="Arial" w:hAnsi="Arial" w:cs="Arial"/>
+        </w:rPr>
         <w:tab/>
       </w:r>
       <w:r>
+        <w:rPr>
+          <w:rFonts w:hint="default" w:ascii="Arial" w:hAnsi="Arial" w:cs="Arial"/>
+        </w:rPr>
         <w:fldChar w:fldCharType="begin"/>
       </w:r>
       <w:r>
+        <w:rPr>
+          <w:rFonts w:hint="default" w:ascii="Arial" w:hAnsi="Arial" w:cs="Arial"/>
+        </w:rPr>
         <w:instrText xml:space="preserve"> PAGEREF _Toc237620310 \h </w:instrText>
       </w:r>
       <w:r>
+        <w:rPr>
+          <w:rFonts w:hint="default" w:ascii="Arial" w:hAnsi="Arial" w:cs="Arial"/>
+        </w:rPr>
         <w:fldChar w:fldCharType="separate"/>
       </w:r>
       <w:r>
+        <w:rPr>
+          <w:rFonts w:hint="default" w:ascii="Arial" w:hAnsi="Arial" w:cs="Arial"/>
+        </w:rPr>
         <w:t>5</w:t>
       </w:r>
       <w:r>
+        <w:rPr>
+          <w:rFonts w:hint="default" w:ascii="Arial" w:hAnsi="Arial" w:cs="Arial"/>
+        </w:rPr>
         <w:fldChar w:fldCharType="end"/>
       </w:r>
     </w:p>
     <w:p>
       <w:pPr>
-        <w:pStyle w:val="33"/>
+        <w:pStyle w:val="35"/>
         <w:tabs>
           <w:tab w:val="left" w:pos="1000"/>
         </w:tabs>
         <w:rPr>
-          <w:rFonts w:asciiTheme="minorHAnsi" w:hAnsiTheme="minorHAnsi" w:eastAsiaTheme="minorEastAsia" w:cstheme="minorBidi"/>
+          <w:rFonts w:hint="default" w:ascii="Arial" w:hAnsi="Arial" w:cs="Arial" w:eastAsiaTheme="minorEastAsia"/>
           <w:sz w:val="22"/>
           <w:szCs w:val="22"/>
         </w:rPr>
       </w:pPr>
       <w:r>
+        <w:rPr>
+          <w:rFonts w:hint="default" w:ascii="Arial" w:hAnsi="Arial" w:cs="Arial"/>
+        </w:rPr>
         <w:t>3.2</w:t>
       </w:r>
       <w:r>
         <w:rPr>
-          <w:rFonts w:asciiTheme="minorHAnsi" w:hAnsiTheme="minorHAnsi" w:eastAsiaTheme="minorEastAsia" w:cstheme="minorBidi"/>
+          <w:rFonts w:hint="default" w:ascii="Arial" w:hAnsi="Arial" w:cs="Arial" w:eastAsiaTheme="minorEastAsia"/>
           <w:sz w:val="22"/>
           <w:szCs w:val="22"/>
         </w:rPr>
         <w:tab/>
       </w:r>
       <w:r>
+        <w:rPr>
+          <w:rFonts w:hint="default" w:ascii="Arial" w:hAnsi="Arial" w:cs="Arial"/>
+        </w:rPr>
         <w:t>Software in the Test Environment</w:t>
       </w:r>
       <w:r>
+        <w:rPr>
+          <w:rFonts w:hint="default" w:ascii="Arial" w:hAnsi="Arial" w:cs="Arial"/>
+        </w:rPr>
         <w:tab/>
       </w:r>
       <w:r>
+        <w:rPr>
+          <w:rFonts w:hint="default" w:ascii="Arial" w:hAnsi="Arial" w:cs="Arial"/>
+        </w:rPr>
         <w:fldChar w:fldCharType="begin"/>
       </w:r>
       <w:r>
+        <w:rPr>
+          <w:rFonts w:hint="default" w:ascii="Arial" w:hAnsi="Arial" w:cs="Arial"/>
+        </w:rPr>
         <w:instrText xml:space="preserve"> PAGEREF _Toc237620311 \h </w:instrText>
       </w:r>
       <w:r>
+        <w:rPr>
+          <w:rFonts w:hint="default" w:ascii="Arial" w:hAnsi="Arial" w:cs="Arial"/>
+        </w:rPr>
         <w:fldChar w:fldCharType="separate"/>
       </w:r>
       <w:r>
+        <w:rPr>
+          <w:rFonts w:hint="default" w:ascii="Arial" w:hAnsi="Arial" w:cs="Arial"/>
+        </w:rPr>
         <w:t>5</w:t>
       </w:r>
       <w:r>
+        <w:rPr>
+          <w:rFonts w:hint="default" w:ascii="Arial" w:hAnsi="Arial" w:cs="Arial"/>
+        </w:rPr>
         <w:fldChar w:fldCharType="end"/>
       </w:r>
     </w:p>
     <w:p>
       <w:pPr>
-        <w:pStyle w:val="33"/>
+        <w:pStyle w:val="35"/>
         <w:tabs>
           <w:tab w:val="left" w:pos="1000"/>
         </w:tabs>
         <w:rPr>
-          <w:rFonts w:asciiTheme="minorHAnsi" w:hAnsiTheme="minorHAnsi" w:eastAsiaTheme="minorEastAsia" w:cstheme="minorBidi"/>
+          <w:rFonts w:hint="default" w:ascii="Arial" w:hAnsi="Arial" w:cs="Arial" w:eastAsiaTheme="minorEastAsia"/>
           <w:sz w:val="22"/>
           <w:szCs w:val="22"/>
         </w:rPr>
       </w:pPr>
       <w:r>
+        <w:rPr>
+          <w:rFonts w:hint="default" w:ascii="Arial" w:hAnsi="Arial" w:cs="Arial"/>
+        </w:rPr>
         <w:t>3.3</w:t>
       </w:r>
       <w:r>
         <w:rPr>
-          <w:rFonts w:asciiTheme="minorHAnsi" w:hAnsiTheme="minorHAnsi" w:eastAsiaTheme="minorEastAsia" w:cstheme="minorBidi"/>
+          <w:rFonts w:hint="default" w:ascii="Arial" w:hAnsi="Arial" w:cs="Arial" w:eastAsiaTheme="minorEastAsia"/>
           <w:sz w:val="22"/>
           <w:szCs w:val="22"/>
         </w:rPr>
         <w:tab/>
       </w:r>
       <w:r>
+        <w:rPr>
+          <w:rFonts w:hint="default" w:ascii="Arial" w:hAnsi="Arial" w:cs="Arial"/>
+        </w:rPr>
         <w:t>Productivity and Support Tools</w:t>
       </w:r>
       <w:r>
+        <w:rPr>
+          <w:rFonts w:hint="default" w:ascii="Arial" w:hAnsi="Arial" w:cs="Arial"/>
+        </w:rPr>
         <w:tab/>
       </w:r>
       <w:r>
+        <w:rPr>
+          <w:rFonts w:hint="default" w:ascii="Arial" w:hAnsi="Arial" w:cs="Arial"/>
+        </w:rPr>
         <w:fldChar w:fldCharType="begin"/>
       </w:r>
       <w:r>
+        <w:rPr>
+          <w:rFonts w:hint="default" w:ascii="Arial" w:hAnsi="Arial" w:cs="Arial"/>
+        </w:rPr>
         <w:instrText xml:space="preserve"> PAGEREF _Toc237620312 \h </w:instrText>
       </w:r>
       <w:r>
+        <w:rPr>
+          <w:rFonts w:hint="default" w:ascii="Arial" w:hAnsi="Arial" w:cs="Arial"/>
+        </w:rPr>
         <w:fldChar w:fldCharType="separate"/>
       </w:r>
       <w:r>
+        <w:rPr>
+          <w:rFonts w:hint="default" w:ascii="Arial" w:hAnsi="Arial" w:cs="Arial"/>
+        </w:rPr>
         <w:t>5</w:t>
       </w:r>
       <w:r>
+        <w:rPr>
+          <w:rFonts w:hint="default" w:ascii="Arial" w:hAnsi="Arial" w:cs="Arial"/>
+        </w:rPr>
         <w:fldChar w:fldCharType="end"/>
       </w:r>
     </w:p>
     <w:p>
       <w:pPr>
-        <w:pStyle w:val="32"/>
+        <w:pStyle w:val="34"/>
         <w:tabs>
           <w:tab w:val="left" w:pos="432"/>
         </w:tabs>
         <w:rPr>
-          <w:rFonts w:asciiTheme="minorHAnsi" w:hAnsiTheme="minorHAnsi" w:eastAsiaTheme="minorEastAsia" w:cstheme="minorBidi"/>
+          <w:rFonts w:hint="default" w:ascii="Arial" w:hAnsi="Arial" w:cs="Arial" w:eastAsiaTheme="minorEastAsia"/>
           <w:sz w:val="22"/>
           <w:szCs w:val="22"/>
         </w:rPr>
       </w:pPr>
       <w:r>
+        <w:rPr>
+          <w:rFonts w:hint="default" w:ascii="Arial" w:hAnsi="Arial" w:cs="Arial"/>
+        </w:rPr>
         <w:t>4.</w:t>
       </w:r>
       <w:r>
         <w:rPr>
-          <w:rFonts w:asciiTheme="minorHAnsi" w:hAnsiTheme="minorHAnsi" w:eastAsiaTheme="minorEastAsia" w:cstheme="minorBidi"/>
+          <w:rFonts w:hint="default" w:ascii="Arial" w:hAnsi="Arial" w:cs="Arial" w:eastAsiaTheme="minorEastAsia"/>
           <w:sz w:val="22"/>
           <w:szCs w:val="22"/>
         </w:rPr>
         <w:tab/>
       </w:r>
       <w:r>
+        <w:rPr>
+          <w:rFonts w:hint="default" w:ascii="Arial" w:hAnsi="Arial" w:cs="Arial"/>
+        </w:rPr>
         <w:t>Responsibilities, Staffing, and Training Needs</w:t>
       </w:r>
       <w:r>
+        <w:rPr>
+          <w:rFonts w:hint="default" w:ascii="Arial" w:hAnsi="Arial" w:cs="Arial"/>
+        </w:rPr>
         <w:tab/>
       </w:r>
       <w:r>
+        <w:rPr>
+          <w:rFonts w:hint="default" w:ascii="Arial" w:hAnsi="Arial" w:cs="Arial"/>
+        </w:rPr>
         <w:fldChar w:fldCharType="begin"/>
       </w:r>
       <w:r>
+        <w:rPr>
+          <w:rFonts w:hint="default" w:ascii="Arial" w:hAnsi="Arial" w:cs="Arial"/>
+        </w:rPr>
         <w:instrText xml:space="preserve"> PAGEREF _Toc237620313 \h </w:instrText>
       </w:r>
       <w:r>
+        <w:rPr>
+          <w:rFonts w:hint="default" w:ascii="Arial" w:hAnsi="Arial" w:cs="Arial"/>
+        </w:rPr>
         <w:fldChar w:fldCharType="separate"/>
       </w:r>
       <w:r>
+        <w:rPr>
+          <w:rFonts w:hint="default" w:ascii="Arial" w:hAnsi="Arial" w:cs="Arial"/>
+        </w:rPr>
         <w:t>6</w:t>
       </w:r>
       <w:r>
+        <w:rPr>
+          <w:rFonts w:hint="default" w:ascii="Arial" w:hAnsi="Arial" w:cs="Arial"/>
+        </w:rPr>
         <w:fldChar w:fldCharType="end"/>
       </w:r>
     </w:p>
     <w:p>
       <w:pPr>
-        <w:pStyle w:val="33"/>
+        <w:pStyle w:val="35"/>
         <w:tabs>
           <w:tab w:val="left" w:pos="1000"/>
         </w:tabs>
         <w:rPr>
-          <w:rFonts w:asciiTheme="minorHAnsi" w:hAnsiTheme="minorHAnsi" w:eastAsiaTheme="minorEastAsia" w:cstheme="minorBidi"/>
+          <w:rFonts w:hint="default" w:ascii="Arial" w:hAnsi="Arial" w:cs="Arial" w:eastAsiaTheme="minorEastAsia"/>
           <w:sz w:val="22"/>
           <w:szCs w:val="22"/>
         </w:rPr>
       </w:pPr>
       <w:r>
+        <w:rPr>
+          <w:rFonts w:hint="default" w:ascii="Arial" w:hAnsi="Arial" w:cs="Arial"/>
+        </w:rPr>
         <w:t>4.1</w:t>
       </w:r>
       <w:r>
         <w:rPr>
-          <w:rFonts w:asciiTheme="minorHAnsi" w:hAnsiTheme="minorHAnsi" w:eastAsiaTheme="minorEastAsia" w:cstheme="minorBidi"/>
+          <w:rFonts w:hint="default" w:ascii="Arial" w:hAnsi="Arial" w:cs="Arial" w:eastAsiaTheme="minorEastAsia"/>
           <w:sz w:val="22"/>
           <w:szCs w:val="22"/>
         </w:rPr>
         <w:tab/>
       </w:r>
       <w:r>
+        <w:rPr>
+          <w:rFonts w:hint="default" w:ascii="Arial" w:hAnsi="Arial" w:cs="Arial"/>
+        </w:rPr>
         <w:t>People and Roles</w:t>
       </w:r>
       <w:r>
+        <w:rPr>
+          <w:rFonts w:hint="default" w:ascii="Arial" w:hAnsi="Arial" w:cs="Arial"/>
+        </w:rPr>
         <w:tab/>
       </w:r>
       <w:r>
+        <w:rPr>
+          <w:rFonts w:hint="default" w:ascii="Arial" w:hAnsi="Arial" w:cs="Arial"/>
+        </w:rPr>
         <w:fldChar w:fldCharType="begin"/>
       </w:r>
       <w:r>
+        <w:rPr>
+          <w:rFonts w:hint="default" w:ascii="Arial" w:hAnsi="Arial" w:cs="Arial"/>
+        </w:rPr>
         <w:instrText xml:space="preserve"> PAGEREF _Toc237620314 \h </w:instrText>
       </w:r>
       <w:r>
+        <w:rPr>
+          <w:rFonts w:hint="default" w:ascii="Arial" w:hAnsi="Arial" w:cs="Arial"/>
+        </w:rPr>
         <w:fldChar w:fldCharType="separate"/>
       </w:r>
       <w:r>
+        <w:rPr>
+          <w:rFonts w:hint="default" w:ascii="Arial" w:hAnsi="Arial" w:cs="Arial"/>
+        </w:rPr>
         <w:t>6</w:t>
       </w:r>
       <w:r>
+        <w:rPr>
+          <w:rFonts w:hint="default" w:ascii="Arial" w:hAnsi="Arial" w:cs="Arial"/>
+        </w:rPr>
         <w:fldChar w:fldCharType="end"/>
       </w:r>
     </w:p>
     <w:p>
       <w:pPr>
-        <w:pStyle w:val="45"/>
+        <w:pStyle w:val="47"/>
         <w:ind w:left="450" w:firstLine="450"/>
-      </w:pPr>
-      <w:r>
+        <w:rPr>
+          <w:rFonts w:hint="default" w:ascii="Arial" w:hAnsi="Arial" w:cs="Arial"/>
+        </w:rPr>
+      </w:pPr>
+      <w:r>
+        <w:rPr>
+          <w:rFonts w:hint="default" w:ascii="Arial" w:hAnsi="Arial" w:cs="Arial"/>
+        </w:rPr>
         <w:fldChar w:fldCharType="end"/>
       </w:r>
       <w:r>
+        <w:rPr>
+          <w:rFonts w:hint="default" w:ascii="Arial" w:hAnsi="Arial" w:cs="Arial"/>
+        </w:rPr>
         <w:br w:type="page"/>
       </w:r>
       <w:r>
+        <w:rPr>
+          <w:rFonts w:hint="default" w:ascii="Arial" w:hAnsi="Arial" w:cs="Arial"/>
+        </w:rPr>
         <w:fldChar w:fldCharType="begin"/>
       </w:r>
       <w:r>
+        <w:rPr>
+          <w:rFonts w:hint="default" w:ascii="Arial" w:hAnsi="Arial" w:cs="Arial"/>
+        </w:rPr>
         <w:instrText xml:space="preserve"> TITLE  \* MERGEFORMAT </w:instrText>
       </w:r>
       <w:r>
+        <w:rPr>
+          <w:rFonts w:hint="default" w:ascii="Arial" w:hAnsi="Arial" w:cs="Arial"/>
+        </w:rPr>
         <w:fldChar w:fldCharType="separate"/>
       </w:r>
       <w:r>
+        <w:rPr>
+          <w:rFonts w:hint="default" w:ascii="Arial" w:hAnsi="Arial" w:cs="Arial"/>
+        </w:rPr>
         <w:t>&lt;Iteration/ Master&gt; Test Plan</w:t>
       </w:r>
       <w:r>
+        <w:rPr>
+          <w:rFonts w:hint="default" w:ascii="Arial" w:hAnsi="Arial" w:cs="Arial"/>
+        </w:rPr>
         <w:fldChar w:fldCharType="end"/>
       </w:r>
     </w:p>
     <w:p>
       <w:pPr>
         <w:pStyle w:val="2"/>
-      </w:pPr>
-      <w:bookmarkStart w:id="0" w:name="_Toc433104436"/>
-      <w:bookmarkStart w:id="1" w:name="_Toc237620307"/>
-      <w:r>
+        <w:rPr>
+          <w:rFonts w:hint="default" w:ascii="Arial" w:hAnsi="Arial" w:cs="Arial"/>
+        </w:rPr>
+      </w:pPr>
+      <w:bookmarkStart w:id="0" w:name="_Toc237620307"/>
+      <w:bookmarkStart w:id="1" w:name="_Toc433104436"/>
+      <w:r>
+        <w:rPr>
+          <w:rFonts w:hint="default" w:ascii="Arial" w:hAnsi="Arial" w:cs="Arial"/>
+        </w:rPr>
         <w:t>Introduction</w:t>
       </w:r>
       <w:bookmarkEnd w:id="0"/>
@@ -909,97 +1333,170 @@
     </w:p>
     <w:p>
       <w:pPr>
-        <w:pStyle w:val="51"/>
+        <w:pStyle w:val="53"/>
         <w:numPr>
-          <w:ilvl w:val="0"/>
-          <w:numId w:val="2"/>
+          <w:ilvl w:val="-2"/>
+          <w:numId w:val="0"/>
         </w:numPr>
-        <w:ind w:left="810"/>
-        <w:rPr>
+        <w:rPr>
+          <w:rFonts w:hint="default" w:ascii="Arial" w:hAnsi="Arial" w:cs="Arial"/>
           <w:i w:val="0"/>
           <w:color w:val="auto"/>
         </w:rPr>
       </w:pPr>
       <w:r>
         <w:rPr>
+          <w:rFonts w:hint="default" w:ascii="Arial" w:hAnsi="Arial" w:cs="Arial"/>
+          <w:b/>
+          <w:bCs/>
           <w:i w:val="0"/>
           <w:color w:val="auto"/>
         </w:rPr>
-        <w:t>Objectives: Define the test plan for the Wandora web application to perform Validation testing (ensuring the system meets user requirements) and Defect testing (detecting errors/deviations from specifications).</w:t>
-      </w:r>
-    </w:p>
-    <w:p>
-      <w:pPr>
-        <w:pStyle w:val="51"/>
-        <w:numPr>
-          <w:ilvl w:val="0"/>
-          <w:numId w:val="2"/>
-        </w:numPr>
-        <w:ind w:left="810"/>
-        <w:rPr>
+        <w:t>Objectives:</w:t>
+      </w:r>
+      <w:r>
+        <w:rPr>
+          <w:rFonts w:hint="default" w:ascii="Arial" w:hAnsi="Arial" w:cs="Arial"/>
           <w:i w:val="0"/>
           <w:color w:val="auto"/>
         </w:rPr>
-      </w:pPr>
-      <w:r>
-        <w:rPr>
+        <w:t xml:space="preserve"> </w:t>
+      </w:r>
+      <w:r>
+        <w:rPr>
+          <w:rFonts w:hint="default" w:ascii="Arial" w:hAnsi="Arial" w:cs="Arial"/>
           <w:i w:val="0"/>
           <w:color w:val="auto"/>
         </w:rPr>
-        <w:t>Main Content: The document covers the testing scope, target test items, environmental needs, staffing, and the test case design process based on use cases.</w:t>
-      </w:r>
-    </w:p>
-    <w:p>
-      <w:pPr>
-        <w:pStyle w:val="51"/>
+        <w:t>This Test Plan defines the testing strategy for the Wandora web application, an AI-assisted group travel planning system. The objectives of this document are to identify the scope of testing, define the target test items, describe the required test environment, and assign testing responsibilities.</w:t>
+      </w:r>
+    </w:p>
+    <w:p>
+      <w:pPr>
+        <w:pStyle w:val="53"/>
         <w:numPr>
-          <w:ilvl w:val="0"/>
-          <w:numId w:val="2"/>
+          <w:ilvl w:val="-2"/>
+          <w:numId w:val="0"/>
         </w:numPr>
-        <w:ind w:left="810"/>
-        <w:rPr>
+        <w:rPr>
+          <w:rFonts w:hint="default" w:ascii="Arial" w:hAnsi="Arial" w:cs="Arial"/>
           <w:i w:val="0"/>
           <w:color w:val="auto"/>
         </w:rPr>
       </w:pPr>
       <w:r>
         <w:rPr>
+          <w:rFonts w:hint="default" w:ascii="Arial" w:hAnsi="Arial" w:cs="Arial"/>
+          <w:b/>
+          <w:bCs/>
           <w:i w:val="0"/>
           <w:color w:val="auto"/>
         </w:rPr>
-        <w:t>Target Audience: Software developers, Independent testing team, and Stakeholders.</w:t>
-      </w:r>
-      <w:bookmarkStart w:id="27" w:name="_GoBack"/>
-      <w:bookmarkEnd w:id="27"/>
-    </w:p>
-    <w:p>
-      <w:pPr>
-        <w:pStyle w:val="51"/>
-        <w:numPr>
-          <w:ilvl w:val="0"/>
-          <w:numId w:val="2"/>
-        </w:numPr>
-        <w:ind w:left="810"/>
-        <w:rPr>
+        <w:t>Main Content:</w:t>
+      </w:r>
+      <w:r>
+        <w:rPr>
+          <w:rFonts w:hint="default" w:ascii="Arial" w:hAnsi="Arial" w:cs="Arial"/>
           <w:i w:val="0"/>
           <w:color w:val="auto"/>
         </w:rPr>
-      </w:pPr>
-      <w:r>
-        <w:rPr>
+        <w:t xml:space="preserve"> </w:t>
+      </w:r>
+      <w:r>
+        <w:rPr>
+          <w:rFonts w:hint="default" w:ascii="Arial" w:hAnsi="Arial" w:cs="Arial"/>
           <w:i w:val="0"/>
           <w:color w:val="auto"/>
         </w:rPr>
-        <w:t>Key Features: Covers testing of Functionality, Performance, Security, Usability, and Compatibility.</w:t>
+        <w:t>This document covers both validation testing and defect testing. Validation testing ensures that Wandora satisfies the expected user requirements, while defect testing focuses on detecting functional errors, integration issues, usability problems, performance risks, and security weaknesses.</w:t>
+      </w:r>
+    </w:p>
+    <w:p>
+      <w:pPr>
+        <w:pStyle w:val="53"/>
+        <w:numPr>
+          <w:ilvl w:val="-2"/>
+          <w:numId w:val="0"/>
+        </w:numPr>
+        <w:rPr>
+          <w:rFonts w:hint="default" w:ascii="Arial" w:hAnsi="Arial" w:cs="Arial"/>
+          <w:i w:val="0"/>
+          <w:color w:val="auto"/>
+        </w:rPr>
+      </w:pPr>
+      <w:r>
+        <w:rPr>
+          <w:rFonts w:hint="default" w:ascii="Arial" w:hAnsi="Arial" w:cs="Arial"/>
+          <w:b/>
+          <w:bCs/>
+          <w:i w:val="0"/>
+          <w:color w:val="auto"/>
+        </w:rPr>
+        <w:t xml:space="preserve">Target Audience: </w:t>
+      </w:r>
+      <w:r>
+        <w:rPr>
+          <w:rFonts w:hint="default" w:ascii="Arial" w:hAnsi="Arial" w:cs="Arial"/>
+          <w:i w:val="0"/>
+          <w:color w:val="auto"/>
+        </w:rPr>
+        <w:t>The intended users of this document include software developers, testers, the project manager, and stakeholders who need to understand how the application will be tested.</w:t>
+      </w:r>
+    </w:p>
+    <w:p>
+      <w:pPr>
+        <w:pStyle w:val="53"/>
+        <w:numPr>
+          <w:ilvl w:val="-2"/>
+          <w:numId w:val="0"/>
+        </w:numPr>
+        <w:rPr>
+          <w:rFonts w:hint="default" w:ascii="Arial" w:hAnsi="Arial" w:cs="Arial"/>
+          <w:i w:val="0"/>
+          <w:color w:val="auto"/>
+        </w:rPr>
+      </w:pPr>
+      <w:r>
+        <w:rPr>
+          <w:rFonts w:hint="default" w:ascii="Arial" w:hAnsi="Arial" w:cs="Arial"/>
+          <w:b/>
+          <w:bCs/>
+          <w:i w:val="0"/>
+          <w:color w:val="auto"/>
+        </w:rPr>
+        <w:t>Key Features:</w:t>
+      </w:r>
+      <w:r>
+        <w:rPr>
+          <w:rFonts w:hint="default" w:ascii="Arial" w:hAnsi="Arial" w:cs="Arial"/>
+          <w:i w:val="0"/>
+          <w:color w:val="auto"/>
+          <w:lang w:val="en-US"/>
+        </w:rPr>
+        <w:t xml:space="preserve"> </w:t>
+      </w:r>
+      <w:r>
+        <w:rPr>
+          <w:rFonts w:hint="default" w:ascii="Arial" w:hAnsi="Arial" w:cs="Arial"/>
+          <w:i w:val="0"/>
+          <w:color w:val="auto"/>
+        </w:rPr>
+        <w:t>Key features of this document include the list of functional and non-functional areas to be tested, required hardware and software environments, productivity and support tools, staffing responsibilities, and the current automated testing scope. The current automated end-to-end test suite focuses on UC01 Trip Creation and Preference Input and UC02 AI Itinerary Generator using Selenium WebDriver and pytest.</w:t>
       </w:r>
     </w:p>
     <w:p>
       <w:pPr>
         <w:pStyle w:val="2"/>
+        <w:rPr>
+          <w:rFonts w:hint="default" w:ascii="Arial" w:hAnsi="Arial" w:cs="Arial"/>
+        </w:rPr>
       </w:pPr>
       <w:bookmarkStart w:id="2" w:name="_Toc237620308"/>
       <w:bookmarkStart w:id="3" w:name="_Ref524432434"/>
       <w:r>
+        <w:rPr>
+          <w:rFonts w:hint="default" w:ascii="Arial" w:hAnsi="Arial" w:cs="Arial"/>
+        </w:rPr>
         <w:t>Target Test Items</w:t>
       </w:r>
       <w:bookmarkEnd w:id="2"/>
@@ -1007,432 +1504,380 @@
     </w:p>
     <w:p>
       <w:pPr>
-        <w:pStyle w:val="51"/>
-        <w:rPr>
-          <w:i w:val="0"/>
-          <w:color w:val="auto"/>
-        </w:rPr>
-      </w:pPr>
-      <w:r>
-        <w:rPr>
-          <w:i w:val="0"/>
-          <w:color w:val="auto"/>
-        </w:rPr>
-        <w:t>Functional Testing:</w:t>
-      </w:r>
-    </w:p>
-    <w:p>
-      <w:pPr>
-        <w:pStyle w:val="51"/>
+        <w:rPr>
+          <w:rFonts w:hint="default" w:ascii="Arial" w:hAnsi="Arial" w:cs="Arial"/>
+        </w:rPr>
+      </w:pPr>
+      <w:r>
+        <w:rPr>
+          <w:rFonts w:hint="default" w:ascii="Arial" w:hAnsi="Arial" w:cs="Arial"/>
+        </w:rPr>
+        <w:t>The following software items and quality areas are targeted for testing.</w:t>
+      </w:r>
+    </w:p>
+    <w:p>
+      <w:pPr>
+        <w:rPr>
+          <w:rFonts w:hint="default" w:ascii="Arial" w:hAnsi="Arial" w:cs="Arial"/>
+          <w:b/>
+          <w:bCs/>
+        </w:rPr>
+      </w:pPr>
+      <w:r>
+        <w:rPr>
+          <w:rFonts w:hint="default" w:ascii="Arial" w:hAnsi="Arial" w:cs="Arial"/>
+          <w:b/>
+          <w:bCs/>
+        </w:rPr>
+        <w:t>Functional testing:</w:t>
+      </w:r>
+    </w:p>
+    <w:p>
+      <w:pPr>
+        <w:rPr>
+          <w:rFonts w:hint="default" w:ascii="Arial" w:hAnsi="Arial" w:cs="Arial"/>
+        </w:rPr>
+      </w:pPr>
+      <w:r>
+        <w:rPr>
+          <w:rFonts w:hint="default" w:ascii="Arial" w:hAnsi="Arial" w:cs="Arial"/>
+        </w:rPr>
+        <w:t>- User login, sign-up, authentication, and protected route access.</w:t>
+      </w:r>
+    </w:p>
+    <w:p>
+      <w:pPr>
+        <w:rPr>
+          <w:rFonts w:hint="default" w:ascii="Arial" w:hAnsi="Arial" w:cs="Arial"/>
+        </w:rPr>
+      </w:pPr>
+      <w:r>
+        <w:rPr>
+          <w:rFonts w:hint="default" w:ascii="Arial" w:hAnsi="Arial" w:cs="Arial"/>
+        </w:rPr>
+        <w:t>- Trip creation and preference input.</w:t>
+      </w:r>
+    </w:p>
+    <w:p>
+      <w:pPr>
+        <w:rPr>
+          <w:rFonts w:hint="default" w:ascii="Arial" w:hAnsi="Arial" w:cs="Arial"/>
+        </w:rPr>
+      </w:pPr>
+      <w:r>
+        <w:rPr>
+          <w:rFonts w:hint="default" w:ascii="Arial" w:hAnsi="Arial" w:cs="Arial"/>
+        </w:rPr>
+        <w:t>- AI itinerary generation.</w:t>
+      </w:r>
+    </w:p>
+    <w:p>
+      <w:pPr>
+        <w:rPr>
+          <w:rFonts w:hint="default" w:ascii="Arial" w:hAnsi="Arial" w:cs="Arial"/>
+        </w:rPr>
+      </w:pPr>
+      <w:r>
+        <w:rPr>
+          <w:rFonts w:hint="default" w:ascii="Arial" w:hAnsi="Arial" w:cs="Arial"/>
+        </w:rPr>
+        <w:t>- AI itinerary adjustment.</w:t>
+      </w:r>
+    </w:p>
+    <w:p>
+      <w:pPr>
+        <w:rPr>
+          <w:rFonts w:hint="default" w:ascii="Arial" w:hAnsi="Arial" w:cs="Arial"/>
+        </w:rPr>
+      </w:pPr>
+      <w:r>
+        <w:rPr>
+          <w:rFonts w:hint="default" w:ascii="Arial" w:hAnsi="Arial" w:cs="Arial"/>
+        </w:rPr>
+        <w:t>- Manual places and external links.</w:t>
+      </w:r>
+    </w:p>
+    <w:p>
+      <w:pPr>
+        <w:rPr>
+          <w:rFonts w:hint="default" w:ascii="Arial" w:hAnsi="Arial" w:cs="Arial"/>
+        </w:rPr>
+      </w:pPr>
+      <w:r>
+        <w:rPr>
+          <w:rFonts w:hint="default" w:ascii="Arial" w:hAnsi="Arial" w:cs="Arial"/>
+        </w:rPr>
+        <w:t>- Group collaboration and member invitation.</w:t>
+      </w:r>
+    </w:p>
+    <w:p>
+      <w:pPr>
+        <w:rPr>
+          <w:rFonts w:hint="default" w:ascii="Arial" w:hAnsi="Arial" w:cs="Arial"/>
+        </w:rPr>
+      </w:pPr>
+      <w:r>
+        <w:rPr>
+          <w:rFonts w:hint="default" w:ascii="Arial" w:hAnsi="Arial" w:cs="Arial"/>
+        </w:rPr>
+        <w:t>- Role and permission management.</w:t>
+      </w:r>
+    </w:p>
+    <w:p>
+      <w:pPr>
+        <w:rPr>
+          <w:rFonts w:hint="default" w:ascii="Arial" w:hAnsi="Arial" w:cs="Arial"/>
+        </w:rPr>
+      </w:pPr>
+      <w:r>
+        <w:rPr>
+          <w:rFonts w:hint="default" w:ascii="Arial" w:hAnsi="Arial" w:cs="Arial"/>
+        </w:rPr>
+        <w:t>- AI packing suggestions.</w:t>
+      </w:r>
+    </w:p>
+    <w:p>
+      <w:pPr>
+        <w:rPr>
+          <w:rFonts w:hint="default" w:ascii="Arial" w:hAnsi="Arial" w:cs="Arial"/>
+        </w:rPr>
+      </w:pPr>
+      <w:r>
+        <w:rPr>
+          <w:rFonts w:hint="default" w:ascii="Arial" w:hAnsi="Arial" w:cs="Arial"/>
+        </w:rPr>
+        <w:t>- Shared luggage planning.</w:t>
+      </w:r>
+    </w:p>
+    <w:p>
+      <w:pPr>
+        <w:rPr>
+          <w:rFonts w:hint="default" w:ascii="Arial" w:hAnsi="Arial" w:cs="Arial"/>
+        </w:rPr>
+      </w:pPr>
+      <w:r>
+        <w:rPr>
+          <w:rFonts w:hint="default" w:ascii="Arial" w:hAnsi="Arial" w:cs="Arial"/>
+        </w:rPr>
+        <w:t>- Manual place notes.</w:t>
+      </w:r>
+    </w:p>
+    <w:p>
+      <w:pPr>
+        <w:rPr>
+          <w:rFonts w:hint="default" w:ascii="Arial" w:hAnsi="Arial" w:cs="Arial"/>
+        </w:rPr>
+      </w:pPr>
+      <w:r>
+        <w:rPr>
+          <w:rFonts w:hint="default" w:ascii="Arial" w:hAnsi="Arial" w:cs="Arial"/>
+        </w:rPr>
+        <w:t>- Place ratings and reviews.</w:t>
+      </w:r>
+    </w:p>
+    <w:p>
+      <w:pPr>
+        <w:rPr>
+          <w:rFonts w:hint="default" w:ascii="Arial" w:hAnsi="Arial" w:cs="Arial"/>
+        </w:rPr>
+      </w:pPr>
+      <w:r>
+        <w:rPr>
+          <w:rFonts w:hint="default" w:ascii="Arial" w:hAnsi="Arial" w:cs="Arial"/>
+        </w:rPr>
+        <w:t>- Share or export trip plan.</w:t>
+      </w:r>
+    </w:p>
+    <w:p>
+      <w:pPr>
+        <w:rPr>
+          <w:rFonts w:hint="default" w:ascii="Arial" w:hAnsi="Arial" w:cs="Arial"/>
+        </w:rPr>
+      </w:pPr>
+      <w:r>
+        <w:rPr>
+          <w:rFonts w:hint="default" w:ascii="Arial" w:hAnsi="Arial" w:cs="Arial"/>
+        </w:rPr>
+        <w:t>- Review and save AI itinerary.</w:t>
+      </w:r>
+    </w:p>
+    <w:p>
+      <w:pPr>
+        <w:rPr>
+          <w:rFonts w:hint="default" w:ascii="Arial" w:hAnsi="Arial" w:cs="Arial"/>
+        </w:rPr>
+      </w:pPr>
+      <w:r>
+        <w:rPr>
+          <w:rFonts w:hint="default" w:ascii="Arial" w:hAnsi="Arial" w:cs="Arial"/>
+        </w:rPr>
+        <w:t>- Post-scheduling feature access.</w:t>
+      </w:r>
+    </w:p>
+    <w:p>
+      <w:pPr>
+        <w:rPr>
+          <w:rFonts w:hint="default" w:ascii="Arial" w:hAnsi="Arial" w:cs="Arial"/>
+        </w:rPr>
+      </w:pPr>
+      <w:r>
+        <w:rPr>
+          <w:rFonts w:hint="default" w:ascii="Arial" w:hAnsi="Arial" w:cs="Arial"/>
+        </w:rPr>
+        <w:t>- Group member interaction, including voting and comments.</w:t>
+      </w:r>
+    </w:p>
+    <w:p>
+      <w:pPr>
+        <w:rPr>
+          <w:rFonts w:hint="default" w:ascii="Arial" w:hAnsi="Arial" w:cs="Arial"/>
+        </w:rPr>
+      </w:pPr>
+      <w:r>
+        <w:rPr>
+          <w:rFonts w:hint="default" w:ascii="Arial" w:hAnsi="Arial" w:cs="Arial"/>
+        </w:rPr>
+        <w:t>- Duplicate or similar trip detection.</w:t>
+      </w:r>
+    </w:p>
+    <w:p>
+      <w:pPr>
+        <w:rPr>
+          <w:rFonts w:hint="default" w:ascii="Arial" w:hAnsi="Arial" w:cs="Arial"/>
+        </w:rPr>
+      </w:pPr>
+      <w:r>
+        <w:rPr>
+          <w:rFonts w:hint="default" w:ascii="Arial" w:hAnsi="Arial" w:cs="Arial"/>
+        </w:rPr>
+        <w:t>- Trip history.</w:t>
+      </w:r>
+    </w:p>
+    <w:p>
+      <w:pPr>
+        <w:rPr>
+          <w:rFonts w:hint="default" w:ascii="Arial" w:hAnsi="Arial" w:cs="Arial"/>
+        </w:rPr>
+      </w:pPr>
+    </w:p>
+    <w:p>
+      <w:pPr>
+        <w:rPr>
+          <w:rFonts w:hint="default" w:ascii="Arial" w:hAnsi="Arial" w:cs="Arial"/>
+          <w:b/>
+          <w:bCs/>
+        </w:rPr>
+      </w:pPr>
+      <w:r>
+        <w:rPr>
+          <w:rFonts w:hint="default" w:ascii="Arial" w:hAnsi="Arial" w:cs="Arial"/>
+          <w:b/>
+          <w:bCs/>
+        </w:rPr>
+        <w:t>Non-functional testing:</w:t>
+      </w:r>
+    </w:p>
+    <w:p>
+      <w:pPr>
         <w:numPr>
-          <w:ilvl w:val="0"/>
-          <w:numId w:val="3"/>
+          <w:numId w:val="0"/>
         </w:numPr>
-        <w:ind w:left="810"/>
-        <w:rPr>
-          <w:i w:val="0"/>
-          <w:color w:val="auto"/>
-        </w:rPr>
-      </w:pPr>
-      <w:r>
-        <w:rPr>
-          <w:i w:val="0"/>
-          <w:color w:val="auto"/>
-        </w:rPr>
-        <w:t>Trip Creation and Preference Input.</w:t>
-      </w:r>
-    </w:p>
-    <w:p>
-      <w:pPr>
-        <w:pStyle w:val="51"/>
+        <w:ind w:leftChars="0"/>
+        <w:rPr>
+          <w:rFonts w:hint="default" w:ascii="Arial" w:hAnsi="Arial" w:cs="Arial"/>
+        </w:rPr>
+      </w:pPr>
+      <w:r>
+        <w:rPr>
+          <w:rFonts w:hint="default" w:ascii="Arial" w:hAnsi="Arial" w:cs="Arial"/>
+        </w:rPr>
+        <w:t>- Performance: verify that common user actions and itinerary generation complete within acceptable time.</w:t>
+      </w:r>
+    </w:p>
+    <w:p>
+      <w:pPr>
         <w:numPr>
-          <w:ilvl w:val="0"/>
-          <w:numId w:val="3"/>
+          <w:numId w:val="0"/>
         </w:numPr>
-        <w:ind w:left="810"/>
-        <w:rPr>
-          <w:i w:val="0"/>
-          <w:color w:val="auto"/>
-        </w:rPr>
-      </w:pPr>
-      <w:r>
-        <w:rPr>
-          <w:i w:val="0"/>
-          <w:color w:val="auto"/>
-        </w:rPr>
-        <w:t>AI Itinerary Generator.</w:t>
-      </w:r>
-    </w:p>
-    <w:p>
-      <w:pPr>
-        <w:pStyle w:val="51"/>
+        <w:ind w:leftChars="0"/>
+        <w:rPr>
+          <w:rFonts w:hint="default" w:ascii="Arial" w:hAnsi="Arial" w:cs="Arial"/>
+        </w:rPr>
+      </w:pPr>
+      <w:r>
+        <w:rPr>
+          <w:rFonts w:hint="default" w:ascii="Arial" w:hAnsi="Arial" w:cs="Arial"/>
+        </w:rPr>
+        <w:t>- Usability: verify that the user interface is understandable and supports the main travel-planning workflows.</w:t>
+      </w:r>
+    </w:p>
+    <w:p>
+      <w:pPr>
         <w:numPr>
-          <w:ilvl w:val="0"/>
-          <w:numId w:val="3"/>
+          <w:numId w:val="0"/>
         </w:numPr>
-        <w:ind w:left="810"/>
-        <w:rPr>
-          <w:i w:val="0"/>
-          <w:color w:val="auto"/>
-        </w:rPr>
-      </w:pPr>
-      <w:r>
-        <w:rPr>
-          <w:i w:val="0"/>
-          <w:color w:val="auto"/>
-        </w:rPr>
-        <w:t>AI Itinerary Adjustment.</w:t>
-      </w:r>
-    </w:p>
-    <w:p>
-      <w:pPr>
-        <w:pStyle w:val="51"/>
+        <w:ind w:leftChars="0"/>
+        <w:rPr>
+          <w:rFonts w:hint="default" w:ascii="Arial" w:hAnsi="Arial" w:cs="Arial"/>
+        </w:rPr>
+      </w:pPr>
+      <w:r>
+        <w:rPr>
+          <w:rFonts w:hint="default" w:ascii="Arial" w:hAnsi="Arial" w:cs="Arial"/>
+        </w:rPr>
+        <w:t>- Security: verify authentication, protected routes, JWT-based sessions, and role-based access control.</w:t>
+      </w:r>
+    </w:p>
+    <w:p>
+      <w:pPr>
         <w:numPr>
-          <w:ilvl w:val="0"/>
-          <w:numId w:val="3"/>
+          <w:numId w:val="0"/>
         </w:numPr>
-        <w:ind w:left="810"/>
-        <w:rPr>
-          <w:i w:val="0"/>
-          <w:color w:val="auto"/>
-        </w:rPr>
-      </w:pPr>
-      <w:r>
-        <w:rPr>
-          <w:i w:val="0"/>
-          <w:color w:val="auto"/>
-        </w:rPr>
-        <w:t>Manual Places and External Links.</w:t>
-      </w:r>
-    </w:p>
-    <w:p>
-      <w:pPr>
-        <w:pStyle w:val="51"/>
-        <w:numPr>
-          <w:ilvl w:val="0"/>
-          <w:numId w:val="3"/>
-        </w:numPr>
-        <w:ind w:left="810"/>
-        <w:rPr>
-          <w:i w:val="0"/>
-          <w:color w:val="auto"/>
-        </w:rPr>
-      </w:pPr>
-      <w:r>
-        <w:rPr>
-          <w:i w:val="0"/>
-          <w:color w:val="auto"/>
-        </w:rPr>
-        <w:t>Group Collaboration.</w:t>
-      </w:r>
-    </w:p>
-    <w:p>
-      <w:pPr>
-        <w:pStyle w:val="51"/>
-        <w:numPr>
-          <w:ilvl w:val="0"/>
-          <w:numId w:val="3"/>
-        </w:numPr>
-        <w:ind w:left="810"/>
-        <w:rPr>
-          <w:i w:val="0"/>
-          <w:color w:val="auto"/>
-        </w:rPr>
-      </w:pPr>
-      <w:r>
-        <w:rPr>
-          <w:i w:val="0"/>
-          <w:color w:val="auto"/>
-        </w:rPr>
-        <w:t>Role and Permission Management.</w:t>
-      </w:r>
-    </w:p>
-    <w:p>
-      <w:pPr>
-        <w:pStyle w:val="51"/>
-        <w:numPr>
-          <w:ilvl w:val="0"/>
-          <w:numId w:val="3"/>
-        </w:numPr>
-        <w:ind w:left="810"/>
-        <w:rPr>
-          <w:i w:val="0"/>
-          <w:color w:val="auto"/>
-        </w:rPr>
-      </w:pPr>
-      <w:r>
-        <w:rPr>
-          <w:i w:val="0"/>
-          <w:color w:val="auto"/>
-        </w:rPr>
-        <w:t>AI Packing Suggestions.</w:t>
-      </w:r>
-    </w:p>
-    <w:p>
-      <w:pPr>
-        <w:pStyle w:val="14"/>
-        <w:numPr>
-          <w:ilvl w:val="0"/>
-          <w:numId w:val="3"/>
-        </w:numPr>
-        <w:ind w:left="810"/>
-      </w:pPr>
-      <w:r>
-        <w:t>Shared Luggage Planning.</w:t>
-      </w:r>
-    </w:p>
-    <w:p>
-      <w:pPr>
-        <w:pStyle w:val="14"/>
-        <w:numPr>
-          <w:ilvl w:val="0"/>
-          <w:numId w:val="3"/>
-        </w:numPr>
-        <w:ind w:left="810"/>
-      </w:pPr>
-      <w:r>
-        <w:t>Manual Place Note Input.</w:t>
-      </w:r>
-    </w:p>
-    <w:p>
-      <w:pPr>
-        <w:pStyle w:val="51"/>
-        <w:numPr>
-          <w:ilvl w:val="0"/>
-          <w:numId w:val="3"/>
-        </w:numPr>
-        <w:ind w:left="810"/>
-        <w:rPr>
-          <w:i w:val="0"/>
-          <w:color w:val="auto"/>
-        </w:rPr>
-      </w:pPr>
-      <w:r>
-        <w:rPr>
-          <w:i w:val="0"/>
-          <w:color w:val="auto"/>
-        </w:rPr>
-        <w:t>Place Ratings and Reviews.</w:t>
-      </w:r>
-    </w:p>
-    <w:p>
-      <w:pPr>
-        <w:pStyle w:val="51"/>
-        <w:numPr>
-          <w:ilvl w:val="0"/>
-          <w:numId w:val="3"/>
-        </w:numPr>
-        <w:ind w:left="810"/>
-        <w:rPr>
-          <w:i w:val="0"/>
-          <w:color w:val="auto"/>
-        </w:rPr>
-      </w:pPr>
-      <w:r>
-        <w:rPr>
-          <w:i w:val="0"/>
-          <w:color w:val="auto"/>
-        </w:rPr>
-        <w:t>Share/Export Trip Plan.</w:t>
-      </w:r>
-    </w:p>
-    <w:p>
-      <w:pPr>
-        <w:pStyle w:val="14"/>
-        <w:numPr>
-          <w:ilvl w:val="0"/>
-          <w:numId w:val="3"/>
-        </w:numPr>
-        <w:ind w:left="810"/>
-      </w:pPr>
-      <w:r>
-        <w:t>User Login and Authentication.</w:t>
-      </w:r>
-    </w:p>
-    <w:p>
-      <w:pPr>
-        <w:pStyle w:val="14"/>
-        <w:numPr>
-          <w:ilvl w:val="0"/>
-          <w:numId w:val="3"/>
-        </w:numPr>
-        <w:ind w:left="810"/>
-      </w:pPr>
-      <w:r>
-        <w:t>Review and save AI Itinerary.</w:t>
-      </w:r>
-    </w:p>
-    <w:p>
-      <w:pPr>
-        <w:pStyle w:val="14"/>
-        <w:numPr>
-          <w:ilvl w:val="0"/>
-          <w:numId w:val="3"/>
-        </w:numPr>
-        <w:ind w:left="810"/>
-      </w:pPr>
-      <w:r>
-        <w:t>Post-Scheduling Feature Access.</w:t>
-      </w:r>
-    </w:p>
-    <w:p>
-      <w:pPr>
-        <w:pStyle w:val="14"/>
-        <w:numPr>
-          <w:ilvl w:val="0"/>
-          <w:numId w:val="3"/>
-        </w:numPr>
-        <w:ind w:left="810"/>
-      </w:pPr>
-      <w:r>
-        <w:t>Group Member Interaction (Voting and Comments).</w:t>
-      </w:r>
-    </w:p>
-    <w:p>
-      <w:pPr>
-        <w:pStyle w:val="14"/>
-        <w:numPr>
-          <w:ilvl w:val="0"/>
-          <w:numId w:val="3"/>
-        </w:numPr>
-        <w:ind w:left="810"/>
-      </w:pPr>
-      <w:r>
-        <w:t>Duplicate/Similar Trip Detection</w:t>
-      </w:r>
-    </w:p>
-    <w:p>
-      <w:pPr>
-        <w:pStyle w:val="14"/>
-        <w:numPr>
-          <w:ilvl w:val="0"/>
-          <w:numId w:val="3"/>
-        </w:numPr>
-        <w:ind w:left="810"/>
-      </w:pPr>
-      <w:r>
-        <w:t>Trip History</w:t>
-      </w:r>
-    </w:p>
-    <w:p>
-      <w:pPr>
-        <w:pStyle w:val="51"/>
-        <w:rPr>
-          <w:i w:val="0"/>
-          <w:color w:val="auto"/>
-        </w:rPr>
-      </w:pPr>
-      <w:r>
-        <w:rPr>
-          <w:i w:val="0"/>
-          <w:color w:val="auto"/>
-        </w:rPr>
-        <w:t>Non-Functional Testing:</w:t>
-      </w:r>
-    </w:p>
-    <w:p>
-      <w:pPr>
-        <w:pStyle w:val="51"/>
-        <w:numPr>
-          <w:ilvl w:val="0"/>
-          <w:numId w:val="4"/>
-        </w:numPr>
-        <w:ind w:left="810"/>
-        <w:rPr>
-          <w:i w:val="0"/>
-          <w:color w:val="auto"/>
-        </w:rPr>
-      </w:pPr>
-      <w:r>
-        <w:rPr>
-          <w:i w:val="0"/>
-          <w:color w:val="auto"/>
-        </w:rPr>
-        <w:t>Performance: AI response must be within a few seconds.</w:t>
-      </w:r>
-    </w:p>
-    <w:p>
-      <w:pPr>
-        <w:pStyle w:val="51"/>
-        <w:numPr>
-          <w:ilvl w:val="0"/>
-          <w:numId w:val="4"/>
-        </w:numPr>
-        <w:ind w:left="810"/>
-        <w:rPr>
-          <w:i w:val="0"/>
-          <w:color w:val="auto"/>
-        </w:rPr>
-      </w:pPr>
-      <w:r>
-        <w:rPr>
-          <w:i w:val="0"/>
-          <w:color w:val="auto"/>
-        </w:rPr>
-        <w:t>Usability: Simple, intuitive interface for students and young travelers.</w:t>
-      </w:r>
-    </w:p>
-    <w:p>
-      <w:pPr>
-        <w:pStyle w:val="51"/>
-        <w:numPr>
-          <w:ilvl w:val="0"/>
-          <w:numId w:val="4"/>
-        </w:numPr>
-        <w:ind w:left="810"/>
-        <w:rPr>
-          <w:i w:val="0"/>
-          <w:color w:val="auto"/>
-        </w:rPr>
-      </w:pPr>
-      <w:r>
-        <w:rPr>
-          <w:i w:val="0"/>
-          <w:color w:val="auto"/>
-        </w:rPr>
-        <w:t>Security: Verify the RBAC mechanism (Owner, Editor, Viewer) and token encryption for invite links.</w:t>
-      </w:r>
-    </w:p>
-    <w:p>
-      <w:pPr>
-        <w:pStyle w:val="51"/>
-        <w:numPr>
-          <w:ilvl w:val="0"/>
-          <w:numId w:val="4"/>
-        </w:numPr>
-        <w:ind w:left="810"/>
-        <w:rPr>
-          <w:i w:val="0"/>
-          <w:color w:val="auto"/>
-        </w:rPr>
-      </w:pPr>
-      <w:r>
-        <w:rPr>
-          <w:i w:val="0"/>
-          <w:color w:val="auto"/>
-        </w:rPr>
-        <w:t>Compatibility: Test stability on popular browsers (Chrome, Edge, Safari) and responsive display compatibility on both PC and Smartphone.</w:t>
-      </w:r>
-    </w:p>
-    <w:p>
-      <w:pPr>
-        <w:pStyle w:val="14"/>
-      </w:pPr>
+        <w:ind w:leftChars="0"/>
+        <w:rPr>
+          <w:rFonts w:hint="default" w:ascii="Arial" w:hAnsi="Arial" w:cs="Arial"/>
+        </w:rPr>
+      </w:pPr>
+      <w:r>
+        <w:rPr>
+          <w:rFonts w:hint="default" w:ascii="Arial" w:hAnsi="Arial" w:cs="Arial"/>
+        </w:rPr>
+        <w:t>- Compatibility: verify application behavior on common desktop browsers such as Chrome and Edge, with planned consideration for responsive layouts.</w:t>
+      </w:r>
     </w:p>
     <w:p>
       <w:pPr>
         <w:pStyle w:val="2"/>
+        <w:rPr>
+          <w:rFonts w:hint="default" w:ascii="Arial" w:hAnsi="Arial" w:cs="Arial"/>
+        </w:rPr>
       </w:pPr>
       <w:bookmarkStart w:id="4" w:name="_Toc237620309"/>
-      <w:bookmarkStart w:id="5" w:name="_Toc314978545"/>
-      <w:bookmarkStart w:id="6" w:name="_Toc324843648"/>
-      <w:bookmarkStart w:id="7" w:name="_Toc324915538"/>
-      <w:bookmarkStart w:id="8" w:name="_Toc324851955"/>
-      <w:bookmarkStart w:id="9" w:name="_Toc433104459"/>
-      <w:r>
+      <w:bookmarkStart w:id="5" w:name="_Toc324851955"/>
+      <w:bookmarkStart w:id="6" w:name="_Toc433104459"/>
+      <w:bookmarkStart w:id="7" w:name="_Toc314978545"/>
+      <w:bookmarkStart w:id="8" w:name="_Toc324843648"/>
+      <w:bookmarkStart w:id="9" w:name="_Toc324915538"/>
+      <w:r>
+        <w:rPr>
+          <w:rFonts w:hint="default" w:ascii="Arial" w:hAnsi="Arial" w:cs="Arial"/>
+        </w:rPr>
         <w:t>Environmental Needs</w:t>
       </w:r>
       <w:bookmarkEnd w:id="4"/>
+    </w:p>
+    <w:p>
+      <w:pPr>
+        <w:rPr>
+          <w:rFonts w:hint="default" w:ascii="Arial" w:hAnsi="Arial" w:cs="Arial"/>
+        </w:rPr>
+      </w:pPr>
+      <w:r>
+        <w:rPr>
+          <w:rFonts w:hint="default" w:ascii="Arial" w:hAnsi="Arial" w:cs="Arial"/>
+        </w:rPr>
+        <w:t>The application is tested in a local development environment with the FastAPI backend, React/Vite frontend, and a development database. Automated browser testing is executed through Selenium WebDriver and pytest. Test data should be created in a development or test database only, not in production.</w:t>
+      </w:r>
     </w:p>
     <w:bookmarkEnd w:id="5"/>
     <w:bookmarkEnd w:id="6"/>
@@ -1443,104 +1888,162 @@
       <w:pPr>
         <w:pStyle w:val="3"/>
         <w:keepNext w:val="0"/>
+        <w:rPr>
+          <w:rFonts w:hint="default" w:ascii="Arial" w:hAnsi="Arial" w:cs="Arial"/>
+        </w:rPr>
       </w:pPr>
       <w:bookmarkStart w:id="10" w:name="_Toc237620310"/>
       <w:r>
+        <w:rPr>
+          <w:rFonts w:hint="default" w:ascii="Arial" w:hAnsi="Arial" w:cs="Arial"/>
+        </w:rPr>
         <w:t>Hardware Requirements</w:t>
       </w:r>
       <w:bookmarkEnd w:id="10"/>
     </w:p>
     <w:p>
       <w:pPr>
-        <w:pStyle w:val="51"/>
+        <w:pStyle w:val="53"/>
         <w:numPr>
-          <w:ilvl w:val="0"/>
-          <w:numId w:val="5"/>
+          <w:ilvl w:val="-2"/>
+          <w:numId w:val="0"/>
         </w:numPr>
-        <w:ind w:left="810"/>
-        <w:rPr>
+        <w:rPr>
+          <w:rFonts w:hint="default" w:ascii="Arial" w:hAnsi="Arial" w:cs="Arial"/>
           <w:i w:val="0"/>
           <w:color w:val="auto"/>
         </w:rPr>
       </w:pPr>
       <w:r>
         <w:rPr>
+          <w:rFonts w:hint="default" w:ascii="Arial" w:hAnsi="Arial" w:cs="Arial"/>
+          <w:b/>
+          <w:bCs/>
           <w:i w:val="0"/>
           <w:color w:val="auto"/>
         </w:rPr>
-        <w:t>Personal Computer (PC/Laptop): Configuration sufficient to run modern browsers and supporting test tools, used for complex itinerary management tasks.</w:t>
-      </w:r>
-    </w:p>
-    <w:p>
-      <w:pPr>
-        <w:pStyle w:val="51"/>
-        <w:numPr>
-          <w:ilvl w:val="0"/>
-          <w:numId w:val="5"/>
-        </w:numPr>
-        <w:ind w:left="810"/>
-        <w:rPr>
+        <w:t>Personal Computer (PC/Laptop):</w:t>
+      </w:r>
+      <w:r>
+        <w:rPr>
+          <w:rFonts w:hint="default" w:ascii="Arial" w:hAnsi="Arial" w:cs="Arial"/>
           <w:i w:val="0"/>
           <w:color w:val="auto"/>
         </w:rPr>
-      </w:pPr>
-      <w:r>
-        <w:rPr>
+        <w:t xml:space="preserve"> </w:t>
+      </w:r>
+      <w:r>
+        <w:rPr>
+          <w:rFonts w:hint="default" w:ascii="Arial" w:hAnsi="Arial" w:cs="Arial"/>
           <w:i w:val="0"/>
           <w:color w:val="auto"/>
         </w:rPr>
-        <w:t>Mobile Devices (Smartphone): Necessary to test responsive design and usability when users are on the go.</w:t>
-      </w:r>
-    </w:p>
-    <w:p>
-      <w:pPr>
-        <w:pStyle w:val="51"/>
+        <w:t>Used to run the backend server, frontend development server, browser, and automated test scripts.</w:t>
+      </w:r>
+    </w:p>
+    <w:p>
+      <w:pPr>
+        <w:pStyle w:val="53"/>
         <w:numPr>
-          <w:ilvl w:val="0"/>
-          <w:numId w:val="5"/>
+          <w:ilvl w:val="-2"/>
+          <w:numId w:val="0"/>
         </w:numPr>
-        <w:ind w:left="810"/>
-      </w:pPr>
-      <w:r>
-        <w:rPr>
+        <w:rPr>
+          <w:rFonts w:hint="default" w:ascii="Arial" w:hAnsi="Arial" w:cs="Arial"/>
           <w:i w:val="0"/>
-          <w:color w:val="auto"/>
-        </w:rPr>
-        <w:t>Internet Connection: Same network as the server-running device, stable to interact with GenAI system APIs (OpenAI/Gemini) and synchronize real-time data between members.</w:t>
+          <w:color w:val="000000" w:themeColor="text1"/>
+          <w14:textFill>
+            <w14:solidFill>
+              <w14:schemeClr w14:val="tx1"/>
+            </w14:solidFill>
+          </w14:textFill>
+        </w:rPr>
+      </w:pPr>
+      <w:r>
+        <w:rPr>
+          <w:rFonts w:hint="default" w:ascii="Arial" w:hAnsi="Arial" w:cs="Arial"/>
+          <w:b/>
+          <w:bCs/>
+          <w:i w:val="0"/>
+          <w:color w:val="000000" w:themeColor="text1"/>
+          <w14:textFill>
+            <w14:solidFill>
+              <w14:schemeClr w14:val="tx1"/>
+            </w14:solidFill>
+          </w14:textFill>
+        </w:rPr>
+        <w:t>Internet Connection:</w:t>
+      </w:r>
+      <w:r>
+        <w:rPr>
+          <w:rFonts w:hint="default" w:ascii="Arial" w:hAnsi="Arial" w:cs="Arial"/>
+          <w:i w:val="0"/>
+          <w:color w:val="000000" w:themeColor="text1"/>
+          <w14:textFill>
+            <w14:solidFill>
+              <w14:schemeClr w14:val="tx1"/>
+            </w14:solidFill>
+          </w14:textFill>
+        </w:rPr>
+        <w:t xml:space="preserve"> Same network as the server-running device, stable to interact with GenAI system APIs (OpenAI/Gemini) and synchronize real-time data between members.</w:t>
       </w:r>
     </w:p>
     <w:p>
       <w:pPr>
         <w:pStyle w:val="14"/>
-      </w:pPr>
+        <w:ind w:left="0" w:leftChars="0" w:firstLine="0" w:firstLineChars="0"/>
+        <w:rPr>
+          <w:rFonts w:hint="default" w:ascii="Arial" w:hAnsi="Arial" w:cs="Arial"/>
+        </w:rPr>
+      </w:pPr>
+      <w:r>
+        <w:rPr>
+          <w:rFonts w:hint="default" w:ascii="Arial" w:hAnsi="Arial" w:cs="Arial"/>
+          <w:b/>
+          <w:bCs/>
+          <w:lang w:val="en-US"/>
+        </w:rPr>
+        <w:t xml:space="preserve">Mobile devices: </w:t>
+      </w:r>
+      <w:r>
+        <w:rPr>
+          <w:rFonts w:hint="default" w:ascii="Arial" w:hAnsi="Arial" w:cs="Arial"/>
+        </w:rPr>
+        <w:t>Optional for manual responsive and usability testing. The current automated Selenium suite is focused on desktop browser testing.</w:t>
+      </w:r>
     </w:p>
     <w:p>
       <w:pPr>
         <w:pStyle w:val="3"/>
+        <w:rPr>
+          <w:rFonts w:hint="default" w:ascii="Arial" w:hAnsi="Arial" w:cs="Arial"/>
+        </w:rPr>
       </w:pPr>
       <w:bookmarkStart w:id="11" w:name="_Toc237620311"/>
       <w:bookmarkStart w:id="12" w:name="_Toc324915535"/>
       <w:bookmarkStart w:id="13" w:name="_Toc433104456"/>
       <w:bookmarkStart w:id="14" w:name="_Toc314978546"/>
       <w:r>
+        <w:rPr>
+          <w:rFonts w:hint="default" w:ascii="Arial" w:hAnsi="Arial" w:cs="Arial"/>
+        </w:rPr>
         <w:t>Software in the Test Environment</w:t>
       </w:r>
       <w:bookmarkEnd w:id="11"/>
     </w:p>
     <w:p>
       <w:pPr>
-        <w:pStyle w:val="51"/>
+        <w:pStyle w:val="53"/>
         <w:ind w:left="0"/>
         <w:rPr>
+          <w:rFonts w:hint="default" w:ascii="Arial" w:hAnsi="Arial" w:cs="Arial"/>
           <w:i w:val="0"/>
           <w:color w:val="auto"/>
         </w:rPr>
       </w:pPr>
       <w:r>
-        <w:tab/>
-      </w:r>
-      <w:r>
-        <w:rPr>
+        <w:rPr>
+          <w:rFonts w:hint="default" w:ascii="Arial" w:hAnsi="Arial" w:cs="Arial"/>
           <w:i w:val="0"/>
           <w:color w:val="auto"/>
         </w:rPr>
@@ -1548,12 +2051,14 @@
       </w:r>
       <w:r>
         <w:rPr>
+          <w:rFonts w:hint="default" w:ascii="Arial" w:hAnsi="Arial" w:cs="Arial"/>
           <w:color w:val="auto"/>
         </w:rPr>
         <w:t>Test Plan</w:t>
       </w:r>
       <w:r>
         <w:rPr>
+          <w:rFonts w:hint="default" w:ascii="Arial" w:hAnsi="Arial" w:cs="Arial"/>
           <w:i w:val="0"/>
         </w:rPr>
         <w:t>.</w:t>
@@ -1619,16 +2124,16 @@
           </w:tcPr>
           <w:p>
             <w:pPr>
-              <w:pStyle w:val="55"/>
-              <w:rPr>
-                <w:rFonts w:ascii="Arial" w:hAnsi="Arial" w:cs="Arial"/>
+              <w:pStyle w:val="57"/>
+              <w:rPr>
+                <w:rFonts w:hint="default" w:ascii="Arial" w:hAnsi="Arial" w:cs="Arial"/>
                 <w:b/>
                 <w:bCs/>
               </w:rPr>
             </w:pPr>
             <w:r>
               <w:rPr>
-                <w:rFonts w:ascii="Arial" w:hAnsi="Arial" w:cs="Arial"/>
+                <w:rFonts w:hint="default" w:ascii="Arial" w:hAnsi="Arial" w:cs="Arial"/>
                 <w:b/>
                 <w:bCs/>
               </w:rPr>
@@ -1647,17 +2152,17 @@
           </w:tcPr>
           <w:p>
             <w:pPr>
-              <w:pStyle w:val="55"/>
+              <w:pStyle w:val="57"/>
               <w:jc w:val="center"/>
               <w:rPr>
-                <w:rFonts w:ascii="Arial" w:hAnsi="Arial" w:cs="Arial"/>
+                <w:rFonts w:hint="default" w:ascii="Arial" w:hAnsi="Arial" w:cs="Arial"/>
                 <w:b/>
                 <w:bCs/>
               </w:rPr>
             </w:pPr>
             <w:r>
               <w:rPr>
-                <w:rFonts w:ascii="Arial" w:hAnsi="Arial" w:cs="Arial"/>
+                <w:rFonts w:hint="default" w:ascii="Arial" w:hAnsi="Arial" w:cs="Arial"/>
                 <w:b/>
                 <w:bCs/>
               </w:rPr>
@@ -1676,17 +2181,17 @@
           </w:tcPr>
           <w:p>
             <w:pPr>
-              <w:pStyle w:val="55"/>
+              <w:pStyle w:val="57"/>
               <w:jc w:val="center"/>
               <w:rPr>
-                <w:rFonts w:ascii="Arial" w:hAnsi="Arial" w:cs="Arial"/>
+                <w:rFonts w:hint="default" w:ascii="Arial" w:hAnsi="Arial" w:cs="Arial"/>
                 <w:b/>
                 <w:bCs/>
               </w:rPr>
             </w:pPr>
             <w:r>
               <w:rPr>
-                <w:rFonts w:ascii="Arial" w:hAnsi="Arial" w:cs="Arial"/>
+                <w:rFonts w:hint="default" w:ascii="Arial" w:hAnsi="Arial" w:cs="Arial"/>
                 <w:b/>
                 <w:bCs/>
               </w:rPr>
@@ -1706,17 +2211,17 @@
           </w:tcPr>
           <w:p>
             <w:pPr>
-              <w:pStyle w:val="55"/>
+              <w:pStyle w:val="57"/>
               <w:jc w:val="center"/>
               <w:rPr>
-                <w:rFonts w:ascii="Arial" w:hAnsi="Arial" w:cs="Arial"/>
+                <w:rFonts w:hint="default" w:ascii="Arial" w:hAnsi="Arial" w:cs="Arial"/>
                 <w:b/>
                 <w:bCs/>
               </w:rPr>
             </w:pPr>
             <w:r>
               <w:rPr>
-                <w:rFonts w:ascii="Arial" w:hAnsi="Arial" w:cs="Arial"/>
+                <w:rFonts w:hint="default" w:ascii="Arial" w:hAnsi="Arial" w:cs="Arial"/>
                 <w:b/>
                 <w:bCs/>
               </w:rPr>
@@ -1756,11 +2261,37 @@
           </w:tcPr>
           <w:p>
             <w:pPr>
-              <w:pStyle w:val="55"/>
-            </w:pPr>
-            <w:r>
-              <w:t>Google Chrome, Safari, Edge</w:t>
-            </w:r>
+              <w:pStyle w:val="27"/>
+              <w:keepNext w:val="0"/>
+              <w:keepLines w:val="0"/>
+              <w:widowControl/>
+              <w:suppressLineNumbers w:val="0"/>
+              <w:bidi w:val="0"/>
+              <w:rPr>
+                <w:rFonts w:hint="default" w:ascii="Arial" w:hAnsi="Arial" w:cs="Arial"/>
+                <w:sz w:val="20"/>
+                <w:szCs w:val="20"/>
+              </w:rPr>
+            </w:pPr>
+            <w:r>
+              <w:rPr>
+                <w:rStyle w:val="26"/>
+                <w:rFonts w:hint="default" w:ascii="Arial" w:hAnsi="Arial" w:cs="Arial"/>
+                <w:sz w:val="20"/>
+                <w:szCs w:val="20"/>
+              </w:rPr>
+              <w:t xml:space="preserve">Windows </w:t>
+            </w:r>
+          </w:p>
+          <w:p>
+            <w:pPr>
+              <w:pStyle w:val="57"/>
+              <w:rPr>
+                <w:rFonts w:hint="default" w:ascii="Arial" w:hAnsi="Arial" w:cs="Arial"/>
+                <w:sz w:val="20"/>
+                <w:szCs w:val="20"/>
+              </w:rPr>
+            </w:pPr>
           </w:p>
         </w:tc>
         <w:tc>
@@ -1773,11 +2304,37 @@
           </w:tcPr>
           <w:p>
             <w:pPr>
-              <w:pStyle w:val="55"/>
-            </w:pPr>
-            <w:r>
-              <w:t>Primary testing browsers.</w:t>
-            </w:r>
+              <w:pStyle w:val="27"/>
+              <w:keepNext w:val="0"/>
+              <w:keepLines w:val="0"/>
+              <w:widowControl/>
+              <w:suppressLineNumbers w:val="0"/>
+              <w:bidi w:val="0"/>
+              <w:rPr>
+                <w:rFonts w:hint="default" w:ascii="Arial" w:hAnsi="Arial" w:cs="Arial"/>
+                <w:sz w:val="20"/>
+                <w:szCs w:val="20"/>
+              </w:rPr>
+            </w:pPr>
+            <w:r>
+              <w:rPr>
+                <w:rStyle w:val="26"/>
+                <w:rFonts w:hint="default" w:ascii="Arial" w:hAnsi="Arial" w:cs="Arial"/>
+                <w:sz w:val="20"/>
+                <w:szCs w:val="20"/>
+              </w:rPr>
+              <w:t>Local operating system for running backend, frontend, browser, and tests</w:t>
+            </w:r>
+          </w:p>
+          <w:p>
+            <w:pPr>
+              <w:pStyle w:val="57"/>
+              <w:rPr>
+                <w:rFonts w:hint="default" w:ascii="Arial" w:hAnsi="Arial" w:cs="Arial"/>
+                <w:sz w:val="20"/>
+                <w:szCs w:val="20"/>
+              </w:rPr>
+            </w:pPr>
           </w:p>
         </w:tc>
         <w:tc>
@@ -1790,10 +2347,26 @@
           </w:tcPr>
           <w:p>
             <w:pPr>
-              <w:pStyle w:val="55"/>
-            </w:pPr>
-            <w:r>
-              <w:t>Web version</w:t>
+              <w:pStyle w:val="27"/>
+              <w:keepNext w:val="0"/>
+              <w:keepLines w:val="0"/>
+              <w:widowControl/>
+              <w:suppressLineNumbers w:val="0"/>
+              <w:bidi w:val="0"/>
+              <w:rPr>
+                <w:rFonts w:hint="default" w:ascii="Arial" w:hAnsi="Arial" w:cs="Arial"/>
+                <w:sz w:val="20"/>
+                <w:szCs w:val="20"/>
+              </w:rPr>
+            </w:pPr>
+            <w:r>
+              <w:rPr>
+                <w:rStyle w:val="26"/>
+                <w:rFonts w:hint="default" w:ascii="Arial" w:hAnsi="Arial" w:cs="Arial"/>
+                <w:sz w:val="20"/>
+                <w:szCs w:val="20"/>
+              </w:rPr>
+              <w:t>Windows 10/11</w:t>
             </w:r>
           </w:p>
         </w:tc>
@@ -1808,11 +2381,37 @@
           </w:tcPr>
           <w:p>
             <w:pPr>
-              <w:pStyle w:val="55"/>
-            </w:pPr>
-            <w:r>
-              <w:t>Internet Browser</w:t>
-            </w:r>
+              <w:pStyle w:val="27"/>
+              <w:keepNext w:val="0"/>
+              <w:keepLines w:val="0"/>
+              <w:widowControl/>
+              <w:suppressLineNumbers w:val="0"/>
+              <w:bidi w:val="0"/>
+              <w:rPr>
+                <w:rFonts w:hint="default" w:ascii="Arial" w:hAnsi="Arial" w:cs="Arial"/>
+                <w:sz w:val="20"/>
+                <w:szCs w:val="20"/>
+              </w:rPr>
+            </w:pPr>
+            <w:r>
+              <w:rPr>
+                <w:rStyle w:val="26"/>
+                <w:rFonts w:hint="default" w:ascii="Arial" w:hAnsi="Arial" w:cs="Arial"/>
+                <w:sz w:val="20"/>
+                <w:szCs w:val="20"/>
+              </w:rPr>
+              <w:t>Main local test environment</w:t>
+            </w:r>
+          </w:p>
+          <w:p>
+            <w:pPr>
+              <w:pStyle w:val="57"/>
+              <w:rPr>
+                <w:rFonts w:hint="default" w:ascii="Arial" w:hAnsi="Arial" w:cs="Arial"/>
+                <w:sz w:val="20"/>
+                <w:szCs w:val="20"/>
+              </w:rPr>
+            </w:pPr>
           </w:p>
         </w:tc>
       </w:tr>
@@ -1847,11 +2446,37 @@
           </w:tcPr>
           <w:p>
             <w:pPr>
-              <w:pStyle w:val="55"/>
-            </w:pPr>
-            <w:r>
-              <w:t>Windows</w:t>
-            </w:r>
+              <w:pStyle w:val="27"/>
+              <w:keepNext w:val="0"/>
+              <w:keepLines w:val="0"/>
+              <w:widowControl/>
+              <w:suppressLineNumbers w:val="0"/>
+              <w:bidi w:val="0"/>
+              <w:rPr>
+                <w:rFonts w:hint="default" w:ascii="Arial" w:hAnsi="Arial" w:cs="Arial"/>
+                <w:sz w:val="20"/>
+                <w:szCs w:val="20"/>
+              </w:rPr>
+            </w:pPr>
+            <w:r>
+              <w:rPr>
+                <w:rStyle w:val="26"/>
+                <w:rFonts w:hint="default" w:ascii="Arial" w:hAnsi="Arial" w:cs="Arial"/>
+                <w:sz w:val="20"/>
+                <w:szCs w:val="20"/>
+              </w:rPr>
+              <w:t>Python</w:t>
+            </w:r>
+          </w:p>
+          <w:p>
+            <w:pPr>
+              <w:pStyle w:val="57"/>
+              <w:rPr>
+                <w:rFonts w:hint="default" w:ascii="Arial" w:hAnsi="Arial" w:cs="Arial"/>
+                <w:sz w:val="20"/>
+                <w:szCs w:val="20"/>
+              </w:rPr>
+            </w:pPr>
           </w:p>
         </w:tc>
         <w:tc>
@@ -1864,11 +2489,37 @@
           </w:tcPr>
           <w:p>
             <w:pPr>
-              <w:pStyle w:val="55"/>
-            </w:pPr>
-            <w:r>
-              <w:t>Environment for running Web Client, Server.</w:t>
-            </w:r>
+              <w:pStyle w:val="27"/>
+              <w:keepNext w:val="0"/>
+              <w:keepLines w:val="0"/>
+              <w:widowControl/>
+              <w:suppressLineNumbers w:val="0"/>
+              <w:bidi w:val="0"/>
+              <w:rPr>
+                <w:rFonts w:hint="default" w:ascii="Arial" w:hAnsi="Arial" w:cs="Arial"/>
+                <w:sz w:val="20"/>
+                <w:szCs w:val="20"/>
+              </w:rPr>
+            </w:pPr>
+            <w:r>
+              <w:rPr>
+                <w:rStyle w:val="26"/>
+                <w:rFonts w:hint="default" w:ascii="Arial" w:hAnsi="Arial" w:cs="Arial"/>
+                <w:sz w:val="20"/>
+                <w:szCs w:val="20"/>
+              </w:rPr>
+              <w:t>Backend runtime and pytest execution</w:t>
+            </w:r>
+          </w:p>
+          <w:p>
+            <w:pPr>
+              <w:pStyle w:val="57"/>
+              <w:rPr>
+                <w:rFonts w:hint="default" w:ascii="Arial" w:hAnsi="Arial" w:cs="Arial"/>
+                <w:sz w:val="20"/>
+                <w:szCs w:val="20"/>
+              </w:rPr>
+            </w:pPr>
           </w:p>
         </w:tc>
         <w:tc>
@@ -1881,11 +2532,37 @@
           </w:tcPr>
           <w:p>
             <w:pPr>
-              <w:pStyle w:val="55"/>
-            </w:pPr>
-            <w:r>
-              <w:t>10/11</w:t>
-            </w:r>
+              <w:pStyle w:val="27"/>
+              <w:keepNext w:val="0"/>
+              <w:keepLines w:val="0"/>
+              <w:widowControl/>
+              <w:suppressLineNumbers w:val="0"/>
+              <w:bidi w:val="0"/>
+              <w:rPr>
+                <w:rFonts w:hint="default" w:ascii="Arial" w:hAnsi="Arial" w:cs="Arial"/>
+                <w:sz w:val="20"/>
+                <w:szCs w:val="20"/>
+              </w:rPr>
+            </w:pPr>
+            <w:r>
+              <w:rPr>
+                <w:rStyle w:val="26"/>
+                <w:rFonts w:hint="default" w:ascii="Arial" w:hAnsi="Arial" w:cs="Arial"/>
+                <w:sz w:val="20"/>
+                <w:szCs w:val="20"/>
+              </w:rPr>
+              <w:t xml:space="preserve">3.11+ </w:t>
+            </w:r>
+          </w:p>
+          <w:p>
+            <w:pPr>
+              <w:pStyle w:val="57"/>
+              <w:rPr>
+                <w:rFonts w:hint="default" w:ascii="Arial" w:hAnsi="Arial" w:cs="Arial"/>
+                <w:sz w:val="20"/>
+                <w:szCs w:val="20"/>
+              </w:rPr>
+            </w:pPr>
           </w:p>
         </w:tc>
         <w:tc>
@@ -1899,11 +2576,37 @@
           </w:tcPr>
           <w:p>
             <w:pPr>
-              <w:pStyle w:val="55"/>
-            </w:pPr>
-            <w:r>
-              <w:t>Operating System</w:t>
-            </w:r>
+              <w:pStyle w:val="27"/>
+              <w:keepNext w:val="0"/>
+              <w:keepLines w:val="0"/>
+              <w:widowControl/>
+              <w:suppressLineNumbers w:val="0"/>
+              <w:bidi w:val="0"/>
+              <w:rPr>
+                <w:rFonts w:hint="default" w:ascii="Arial" w:hAnsi="Arial" w:cs="Arial"/>
+                <w:sz w:val="20"/>
+                <w:szCs w:val="20"/>
+              </w:rPr>
+            </w:pPr>
+            <w:r>
+              <w:rPr>
+                <w:rStyle w:val="26"/>
+                <w:rFonts w:hint="default" w:ascii="Arial" w:hAnsi="Arial" w:cs="Arial"/>
+                <w:sz w:val="20"/>
+                <w:szCs w:val="20"/>
+              </w:rPr>
+              <w:t>Used with a virtual environment (.venv)</w:t>
+            </w:r>
+          </w:p>
+          <w:p>
+            <w:pPr>
+              <w:pStyle w:val="57"/>
+              <w:rPr>
+                <w:rFonts w:hint="default" w:ascii="Arial" w:hAnsi="Arial" w:cs="Arial"/>
+                <w:sz w:val="20"/>
+                <w:szCs w:val="20"/>
+              </w:rPr>
+            </w:pPr>
           </w:p>
         </w:tc>
       </w:tr>
@@ -1938,11 +2641,37 @@
           </w:tcPr>
           <w:p>
             <w:pPr>
-              <w:pStyle w:val="55"/>
-            </w:pPr>
-            <w:r>
-              <w:t>Android</w:t>
-            </w:r>
+              <w:pStyle w:val="27"/>
+              <w:keepNext w:val="0"/>
+              <w:keepLines w:val="0"/>
+              <w:widowControl/>
+              <w:suppressLineNumbers w:val="0"/>
+              <w:bidi w:val="0"/>
+              <w:rPr>
+                <w:rFonts w:hint="default" w:ascii="Arial" w:hAnsi="Arial" w:cs="Arial"/>
+                <w:sz w:val="20"/>
+                <w:szCs w:val="20"/>
+              </w:rPr>
+            </w:pPr>
+            <w:r>
+              <w:rPr>
+                <w:rStyle w:val="26"/>
+                <w:rFonts w:hint="default" w:ascii="Arial" w:hAnsi="Arial" w:cs="Arial"/>
+                <w:sz w:val="20"/>
+                <w:szCs w:val="20"/>
+              </w:rPr>
+              <w:t>Node.js</w:t>
+            </w:r>
+          </w:p>
+          <w:p>
+            <w:pPr>
+              <w:pStyle w:val="57"/>
+              <w:rPr>
+                <w:rFonts w:hint="default" w:ascii="Arial" w:hAnsi="Arial" w:cs="Arial"/>
+                <w:sz w:val="20"/>
+                <w:szCs w:val="20"/>
+              </w:rPr>
+            </w:pPr>
           </w:p>
         </w:tc>
         <w:tc>
@@ -1955,11 +2684,37 @@
           </w:tcPr>
           <w:p>
             <w:pPr>
-              <w:pStyle w:val="55"/>
-            </w:pPr>
-            <w:r>
-              <w:t>Test interface on smartphones.</w:t>
-            </w:r>
+              <w:pStyle w:val="27"/>
+              <w:keepNext w:val="0"/>
+              <w:keepLines w:val="0"/>
+              <w:widowControl/>
+              <w:suppressLineNumbers w:val="0"/>
+              <w:bidi w:val="0"/>
+              <w:rPr>
+                <w:rFonts w:hint="default" w:ascii="Arial" w:hAnsi="Arial" w:cs="Arial"/>
+                <w:sz w:val="20"/>
+                <w:szCs w:val="20"/>
+              </w:rPr>
+            </w:pPr>
+            <w:r>
+              <w:rPr>
+                <w:rStyle w:val="26"/>
+                <w:rFonts w:hint="default" w:ascii="Arial" w:hAnsi="Arial" w:cs="Arial"/>
+                <w:sz w:val="20"/>
+                <w:szCs w:val="20"/>
+              </w:rPr>
+              <w:t>Frontend dependency/runtime environment</w:t>
+            </w:r>
+          </w:p>
+          <w:p>
+            <w:pPr>
+              <w:pStyle w:val="57"/>
+              <w:rPr>
+                <w:rFonts w:hint="default" w:ascii="Arial" w:hAnsi="Arial" w:cs="Arial"/>
+                <w:sz w:val="20"/>
+                <w:szCs w:val="20"/>
+              </w:rPr>
+            </w:pPr>
           </w:p>
         </w:tc>
         <w:tc>
@@ -1972,11 +2727,37 @@
           </w:tcPr>
           <w:p>
             <w:pPr>
-              <w:pStyle w:val="55"/>
-            </w:pPr>
-            <w:r>
-              <w:t>14+</w:t>
-            </w:r>
+              <w:pStyle w:val="27"/>
+              <w:keepNext w:val="0"/>
+              <w:keepLines w:val="0"/>
+              <w:widowControl/>
+              <w:suppressLineNumbers w:val="0"/>
+              <w:bidi w:val="0"/>
+              <w:rPr>
+                <w:rFonts w:hint="default" w:ascii="Arial" w:hAnsi="Arial" w:cs="Arial"/>
+                <w:sz w:val="20"/>
+                <w:szCs w:val="20"/>
+              </w:rPr>
+            </w:pPr>
+            <w:r>
+              <w:rPr>
+                <w:rStyle w:val="26"/>
+                <w:rFonts w:hint="default" w:ascii="Arial" w:hAnsi="Arial" w:cs="Arial"/>
+                <w:sz w:val="20"/>
+                <w:szCs w:val="20"/>
+              </w:rPr>
+              <w:t>20+</w:t>
+            </w:r>
+          </w:p>
+          <w:p>
+            <w:pPr>
+              <w:pStyle w:val="57"/>
+              <w:rPr>
+                <w:rFonts w:hint="default" w:ascii="Arial" w:hAnsi="Arial" w:cs="Arial"/>
+                <w:sz w:val="20"/>
+                <w:szCs w:val="20"/>
+              </w:rPr>
+            </w:pPr>
           </w:p>
         </w:tc>
         <w:tc>
@@ -1990,11 +2771,37 @@
           </w:tcPr>
           <w:p>
             <w:pPr>
-              <w:pStyle w:val="55"/>
-            </w:pPr>
-            <w:r>
-              <w:t>Operating System</w:t>
-            </w:r>
+              <w:pStyle w:val="27"/>
+              <w:keepNext w:val="0"/>
+              <w:keepLines w:val="0"/>
+              <w:widowControl/>
+              <w:suppressLineNumbers w:val="0"/>
+              <w:bidi w:val="0"/>
+              <w:rPr>
+                <w:rFonts w:hint="default" w:ascii="Arial" w:hAnsi="Arial" w:cs="Arial"/>
+                <w:sz w:val="20"/>
+                <w:szCs w:val="20"/>
+              </w:rPr>
+            </w:pPr>
+            <w:r>
+              <w:rPr>
+                <w:rStyle w:val="26"/>
+                <w:rFonts w:hint="default" w:ascii="Arial" w:hAnsi="Arial" w:cs="Arial"/>
+                <w:sz w:val="20"/>
+                <w:szCs w:val="20"/>
+              </w:rPr>
+              <w:t>Used to run React/Vite frontend</w:t>
+            </w:r>
+          </w:p>
+          <w:p>
+            <w:pPr>
+              <w:pStyle w:val="57"/>
+              <w:rPr>
+                <w:rFonts w:hint="default" w:ascii="Arial" w:hAnsi="Arial" w:cs="Arial"/>
+                <w:sz w:val="20"/>
+                <w:szCs w:val="20"/>
+              </w:rPr>
+            </w:pPr>
           </w:p>
         </w:tc>
       </w:tr>
@@ -2029,11 +2836,37 @@
           </w:tcPr>
           <w:p>
             <w:pPr>
-              <w:pStyle w:val="55"/>
-            </w:pPr>
-            <w:r>
-              <w:t>Gmail</w:t>
-            </w:r>
+              <w:pStyle w:val="27"/>
+              <w:keepNext w:val="0"/>
+              <w:keepLines w:val="0"/>
+              <w:widowControl/>
+              <w:suppressLineNumbers w:val="0"/>
+              <w:bidi w:val="0"/>
+              <w:rPr>
+                <w:rFonts w:hint="default" w:ascii="Arial" w:hAnsi="Arial" w:cs="Arial"/>
+                <w:sz w:val="20"/>
+                <w:szCs w:val="20"/>
+              </w:rPr>
+            </w:pPr>
+            <w:r>
+              <w:rPr>
+                <w:rStyle w:val="26"/>
+                <w:rFonts w:hint="default" w:ascii="Arial" w:hAnsi="Arial" w:cs="Arial"/>
+                <w:sz w:val="20"/>
+                <w:szCs w:val="20"/>
+              </w:rPr>
+              <w:t xml:space="preserve">Google Chrome </w:t>
+            </w:r>
+          </w:p>
+          <w:p>
+            <w:pPr>
+              <w:pStyle w:val="57"/>
+              <w:rPr>
+                <w:rFonts w:hint="default" w:ascii="Arial" w:hAnsi="Arial" w:cs="Arial"/>
+                <w:sz w:val="20"/>
+                <w:szCs w:val="20"/>
+              </w:rPr>
+            </w:pPr>
           </w:p>
         </w:tc>
         <w:tc>
@@ -2046,11 +2879,37 @@
           </w:tcPr>
           <w:p>
             <w:pPr>
-              <w:pStyle w:val="55"/>
-            </w:pPr>
-            <w:r>
-              <w:t>Test collaborative invite link sending feature.</w:t>
-            </w:r>
+              <w:pStyle w:val="27"/>
+              <w:keepNext w:val="0"/>
+              <w:keepLines w:val="0"/>
+              <w:widowControl/>
+              <w:suppressLineNumbers w:val="0"/>
+              <w:bidi w:val="0"/>
+              <w:rPr>
+                <w:rFonts w:hint="default" w:ascii="Arial" w:hAnsi="Arial" w:cs="Arial"/>
+                <w:sz w:val="20"/>
+                <w:szCs w:val="20"/>
+              </w:rPr>
+            </w:pPr>
+            <w:r>
+              <w:rPr>
+                <w:rStyle w:val="26"/>
+                <w:rFonts w:hint="default" w:ascii="Arial" w:hAnsi="Arial" w:cs="Arial"/>
+                <w:sz w:val="20"/>
+                <w:szCs w:val="20"/>
+              </w:rPr>
+              <w:t>Browser for manual and automated tests</w:t>
+            </w:r>
+          </w:p>
+          <w:p>
+            <w:pPr>
+              <w:pStyle w:val="57"/>
+              <w:rPr>
+                <w:rFonts w:hint="default" w:ascii="Arial" w:hAnsi="Arial" w:cs="Arial"/>
+                <w:sz w:val="20"/>
+                <w:szCs w:val="20"/>
+              </w:rPr>
+            </w:pPr>
           </w:p>
         </w:tc>
         <w:tc>
@@ -2063,11 +2922,37 @@
           </w:tcPr>
           <w:p>
             <w:pPr>
-              <w:pStyle w:val="55"/>
-            </w:pPr>
-            <w:r>
-              <w:t>Web version</w:t>
-            </w:r>
+              <w:pStyle w:val="27"/>
+              <w:keepNext w:val="0"/>
+              <w:keepLines w:val="0"/>
+              <w:widowControl/>
+              <w:suppressLineNumbers w:val="0"/>
+              <w:bidi w:val="0"/>
+              <w:rPr>
+                <w:rFonts w:hint="default" w:ascii="Arial" w:hAnsi="Arial" w:cs="Arial"/>
+                <w:sz w:val="20"/>
+                <w:szCs w:val="20"/>
+              </w:rPr>
+            </w:pPr>
+            <w:r>
+              <w:rPr>
+                <w:rStyle w:val="26"/>
+                <w:rFonts w:hint="default" w:ascii="Arial" w:hAnsi="Arial" w:cs="Arial"/>
+                <w:sz w:val="20"/>
+                <w:szCs w:val="20"/>
+              </w:rPr>
+              <w:t>Latest stable</w:t>
+            </w:r>
+          </w:p>
+          <w:p>
+            <w:pPr>
+              <w:pStyle w:val="57"/>
+              <w:rPr>
+                <w:rFonts w:hint="default" w:ascii="Arial" w:hAnsi="Arial" w:cs="Arial"/>
+                <w:sz w:val="20"/>
+                <w:szCs w:val="20"/>
+              </w:rPr>
+            </w:pPr>
           </w:p>
         </w:tc>
         <w:tc>
@@ -2081,11 +2966,232 @@
           </w:tcPr>
           <w:p>
             <w:pPr>
-              <w:pStyle w:val="55"/>
-            </w:pPr>
-            <w:r>
-              <w:t>eMail Client software</w:t>
-            </w:r>
+              <w:pStyle w:val="27"/>
+              <w:keepNext w:val="0"/>
+              <w:keepLines w:val="0"/>
+              <w:widowControl/>
+              <w:suppressLineNumbers w:val="0"/>
+              <w:bidi w:val="0"/>
+              <w:rPr>
+                <w:rFonts w:hint="default" w:ascii="Arial" w:hAnsi="Arial" w:cs="Arial"/>
+                <w:sz w:val="20"/>
+                <w:szCs w:val="20"/>
+              </w:rPr>
+            </w:pPr>
+            <w:r>
+              <w:rPr>
+                <w:rStyle w:val="26"/>
+                <w:rFonts w:hint="default" w:ascii="Arial" w:hAnsi="Arial" w:cs="Arial"/>
+                <w:sz w:val="20"/>
+                <w:szCs w:val="20"/>
+              </w:rPr>
+              <w:t>Selenium target browser</w:t>
+            </w:r>
+          </w:p>
+          <w:p>
+            <w:pPr>
+              <w:pStyle w:val="57"/>
+              <w:rPr>
+                <w:rFonts w:hint="default" w:ascii="Arial" w:hAnsi="Arial" w:cs="Arial"/>
+                <w:sz w:val="20"/>
+                <w:szCs w:val="20"/>
+              </w:rPr>
+            </w:pPr>
+          </w:p>
+        </w:tc>
+      </w:tr>
+      <w:tr>
+        <w:tblPrEx>
+          <w:tblBorders>
+            <w:top w:val="single" w:color="000000" w:sz="12" w:space="0"/>
+            <w:left w:val="single" w:color="000000" w:sz="12" w:space="0"/>
+            <w:bottom w:val="single" w:color="000000" w:sz="12" w:space="0"/>
+            <w:right w:val="single" w:color="000000" w:sz="12" w:space="0"/>
+            <w:insideH w:val="single" w:color="000000" w:sz="6" w:space="0"/>
+            <w:insideV w:val="single" w:color="000000" w:sz="6" w:space="0"/>
+          </w:tblBorders>
+          <w:tblCellMar>
+            <w:top w:w="0" w:type="dxa"/>
+            <w:left w:w="108" w:type="dxa"/>
+            <w:bottom w:w="0" w:type="dxa"/>
+            <w:right w:w="108" w:type="dxa"/>
+          </w:tblCellMar>
+        </w:tblPrEx>
+        <w:trPr>
+          <w:cantSplit/>
+        </w:trPr>
+        <w:tc>
+          <w:tcPr>
+            <w:tcW w:w="2358" w:type="dxa"/>
+            <w:tcBorders>
+              <w:top w:val="single" w:color="000000" w:sz="6" w:space="0"/>
+              <w:left w:val="single" w:color="000000" w:sz="6" w:space="0"/>
+              <w:bottom w:val="single" w:color="000000" w:sz="6" w:space="0"/>
+            </w:tcBorders>
+          </w:tcPr>
+          <w:p>
+            <w:pPr>
+              <w:pStyle w:val="27"/>
+              <w:keepNext w:val="0"/>
+              <w:keepLines w:val="0"/>
+              <w:widowControl/>
+              <w:suppressLineNumbers w:val="0"/>
+              <w:bidi w:val="0"/>
+              <w:rPr>
+                <w:rFonts w:hint="default" w:ascii="Arial" w:hAnsi="Arial" w:cs="Arial"/>
+                <w:sz w:val="20"/>
+                <w:szCs w:val="20"/>
+              </w:rPr>
+            </w:pPr>
+            <w:r>
+              <w:rPr>
+                <w:rStyle w:val="26"/>
+                <w:rFonts w:hint="default" w:ascii="Arial" w:hAnsi="Arial" w:cs="Arial"/>
+                <w:sz w:val="20"/>
+                <w:szCs w:val="20"/>
+              </w:rPr>
+              <w:t>Selenium WebDriver</w:t>
+            </w:r>
+          </w:p>
+          <w:p>
+            <w:pPr>
+              <w:pStyle w:val="57"/>
+              <w:rPr>
+                <w:rFonts w:hint="default" w:ascii="Arial" w:hAnsi="Arial" w:cs="Arial"/>
+                <w:sz w:val="20"/>
+                <w:szCs w:val="20"/>
+              </w:rPr>
+            </w:pPr>
+          </w:p>
+        </w:tc>
+        <w:tc>
+          <w:tcPr>
+            <w:tcW w:w="3240" w:type="dxa"/>
+            <w:tcBorders>
+              <w:top w:val="single" w:color="000000" w:sz="6" w:space="0"/>
+              <w:bottom w:val="single" w:color="000000" w:sz="6" w:space="0"/>
+            </w:tcBorders>
+          </w:tcPr>
+          <w:p>
+            <w:pPr>
+              <w:pStyle w:val="27"/>
+              <w:keepNext w:val="0"/>
+              <w:keepLines w:val="0"/>
+              <w:widowControl/>
+              <w:suppressLineNumbers w:val="0"/>
+              <w:bidi w:val="0"/>
+              <w:rPr>
+                <w:rFonts w:hint="default" w:ascii="Arial" w:hAnsi="Arial" w:cs="Arial"/>
+                <w:sz w:val="20"/>
+                <w:szCs w:val="20"/>
+              </w:rPr>
+            </w:pPr>
+            <w:r>
+              <w:rPr>
+                <w:rStyle w:val="26"/>
+                <w:rFonts w:hint="default" w:ascii="Arial" w:hAnsi="Arial" w:cs="Arial"/>
+                <w:sz w:val="20"/>
+                <w:szCs w:val="20"/>
+              </w:rPr>
+              <w:t>Browser automation</w:t>
+            </w:r>
+          </w:p>
+          <w:p>
+            <w:pPr>
+              <w:pStyle w:val="57"/>
+              <w:rPr>
+                <w:rFonts w:hint="default" w:ascii="Arial" w:hAnsi="Arial" w:cs="Arial"/>
+                <w:sz w:val="20"/>
+                <w:szCs w:val="20"/>
+              </w:rPr>
+            </w:pPr>
+          </w:p>
+        </w:tc>
+        <w:tc>
+          <w:tcPr>
+            <w:tcW w:w="1530" w:type="dxa"/>
+            <w:tcBorders>
+              <w:top w:val="single" w:color="000000" w:sz="6" w:space="0"/>
+              <w:bottom w:val="single" w:color="000000" w:sz="6" w:space="0"/>
+            </w:tcBorders>
+          </w:tcPr>
+          <w:p>
+            <w:pPr>
+              <w:pStyle w:val="27"/>
+              <w:keepNext w:val="0"/>
+              <w:keepLines w:val="0"/>
+              <w:widowControl/>
+              <w:suppressLineNumbers w:val="0"/>
+              <w:bidi w:val="0"/>
+              <w:rPr>
+                <w:rFonts w:hint="default" w:ascii="Arial" w:hAnsi="Arial" w:cs="Arial"/>
+                <w:sz w:val="20"/>
+                <w:szCs w:val="20"/>
+              </w:rPr>
+            </w:pPr>
+            <w:r>
+              <w:rPr>
+                <w:rStyle w:val="26"/>
+                <w:rFonts w:hint="default" w:ascii="Arial" w:hAnsi="Arial" w:cs="Arial"/>
+                <w:sz w:val="20"/>
+                <w:szCs w:val="20"/>
+              </w:rPr>
+              <w:t xml:space="preserve">Project dependency </w:t>
+            </w:r>
+          </w:p>
+          <w:p>
+            <w:pPr>
+              <w:pStyle w:val="57"/>
+              <w:rPr>
+                <w:rFonts w:hint="default" w:ascii="Arial" w:hAnsi="Arial" w:cs="Arial"/>
+                <w:sz w:val="20"/>
+                <w:szCs w:val="20"/>
+              </w:rPr>
+            </w:pPr>
+          </w:p>
+        </w:tc>
+        <w:tc>
+          <w:tcPr>
+            <w:tcW w:w="2340" w:type="dxa"/>
+            <w:tcBorders>
+              <w:top w:val="single" w:color="000000" w:sz="6" w:space="0"/>
+              <w:bottom w:val="single" w:color="000000" w:sz="6" w:space="0"/>
+              <w:right w:val="single" w:color="000000" w:sz="6" w:space="0"/>
+            </w:tcBorders>
+          </w:tcPr>
+          <w:p>
+            <w:pPr>
+              <w:pStyle w:val="27"/>
+              <w:keepNext w:val="0"/>
+              <w:keepLines w:val="0"/>
+              <w:widowControl/>
+              <w:suppressLineNumbers w:val="0"/>
+              <w:bidi w:val="0"/>
+              <w:rPr>
+                <w:rFonts w:hint="default" w:ascii="Arial" w:hAnsi="Arial" w:cs="Arial"/>
+                <w:sz w:val="20"/>
+                <w:szCs w:val="20"/>
+              </w:rPr>
+            </w:pPr>
+            <w:r>
+              <w:rPr>
+                <w:rStyle w:val="26"/>
+                <w:rFonts w:hint="default" w:ascii="Arial" w:hAnsi="Arial" w:cs="Arial"/>
+                <w:sz w:val="20"/>
+                <w:szCs w:val="20"/>
+              </w:rPr>
+              <w:t>Used for PA5 E2E tests</w:t>
+            </w:r>
+          </w:p>
+          <w:p>
+            <w:pPr>
+              <w:pStyle w:val="57"/>
+              <w:rPr>
+                <w:rFonts w:hint="default" w:ascii="Arial" w:hAnsi="Arial" w:cs="Arial"/>
+                <w:sz w:val="20"/>
+                <w:szCs w:val="20"/>
+              </w:rPr>
+            </w:pPr>
           </w:p>
         </w:tc>
       </w:tr>
@@ -2093,14 +3199,23 @@
     <w:p>
       <w:pPr>
         <w:pStyle w:val="14"/>
+        <w:rPr>
+          <w:rFonts w:hint="default" w:ascii="Arial" w:hAnsi="Arial" w:cs="Arial"/>
+        </w:rPr>
       </w:pPr>
     </w:p>
     <w:p>
       <w:pPr>
         <w:pStyle w:val="3"/>
+        <w:rPr>
+          <w:rFonts w:hint="default" w:ascii="Arial" w:hAnsi="Arial" w:cs="Arial"/>
+        </w:rPr>
       </w:pPr>
       <w:bookmarkStart w:id="15" w:name="_Toc237620312"/>
       <w:r>
+        <w:rPr>
+          <w:rFonts w:hint="default" w:ascii="Arial" w:hAnsi="Arial" w:cs="Arial"/>
+        </w:rPr>
         <w:t>Productivity and Support Tools</w:t>
       </w:r>
       <w:bookmarkEnd w:id="12"/>
@@ -2111,18 +3226,28 @@
       <w:pPr>
         <w:pStyle w:val="14"/>
         <w:ind w:left="0"/>
-      </w:pPr>
-      <w:r>
+        <w:rPr>
+          <w:rFonts w:hint="default" w:ascii="Arial" w:hAnsi="Arial" w:cs="Arial"/>
+        </w:rPr>
+      </w:pPr>
+      <w:r>
+        <w:rPr>
+          <w:rFonts w:hint="default" w:ascii="Arial" w:hAnsi="Arial" w:cs="Arial"/>
+        </w:rPr>
         <w:t xml:space="preserve">The following tools will be employed to support the test process for this </w:t>
       </w:r>
       <w:r>
         <w:rPr>
+          <w:rFonts w:hint="default" w:ascii="Arial" w:hAnsi="Arial" w:cs="Arial"/>
           <w:i/>
           <w:iCs/>
         </w:rPr>
         <w:t>Test Plan</w:t>
       </w:r>
       <w:r>
+        <w:rPr>
+          <w:rFonts w:hint="default" w:ascii="Arial" w:hAnsi="Arial" w:cs="Arial"/>
+        </w:rPr>
         <w:t>.</w:t>
       </w:r>
     </w:p>
@@ -2186,16 +3311,16 @@
           </w:tcPr>
           <w:p>
             <w:pPr>
-              <w:pStyle w:val="55"/>
-              <w:rPr>
-                <w:rFonts w:ascii="Arial" w:hAnsi="Arial" w:cs="Arial"/>
+              <w:pStyle w:val="57"/>
+              <w:rPr>
+                <w:rFonts w:hint="default" w:ascii="Arial" w:hAnsi="Arial" w:cs="Arial"/>
                 <w:b/>
                 <w:bCs/>
               </w:rPr>
             </w:pPr>
             <w:r>
               <w:rPr>
-                <w:rFonts w:ascii="Arial" w:hAnsi="Arial" w:cs="Arial"/>
+                <w:rFonts w:hint="default" w:ascii="Arial" w:hAnsi="Arial" w:cs="Arial"/>
                 <w:b/>
                 <w:bCs/>
               </w:rPr>
@@ -2214,17 +3339,17 @@
           </w:tcPr>
           <w:p>
             <w:pPr>
-              <w:pStyle w:val="55"/>
+              <w:pStyle w:val="57"/>
               <w:jc w:val="center"/>
               <w:rPr>
-                <w:rFonts w:ascii="Arial" w:hAnsi="Arial" w:cs="Arial"/>
+                <w:rFonts w:hint="default" w:ascii="Arial" w:hAnsi="Arial" w:cs="Arial"/>
                 <w:b/>
                 <w:bCs/>
               </w:rPr>
             </w:pPr>
             <w:r>
               <w:rPr>
-                <w:rFonts w:ascii="Arial" w:hAnsi="Arial" w:cs="Arial"/>
+                <w:rFonts w:hint="default" w:ascii="Arial" w:hAnsi="Arial" w:cs="Arial"/>
                 <w:b/>
                 <w:bCs/>
               </w:rPr>
@@ -2243,17 +3368,17 @@
           </w:tcPr>
           <w:p>
             <w:pPr>
-              <w:pStyle w:val="55"/>
+              <w:pStyle w:val="57"/>
               <w:jc w:val="center"/>
               <w:rPr>
-                <w:rFonts w:ascii="Arial" w:hAnsi="Arial" w:cs="Arial"/>
+                <w:rFonts w:hint="default" w:ascii="Arial" w:hAnsi="Arial" w:cs="Arial"/>
                 <w:b/>
                 <w:bCs/>
               </w:rPr>
             </w:pPr>
             <w:r>
               <w:rPr>
-                <w:rFonts w:ascii="Arial" w:hAnsi="Arial" w:cs="Arial"/>
+                <w:rFonts w:hint="default" w:ascii="Arial" w:hAnsi="Arial" w:cs="Arial"/>
                 <w:b/>
                 <w:bCs/>
               </w:rPr>
@@ -2273,21 +3398,31 @@
           </w:tcPr>
           <w:p>
             <w:pPr>
-              <w:pStyle w:val="55"/>
+              <w:pStyle w:val="57"/>
               <w:jc w:val="center"/>
               <w:rPr>
-                <w:rFonts w:ascii="Arial" w:hAnsi="Arial" w:cs="Arial"/>
+                <w:rFonts w:hint="default" w:ascii="Arial" w:hAnsi="Arial" w:cs="Arial"/>
                 <w:b/>
                 <w:bCs/>
-              </w:rPr>
-            </w:pPr>
-            <w:r>
-              <w:rPr>
-                <w:rFonts w:ascii="Arial" w:hAnsi="Arial" w:cs="Arial"/>
+                <w:lang w:val="en-US"/>
+              </w:rPr>
+            </w:pPr>
+            <w:r>
+              <w:rPr>
+                <w:rFonts w:hint="default" w:ascii="Arial" w:hAnsi="Arial" w:cs="Arial"/>
                 <w:b/>
                 <w:bCs/>
               </w:rPr>
               <w:t>Version</w:t>
+            </w:r>
+            <w:r>
+              <w:rPr>
+                <w:rFonts w:hint="default" w:ascii="Arial" w:hAnsi="Arial" w:cs="Arial"/>
+                <w:b/>
+                <w:bCs/>
+                <w:lang w:val="en-US"/>
+              </w:rPr>
+              <w:t xml:space="preserve"> /Notes</w:t>
             </w:r>
           </w:p>
         </w:tc>
@@ -2323,11 +3458,37 @@
           </w:tcPr>
           <w:p>
             <w:pPr>
-              <w:pStyle w:val="55"/>
-            </w:pPr>
-            <w:r>
-              <w:t xml:space="preserve">Defect Tracking </w:t>
-            </w:r>
+              <w:pStyle w:val="27"/>
+              <w:keepNext w:val="0"/>
+              <w:keepLines w:val="0"/>
+              <w:widowControl/>
+              <w:suppressLineNumbers w:val="0"/>
+              <w:bidi w:val="0"/>
+              <w:rPr>
+                <w:rFonts w:hint="default" w:ascii="Arial" w:hAnsi="Arial" w:cs="Arial"/>
+                <w:sz w:val="20"/>
+                <w:szCs w:val="20"/>
+              </w:rPr>
+            </w:pPr>
+            <w:r>
+              <w:rPr>
+                <w:rStyle w:val="26"/>
+                <w:rFonts w:hint="default" w:ascii="Arial" w:hAnsi="Arial" w:cs="Arial"/>
+                <w:sz w:val="20"/>
+                <w:szCs w:val="20"/>
+              </w:rPr>
+              <w:t>Defect Tracking / Test Evidence</w:t>
+            </w:r>
+          </w:p>
+          <w:p>
+            <w:pPr>
+              <w:pStyle w:val="57"/>
+              <w:rPr>
+                <w:rFonts w:hint="default" w:ascii="Arial" w:hAnsi="Arial" w:cs="Arial"/>
+                <w:sz w:val="20"/>
+                <w:szCs w:val="20"/>
+              </w:rPr>
+            </w:pPr>
           </w:p>
         </w:tc>
         <w:tc>
@@ -2340,11 +3501,23 @@
           </w:tcPr>
           <w:p>
             <w:pPr>
-              <w:pStyle w:val="55"/>
+              <w:pStyle w:val="57"/>
               <w:jc w:val="center"/>
-            </w:pPr>
-            <w:r>
-              <w:t>MS Excel 2010</w:t>
+              <w:rPr>
+                <w:rFonts w:hint="default" w:ascii="Arial" w:hAnsi="Arial" w:cs="Arial"/>
+                <w:sz w:val="20"/>
+                <w:szCs w:val="20"/>
+                <w:lang w:val="en-US"/>
+              </w:rPr>
+            </w:pPr>
+            <w:r>
+              <w:rPr>
+                <w:rFonts w:hint="default" w:ascii="Arial" w:hAnsi="Arial" w:cs="Arial"/>
+                <w:sz w:val="20"/>
+                <w:szCs w:val="20"/>
+                <w:lang w:val="en-US"/>
+              </w:rPr>
+              <w:t>WPS Office/Microsoft Excel</w:t>
             </w:r>
           </w:p>
         </w:tc>
@@ -2358,12 +3531,38 @@
           </w:tcPr>
           <w:p>
             <w:pPr>
-              <w:pStyle w:val="55"/>
+              <w:pStyle w:val="27"/>
+              <w:keepNext w:val="0"/>
+              <w:keepLines w:val="0"/>
+              <w:widowControl/>
+              <w:suppressLineNumbers w:val="0"/>
+              <w:bidi w:val="0"/>
+              <w:rPr>
+                <w:rFonts w:hint="default" w:ascii="Arial" w:hAnsi="Arial" w:cs="Arial"/>
+                <w:sz w:val="20"/>
+                <w:szCs w:val="20"/>
+              </w:rPr>
+            </w:pPr>
+            <w:r>
+              <w:rPr>
+                <w:rStyle w:val="26"/>
+                <w:rFonts w:hint="default" w:ascii="Arial" w:hAnsi="Arial" w:cs="Arial"/>
+                <w:sz w:val="20"/>
+                <w:szCs w:val="20"/>
+              </w:rPr>
+              <w:t>Microsoft</w:t>
+            </w:r>
+          </w:p>
+          <w:p>
+            <w:pPr>
+              <w:pStyle w:val="57"/>
               <w:jc w:val="center"/>
-            </w:pPr>
-            <w:r>
-              <w:t>MS</w:t>
-            </w:r>
+              <w:rPr>
+                <w:rFonts w:hint="default" w:ascii="Arial" w:hAnsi="Arial" w:cs="Arial"/>
+                <w:sz w:val="20"/>
+                <w:szCs w:val="20"/>
+              </w:rPr>
+            </w:pPr>
           </w:p>
         </w:tc>
         <w:tc>
@@ -2377,11 +3576,23 @@
           </w:tcPr>
           <w:p>
             <w:pPr>
-              <w:pStyle w:val="55"/>
+              <w:pStyle w:val="57"/>
               <w:jc w:val="center"/>
-            </w:pPr>
-            <w:r>
-              <w:t>2010</w:t>
+              <w:rPr>
+                <w:rFonts w:hint="default" w:ascii="Arial" w:hAnsi="Arial" w:cs="Arial"/>
+                <w:sz w:val="20"/>
+                <w:szCs w:val="20"/>
+                <w:lang w:val="en-US"/>
+              </w:rPr>
+            </w:pPr>
+            <w:r>
+              <w:rPr>
+                <w:rFonts w:hint="default" w:ascii="Arial" w:hAnsi="Arial" w:cs="Arial"/>
+                <w:sz w:val="20"/>
+                <w:szCs w:val="20"/>
+                <w:lang w:val="en-US"/>
+              </w:rPr>
+              <w:t>Lastest Stable</w:t>
             </w:r>
           </w:p>
         </w:tc>
@@ -2417,9 +3628,19 @@
           </w:tcPr>
           <w:p>
             <w:pPr>
-              <w:pStyle w:val="55"/>
-            </w:pPr>
-            <w:r>
+              <w:pStyle w:val="57"/>
+              <w:rPr>
+                <w:rFonts w:hint="default" w:ascii="Arial" w:hAnsi="Arial" w:cs="Arial"/>
+                <w:sz w:val="20"/>
+                <w:szCs w:val="20"/>
+              </w:rPr>
+            </w:pPr>
+            <w:r>
+              <w:rPr>
+                <w:rFonts w:hint="default" w:ascii="Arial" w:hAnsi="Arial" w:cs="Arial"/>
+                <w:sz w:val="20"/>
+                <w:szCs w:val="20"/>
+              </w:rPr>
               <w:t>API Testing</w:t>
             </w:r>
           </w:p>
@@ -2434,10 +3655,20 @@
           </w:tcPr>
           <w:p>
             <w:pPr>
-              <w:pStyle w:val="55"/>
+              <w:pStyle w:val="57"/>
               <w:jc w:val="center"/>
-            </w:pPr>
-            <w:r>
+              <w:rPr>
+                <w:rFonts w:hint="default" w:ascii="Arial" w:hAnsi="Arial" w:cs="Arial"/>
+                <w:sz w:val="20"/>
+                <w:szCs w:val="20"/>
+              </w:rPr>
+            </w:pPr>
+            <w:r>
+              <w:rPr>
+                <w:rFonts w:hint="default" w:ascii="Arial" w:hAnsi="Arial" w:cs="Arial"/>
+                <w:sz w:val="20"/>
+                <w:szCs w:val="20"/>
+              </w:rPr>
               <w:t>Postman</w:t>
             </w:r>
           </w:p>
@@ -2452,10 +3683,20 @@
           </w:tcPr>
           <w:p>
             <w:pPr>
-              <w:pStyle w:val="55"/>
+              <w:pStyle w:val="57"/>
               <w:jc w:val="center"/>
-            </w:pPr>
-            <w:r>
+              <w:rPr>
+                <w:rFonts w:hint="default" w:ascii="Arial" w:hAnsi="Arial" w:cs="Arial"/>
+                <w:sz w:val="20"/>
+                <w:szCs w:val="20"/>
+              </w:rPr>
+            </w:pPr>
+            <w:r>
+              <w:rPr>
+                <w:rFonts w:hint="default" w:ascii="Arial" w:hAnsi="Arial" w:cs="Arial"/>
+                <w:sz w:val="20"/>
+                <w:szCs w:val="20"/>
+              </w:rPr>
               <w:t>Postman Inc.</w:t>
             </w:r>
           </w:p>
@@ -2471,11 +3712,382 @@
           </w:tcPr>
           <w:p>
             <w:pPr>
-              <w:pStyle w:val="55"/>
+              <w:pStyle w:val="57"/>
               <w:jc w:val="center"/>
-            </w:pPr>
-            <w:r>
+              <w:rPr>
+                <w:rFonts w:hint="default" w:ascii="Arial" w:hAnsi="Arial" w:cs="Arial"/>
+                <w:sz w:val="20"/>
+                <w:szCs w:val="20"/>
+              </w:rPr>
+            </w:pPr>
+            <w:r>
+              <w:rPr>
+                <w:rFonts w:hint="default" w:ascii="Arial" w:hAnsi="Arial" w:cs="Arial"/>
+                <w:sz w:val="20"/>
+                <w:szCs w:val="20"/>
+              </w:rPr>
               <w:t>11.x</w:t>
+            </w:r>
+          </w:p>
+        </w:tc>
+      </w:tr>
+      <w:tr>
+        <w:tblPrEx>
+          <w:tblBorders>
+            <w:top w:val="single" w:color="000000" w:sz="12" w:space="0"/>
+            <w:left w:val="single" w:color="000000" w:sz="12" w:space="0"/>
+            <w:bottom w:val="single" w:color="000000" w:sz="12" w:space="0"/>
+            <w:right w:val="single" w:color="000000" w:sz="12" w:space="0"/>
+            <w:insideH w:val="single" w:color="000000" w:sz="6" w:space="0"/>
+            <w:insideV w:val="single" w:color="000000" w:sz="6" w:space="0"/>
+          </w:tblBorders>
+          <w:tblCellMar>
+            <w:top w:w="0" w:type="dxa"/>
+            <w:left w:w="108" w:type="dxa"/>
+            <w:bottom w:w="0" w:type="dxa"/>
+            <w:right w:w="108" w:type="dxa"/>
+          </w:tblCellMar>
+        </w:tblPrEx>
+        <w:trPr>
+          <w:cantSplit/>
+        </w:trPr>
+        <w:tc>
+          <w:tcPr>
+            <w:tcW w:w="3060" w:type="dxa"/>
+            <w:tcBorders>
+              <w:top w:val="single" w:color="000000" w:sz="6" w:space="0"/>
+              <w:left w:val="single" w:color="000000" w:sz="6" w:space="0"/>
+              <w:bottom w:val="single" w:color="000000" w:sz="6" w:space="0"/>
+            </w:tcBorders>
+          </w:tcPr>
+          <w:p>
+            <w:pPr>
+              <w:pStyle w:val="27"/>
+              <w:keepNext w:val="0"/>
+              <w:keepLines w:val="0"/>
+              <w:widowControl/>
+              <w:suppressLineNumbers w:val="0"/>
+              <w:bidi w:val="0"/>
+              <w:rPr>
+                <w:rFonts w:hint="default" w:ascii="Arial" w:hAnsi="Arial" w:cs="Arial"/>
+                <w:sz w:val="20"/>
+                <w:szCs w:val="20"/>
+              </w:rPr>
+            </w:pPr>
+            <w:bookmarkStart w:id="16" w:name="_Ref524433573"/>
+            <w:bookmarkStart w:id="17" w:name="_Toc324915536"/>
+            <w:bookmarkStart w:id="18" w:name="_Toc433104457"/>
+            <w:bookmarkStart w:id="19" w:name="_Toc324843646"/>
+            <w:bookmarkStart w:id="20" w:name="_Ref524434117"/>
+            <w:bookmarkStart w:id="21" w:name="_Toc324851953"/>
+            <w:bookmarkStart w:id="22" w:name="_Toc314978543"/>
+            <w:r>
+              <w:rPr>
+                <w:rStyle w:val="26"/>
+                <w:rFonts w:hint="default" w:ascii="Arial" w:hAnsi="Arial" w:cs="Arial"/>
+                <w:sz w:val="20"/>
+                <w:szCs w:val="20"/>
+              </w:rPr>
+              <w:t>Browser Debugging</w:t>
+            </w:r>
+          </w:p>
+          <w:p>
+            <w:pPr>
+              <w:pStyle w:val="57"/>
+              <w:rPr>
+                <w:rFonts w:hint="default" w:ascii="Arial" w:hAnsi="Arial" w:cs="Arial"/>
+                <w:sz w:val="20"/>
+                <w:szCs w:val="20"/>
+              </w:rPr>
+            </w:pPr>
+          </w:p>
+        </w:tc>
+        <w:tc>
+          <w:tcPr>
+            <w:tcW w:w="2358" w:type="dxa"/>
+            <w:tcBorders>
+              <w:top w:val="single" w:color="000000" w:sz="6" w:space="0"/>
+              <w:bottom w:val="single" w:color="000000" w:sz="6" w:space="0"/>
+            </w:tcBorders>
+          </w:tcPr>
+          <w:p>
+            <w:pPr>
+              <w:pStyle w:val="27"/>
+              <w:keepNext w:val="0"/>
+              <w:keepLines w:val="0"/>
+              <w:widowControl/>
+              <w:suppressLineNumbers w:val="0"/>
+              <w:bidi w:val="0"/>
+              <w:rPr>
+                <w:rFonts w:hint="default" w:ascii="Arial" w:hAnsi="Arial" w:cs="Arial"/>
+                <w:sz w:val="20"/>
+                <w:szCs w:val="20"/>
+              </w:rPr>
+            </w:pPr>
+            <w:r>
+              <w:rPr>
+                <w:rStyle w:val="26"/>
+                <w:rFonts w:hint="default" w:ascii="Arial" w:hAnsi="Arial" w:cs="Arial"/>
+                <w:sz w:val="20"/>
+                <w:szCs w:val="20"/>
+              </w:rPr>
+              <w:t>Chrome DevTools / Edge DevTools</w:t>
+            </w:r>
+          </w:p>
+          <w:p>
+            <w:pPr>
+              <w:pStyle w:val="57"/>
+              <w:jc w:val="center"/>
+              <w:rPr>
+                <w:rFonts w:hint="default" w:ascii="Arial" w:hAnsi="Arial" w:cs="Arial"/>
+                <w:sz w:val="20"/>
+                <w:szCs w:val="20"/>
+              </w:rPr>
+            </w:pPr>
+          </w:p>
+        </w:tc>
+        <w:tc>
+          <w:tcPr>
+            <w:tcW w:w="2790" w:type="dxa"/>
+            <w:tcBorders>
+              <w:top w:val="single" w:color="000000" w:sz="6" w:space="0"/>
+              <w:bottom w:val="single" w:color="000000" w:sz="6" w:space="0"/>
+            </w:tcBorders>
+          </w:tcPr>
+          <w:p>
+            <w:pPr>
+              <w:pStyle w:val="27"/>
+              <w:keepNext w:val="0"/>
+              <w:keepLines w:val="0"/>
+              <w:widowControl/>
+              <w:suppressLineNumbers w:val="0"/>
+              <w:bidi w:val="0"/>
+              <w:rPr>
+                <w:rFonts w:hint="default" w:ascii="Arial" w:hAnsi="Arial" w:cs="Arial"/>
+                <w:sz w:val="20"/>
+                <w:szCs w:val="20"/>
+              </w:rPr>
+            </w:pPr>
+            <w:r>
+              <w:rPr>
+                <w:rStyle w:val="26"/>
+                <w:rFonts w:hint="default" w:ascii="Arial" w:hAnsi="Arial" w:cs="Arial"/>
+                <w:sz w:val="20"/>
+                <w:szCs w:val="20"/>
+              </w:rPr>
+              <w:t>Google / Microsoft</w:t>
+            </w:r>
+          </w:p>
+          <w:p>
+            <w:pPr>
+              <w:pStyle w:val="57"/>
+              <w:jc w:val="center"/>
+              <w:rPr>
+                <w:rFonts w:hint="default" w:ascii="Arial" w:hAnsi="Arial" w:cs="Arial"/>
+                <w:sz w:val="20"/>
+                <w:szCs w:val="20"/>
+              </w:rPr>
+            </w:pPr>
+          </w:p>
+        </w:tc>
+        <w:tc>
+          <w:tcPr>
+            <w:tcW w:w="1260" w:type="dxa"/>
+            <w:tcBorders>
+              <w:top w:val="single" w:color="000000" w:sz="6" w:space="0"/>
+              <w:bottom w:val="single" w:color="000000" w:sz="6" w:space="0"/>
+              <w:right w:val="single" w:color="000000" w:sz="6" w:space="0"/>
+            </w:tcBorders>
+          </w:tcPr>
+          <w:p>
+            <w:pPr>
+              <w:pStyle w:val="57"/>
+              <w:jc w:val="center"/>
+              <w:rPr>
+                <w:rFonts w:hint="default" w:ascii="Arial" w:hAnsi="Arial" w:cs="Arial"/>
+                <w:sz w:val="20"/>
+                <w:szCs w:val="20"/>
+              </w:rPr>
+            </w:pPr>
+            <w:r>
+              <w:rPr>
+                <w:rFonts w:hint="default" w:ascii="Arial" w:hAnsi="Arial" w:cs="Arial"/>
+                <w:sz w:val="20"/>
+                <w:szCs w:val="20"/>
+                <w:lang w:val="en-US"/>
+              </w:rPr>
+              <w:t>Lastest Stable</w:t>
+            </w:r>
+          </w:p>
+        </w:tc>
+      </w:tr>
+      <w:tr>
+        <w:tblPrEx>
+          <w:tblBorders>
+            <w:top w:val="single" w:color="000000" w:sz="12" w:space="0"/>
+            <w:left w:val="single" w:color="000000" w:sz="12" w:space="0"/>
+            <w:bottom w:val="single" w:color="000000" w:sz="12" w:space="0"/>
+            <w:right w:val="single" w:color="000000" w:sz="12" w:space="0"/>
+            <w:insideH w:val="single" w:color="000000" w:sz="6" w:space="0"/>
+            <w:insideV w:val="single" w:color="000000" w:sz="6" w:space="0"/>
+          </w:tblBorders>
+          <w:tblCellMar>
+            <w:top w:w="0" w:type="dxa"/>
+            <w:left w:w="108" w:type="dxa"/>
+            <w:bottom w:w="0" w:type="dxa"/>
+            <w:right w:w="108" w:type="dxa"/>
+          </w:tblCellMar>
+        </w:tblPrEx>
+        <w:trPr>
+          <w:cantSplit/>
+        </w:trPr>
+        <w:tc>
+          <w:tcPr>
+            <w:tcW w:w="3060" w:type="dxa"/>
+            <w:tcBorders>
+              <w:top w:val="single" w:color="000000" w:sz="6" w:space="0"/>
+              <w:left w:val="single" w:color="000000" w:sz="6" w:space="0"/>
+              <w:bottom w:val="single" w:color="000000" w:sz="6" w:space="0"/>
+            </w:tcBorders>
+          </w:tcPr>
+          <w:p>
+            <w:pPr>
+              <w:pStyle w:val="27"/>
+              <w:keepNext w:val="0"/>
+              <w:keepLines w:val="0"/>
+              <w:widowControl/>
+              <w:suppressLineNumbers w:val="0"/>
+              <w:bidi w:val="0"/>
+              <w:rPr>
+                <w:rFonts w:hint="default" w:ascii="Arial" w:hAnsi="Arial" w:cs="Arial"/>
+                <w:sz w:val="20"/>
+                <w:szCs w:val="20"/>
+              </w:rPr>
+            </w:pPr>
+            <w:r>
+              <w:rPr>
+                <w:rStyle w:val="26"/>
+                <w:rFonts w:hint="default" w:ascii="Arial" w:hAnsi="Arial" w:cs="Arial"/>
+                <w:sz w:val="20"/>
+                <w:szCs w:val="20"/>
+              </w:rPr>
+              <w:t>Automated E2E Testing</w:t>
+            </w:r>
+          </w:p>
+          <w:p>
+            <w:pPr>
+              <w:pStyle w:val="57"/>
+              <w:rPr>
+                <w:rFonts w:hint="default" w:ascii="Arial" w:hAnsi="Arial" w:cs="Arial"/>
+                <w:sz w:val="20"/>
+                <w:szCs w:val="20"/>
+                <w:lang w:val="en-US"/>
+              </w:rPr>
+            </w:pPr>
+          </w:p>
+        </w:tc>
+        <w:tc>
+          <w:tcPr>
+            <w:tcW w:w="2358" w:type="dxa"/>
+            <w:tcBorders>
+              <w:top w:val="single" w:color="000000" w:sz="6" w:space="0"/>
+              <w:bottom w:val="single" w:color="000000" w:sz="6" w:space="0"/>
+            </w:tcBorders>
+          </w:tcPr>
+          <w:p>
+            <w:pPr>
+              <w:pStyle w:val="27"/>
+              <w:keepNext w:val="0"/>
+              <w:keepLines w:val="0"/>
+              <w:widowControl/>
+              <w:suppressLineNumbers w:val="0"/>
+              <w:bidi w:val="0"/>
+              <w:rPr>
+                <w:rFonts w:hint="default" w:ascii="Arial" w:hAnsi="Arial" w:cs="Arial"/>
+                <w:sz w:val="20"/>
+                <w:szCs w:val="20"/>
+              </w:rPr>
+            </w:pPr>
+            <w:r>
+              <w:rPr>
+                <w:rStyle w:val="26"/>
+                <w:rFonts w:hint="default" w:ascii="Arial" w:hAnsi="Arial" w:cs="Arial"/>
+                <w:sz w:val="20"/>
+                <w:szCs w:val="20"/>
+              </w:rPr>
+              <w:t>Selenium WebDriver + pytest</w:t>
+            </w:r>
+          </w:p>
+          <w:p>
+            <w:pPr>
+              <w:pStyle w:val="57"/>
+              <w:jc w:val="center"/>
+              <w:rPr>
+                <w:rFonts w:hint="default" w:ascii="Arial" w:hAnsi="Arial" w:cs="Arial"/>
+                <w:sz w:val="20"/>
+                <w:szCs w:val="20"/>
+              </w:rPr>
+            </w:pPr>
+          </w:p>
+        </w:tc>
+        <w:tc>
+          <w:tcPr>
+            <w:tcW w:w="2790" w:type="dxa"/>
+            <w:tcBorders>
+              <w:top w:val="single" w:color="000000" w:sz="6" w:space="0"/>
+              <w:bottom w:val="single" w:color="000000" w:sz="6" w:space="0"/>
+            </w:tcBorders>
+          </w:tcPr>
+          <w:p>
+            <w:pPr>
+              <w:pStyle w:val="57"/>
+              <w:jc w:val="center"/>
+              <w:rPr>
+                <w:rFonts w:hint="default" w:ascii="Arial" w:hAnsi="Arial" w:cs="Arial"/>
+                <w:sz w:val="20"/>
+                <w:szCs w:val="20"/>
+                <w:lang w:val="en-US"/>
+              </w:rPr>
+            </w:pPr>
+            <w:r>
+              <w:rPr>
+                <w:rFonts w:hint="default" w:ascii="Arial" w:hAnsi="Arial" w:cs="Arial"/>
+                <w:sz w:val="20"/>
+                <w:szCs w:val="20"/>
+                <w:lang w:val="en-US"/>
+              </w:rPr>
+              <w:t>Open source</w:t>
+            </w:r>
+          </w:p>
+        </w:tc>
+        <w:tc>
+          <w:tcPr>
+            <w:tcW w:w="1260" w:type="dxa"/>
+            <w:tcBorders>
+              <w:top w:val="single" w:color="000000" w:sz="6" w:space="0"/>
+              <w:bottom w:val="single" w:color="000000" w:sz="6" w:space="0"/>
+              <w:right w:val="single" w:color="000000" w:sz="6" w:space="0"/>
+            </w:tcBorders>
+          </w:tcPr>
+          <w:p>
+            <w:pPr>
+              <w:pStyle w:val="57"/>
+              <w:jc w:val="center"/>
+              <w:rPr>
+                <w:rFonts w:hint="default" w:ascii="Arial" w:hAnsi="Arial" w:cs="Arial"/>
+                <w:sz w:val="20"/>
+                <w:szCs w:val="20"/>
+                <w:lang w:val="en-US"/>
+              </w:rPr>
+            </w:pPr>
+            <w:r>
+              <w:rPr>
+                <w:rFonts w:hint="default" w:ascii="Arial" w:hAnsi="Arial" w:cs="Arial"/>
+                <w:sz w:val="20"/>
+                <w:szCs w:val="20"/>
+                <w:lang w:val="en-US"/>
+              </w:rPr>
+              <w:t>Lastest Stable</w:t>
             </w:r>
           </w:p>
         </w:tc>
@@ -2483,22 +4095,24 @@
     </w:tbl>
     <w:p>
       <w:pPr>
-        <w:pStyle w:val="60"/>
-      </w:pPr>
-      <w:bookmarkStart w:id="16" w:name="_Toc324915536"/>
-      <w:bookmarkStart w:id="17" w:name="_Toc433104457"/>
-      <w:bookmarkStart w:id="18" w:name="_Toc324843646"/>
-      <w:bookmarkStart w:id="19" w:name="_Toc314978543"/>
-      <w:bookmarkStart w:id="20" w:name="_Ref524433573"/>
-      <w:bookmarkStart w:id="21" w:name="_Toc324851953"/>
-      <w:bookmarkStart w:id="22" w:name="_Ref524434117"/>
+        <w:pStyle w:val="62"/>
+        <w:rPr>
+          <w:rFonts w:hint="default" w:ascii="Arial" w:hAnsi="Arial" w:cs="Arial"/>
+        </w:rPr>
+      </w:pPr>
     </w:p>
     <w:p>
       <w:pPr>
         <w:pStyle w:val="2"/>
+        <w:rPr>
+          <w:rFonts w:hint="default" w:ascii="Arial" w:hAnsi="Arial" w:cs="Arial"/>
+        </w:rPr>
       </w:pPr>
       <w:bookmarkStart w:id="23" w:name="_Toc237620313"/>
       <w:r>
+        <w:rPr>
+          <w:rFonts w:hint="default" w:ascii="Arial" w:hAnsi="Arial" w:cs="Arial"/>
+        </w:rPr>
         <w:t>Responsibilities, Staffing, and Training Needs</w:t>
       </w:r>
       <w:bookmarkEnd w:id="16"/>
@@ -2513,11 +4127,17 @@
     <w:p>
       <w:pPr>
         <w:pStyle w:val="3"/>
-      </w:pPr>
-      <w:bookmarkStart w:id="24" w:name="_Toc433104458"/>
-      <w:bookmarkStart w:id="25" w:name="_Toc237620314"/>
-      <w:bookmarkStart w:id="26" w:name="_Toc417790805"/>
-      <w:r>
+        <w:rPr>
+          <w:rFonts w:hint="default" w:ascii="Arial" w:hAnsi="Arial" w:cs="Arial"/>
+        </w:rPr>
+      </w:pPr>
+      <w:bookmarkStart w:id="24" w:name="_Toc237620314"/>
+      <w:bookmarkStart w:id="25" w:name="_Toc417790805"/>
+      <w:bookmarkStart w:id="26" w:name="_Toc433104458"/>
+      <w:r>
+        <w:rPr>
+          <w:rFonts w:hint="default" w:ascii="Arial" w:hAnsi="Arial" w:cs="Arial"/>
+        </w:rPr>
         <w:t>People and Roles</w:t>
       </w:r>
       <w:bookmarkEnd w:id="24"/>
@@ -2528,8 +4148,14 @@
       <w:pPr>
         <w:pStyle w:val="14"/>
         <w:ind w:left="0" w:firstLine="450"/>
-      </w:pPr>
-      <w:r>
+        <w:rPr>
+          <w:rFonts w:hint="default" w:ascii="Arial" w:hAnsi="Arial" w:cs="Arial"/>
+        </w:rPr>
+      </w:pPr>
+      <w:r>
+        <w:rPr>
+          <w:rFonts w:hint="default" w:ascii="Arial" w:hAnsi="Arial" w:cs="Arial"/>
+        </w:rPr>
         <w:t>This table shows the staffing assumptions for the test effort.</w:t>
       </w:r>
     </w:p>
@@ -2578,17 +4204,17 @@
           </w:tcPr>
           <w:p>
             <w:pPr>
-              <w:pStyle w:val="55"/>
+              <w:pStyle w:val="57"/>
               <w:jc w:val="center"/>
               <w:rPr>
-                <w:rFonts w:ascii="Arial" w:hAnsi="Arial" w:cs="Arial"/>
+                <w:rFonts w:hint="default" w:ascii="Arial" w:hAnsi="Arial" w:cs="Arial"/>
                 <w:b/>
                 <w:bCs/>
               </w:rPr>
             </w:pPr>
             <w:r>
               <w:rPr>
-                <w:rFonts w:ascii="Arial" w:hAnsi="Arial" w:cs="Arial"/>
+                <w:rFonts w:hint="default" w:ascii="Arial" w:hAnsi="Arial" w:cs="Arial"/>
                 <w:b/>
                 <w:bCs/>
               </w:rPr>
@@ -2623,17 +4249,17 @@
           </w:tcPr>
           <w:p>
             <w:pPr>
-              <w:pStyle w:val="55"/>
+              <w:pStyle w:val="57"/>
               <w:jc w:val="center"/>
               <w:rPr>
-                <w:rFonts w:ascii="Arial" w:hAnsi="Arial" w:cs="Arial"/>
+                <w:rFonts w:hint="default" w:ascii="Arial" w:hAnsi="Arial" w:cs="Arial"/>
                 <w:b/>
                 <w:bCs/>
               </w:rPr>
             </w:pPr>
             <w:r>
               <w:rPr>
-                <w:rFonts w:ascii="Arial" w:hAnsi="Arial" w:cs="Arial"/>
+                <w:rFonts w:hint="default" w:ascii="Arial" w:hAnsi="Arial" w:cs="Arial"/>
                 <w:b/>
                 <w:bCs/>
               </w:rPr>
@@ -2654,17 +4280,17 @@
           </w:tcPr>
           <w:p>
             <w:pPr>
-              <w:pStyle w:val="55"/>
+              <w:pStyle w:val="57"/>
               <w:jc w:val="center"/>
               <w:rPr>
-                <w:rFonts w:ascii="Arial" w:hAnsi="Arial" w:cs="Arial"/>
+                <w:rFonts w:hint="default" w:ascii="Arial" w:hAnsi="Arial" w:cs="Arial"/>
                 <w:b/>
                 <w:bCs/>
               </w:rPr>
             </w:pPr>
             <w:r>
               <w:rPr>
-                <w:rFonts w:ascii="Arial" w:hAnsi="Arial" w:cs="Arial"/>
+                <w:rFonts w:hint="default" w:ascii="Arial" w:hAnsi="Arial" w:cs="Arial"/>
                 <w:b/>
                 <w:bCs/>
               </w:rPr>
@@ -2673,9 +4299,10 @@
           </w:p>
           <w:p>
             <w:pPr>
-              <w:pStyle w:val="55"/>
+              <w:pStyle w:val="57"/>
               <w:jc w:val="center"/>
               <w:rPr>
+                <w:rFonts w:hint="default" w:ascii="Arial" w:hAnsi="Arial" w:cs="Arial"/>
                 <w:b/>
                 <w:bCs/>
                 <w:sz w:val="16"/>
@@ -2683,6 +4310,7 @@
             </w:pPr>
             <w:r>
               <w:rPr>
+                <w:rFonts w:hint="default" w:ascii="Arial" w:hAnsi="Arial" w:cs="Arial"/>
                 <w:b/>
                 <w:bCs/>
                 <w:sz w:val="16"/>
@@ -2704,17 +4332,17 @@
           </w:tcPr>
           <w:p>
             <w:pPr>
-              <w:pStyle w:val="55"/>
+              <w:pStyle w:val="57"/>
               <w:jc w:val="center"/>
               <w:rPr>
-                <w:rFonts w:ascii="Arial" w:hAnsi="Arial" w:cs="Arial"/>
+                <w:rFonts w:hint="default" w:ascii="Arial" w:hAnsi="Arial" w:cs="Arial"/>
                 <w:b/>
                 <w:bCs/>
               </w:rPr>
             </w:pPr>
             <w:r>
               <w:rPr>
-                <w:rFonts w:ascii="Arial" w:hAnsi="Arial" w:cs="Arial"/>
+                <w:rFonts w:hint="default" w:ascii="Arial" w:hAnsi="Arial" w:cs="Arial"/>
                 <w:b/>
                 <w:bCs/>
               </w:rPr>
@@ -2747,9 +4375,15 @@
           </w:tcPr>
           <w:p>
             <w:pPr>
-              <w:pStyle w:val="55"/>
-            </w:pPr>
-            <w:r>
+              <w:pStyle w:val="57"/>
+              <w:rPr>
+                <w:rFonts w:hint="default" w:ascii="Arial" w:hAnsi="Arial" w:cs="Arial"/>
+              </w:rPr>
+            </w:pPr>
+            <w:r>
+              <w:rPr>
+                <w:rFonts w:hint="default" w:ascii="Arial" w:hAnsi="Arial" w:cs="Arial"/>
+              </w:rPr>
               <w:t>Test Manager</w:t>
             </w:r>
           </w:p>
@@ -2766,10 +4400,16 @@
           </w:tcPr>
           <w:p>
             <w:pPr>
-              <w:pStyle w:val="55"/>
+              <w:pStyle w:val="57"/>
               <w:jc w:val="center"/>
-            </w:pPr>
-            <w:r>
+              <w:rPr>
+                <w:rFonts w:hint="default" w:ascii="Arial" w:hAnsi="Arial" w:cs="Arial"/>
+              </w:rPr>
+            </w:pPr>
+            <w:r>
+              <w:rPr>
+                <w:rFonts w:hint="default" w:ascii="Arial" w:hAnsi="Arial" w:cs="Arial"/>
+              </w:rPr>
               <w:t>1</w:t>
             </w:r>
           </w:p>
@@ -2786,101 +4426,155 @@
           </w:tcPr>
           <w:p>
             <w:pPr>
-              <w:pStyle w:val="55"/>
-            </w:pPr>
-            <w:r>
+              <w:pStyle w:val="57"/>
+              <w:rPr>
+                <w:rFonts w:hint="default" w:ascii="Arial" w:hAnsi="Arial" w:cs="Arial"/>
+              </w:rPr>
+            </w:pPr>
+            <w:r>
+              <w:rPr>
+                <w:rFonts w:hint="default" w:ascii="Arial" w:hAnsi="Arial" w:cs="Arial"/>
+              </w:rPr>
               <w:t xml:space="preserve">Provides management oversight. </w:t>
             </w:r>
           </w:p>
           <w:p>
             <w:pPr>
-              <w:pStyle w:val="55"/>
-            </w:pPr>
-            <w:r>
+              <w:pStyle w:val="57"/>
+              <w:rPr>
+                <w:rFonts w:hint="default" w:ascii="Arial" w:hAnsi="Arial" w:cs="Arial"/>
+              </w:rPr>
+            </w:pPr>
+            <w:r>
+              <w:rPr>
+                <w:rFonts w:hint="default" w:ascii="Arial" w:hAnsi="Arial" w:cs="Arial"/>
+              </w:rPr>
               <w:t>Responsibilities include:</w:t>
             </w:r>
           </w:p>
           <w:p>
             <w:pPr>
-              <w:pStyle w:val="55"/>
+              <w:pStyle w:val="57"/>
               <w:numPr>
                 <w:ilvl w:val="0"/>
-                <w:numId w:val="6"/>
+                <w:numId w:val="2"/>
               </w:numPr>
-            </w:pPr>
-            <w:r>
+              <w:rPr>
+                <w:rFonts w:hint="default" w:ascii="Arial" w:hAnsi="Arial" w:cs="Arial"/>
+              </w:rPr>
+            </w:pPr>
+            <w:r>
+              <w:rPr>
+                <w:rFonts w:hint="default" w:ascii="Arial" w:hAnsi="Arial" w:cs="Arial"/>
+              </w:rPr>
               <w:t>planning and logistics</w:t>
             </w:r>
           </w:p>
           <w:p>
             <w:pPr>
-              <w:pStyle w:val="55"/>
+              <w:pStyle w:val="57"/>
               <w:numPr>
                 <w:ilvl w:val="0"/>
-                <w:numId w:val="6"/>
+                <w:numId w:val="2"/>
               </w:numPr>
-            </w:pPr>
-            <w:r>
+              <w:rPr>
+                <w:rFonts w:hint="default" w:ascii="Arial" w:hAnsi="Arial" w:cs="Arial"/>
+              </w:rPr>
+            </w:pPr>
+            <w:r>
+              <w:rPr>
+                <w:rFonts w:hint="default" w:ascii="Arial" w:hAnsi="Arial" w:cs="Arial"/>
+              </w:rPr>
               <w:t xml:space="preserve">agree mission </w:t>
             </w:r>
           </w:p>
           <w:p>
             <w:pPr>
-              <w:pStyle w:val="55"/>
+              <w:pStyle w:val="57"/>
               <w:numPr>
                 <w:ilvl w:val="0"/>
-                <w:numId w:val="6"/>
+                <w:numId w:val="2"/>
               </w:numPr>
-            </w:pPr>
-            <w:r>
+              <w:rPr>
+                <w:rFonts w:hint="default" w:ascii="Arial" w:hAnsi="Arial" w:cs="Arial"/>
+              </w:rPr>
+            </w:pPr>
+            <w:r>
+              <w:rPr>
+                <w:rFonts w:hint="default" w:ascii="Arial" w:hAnsi="Arial" w:cs="Arial"/>
+              </w:rPr>
               <w:t>identify motivators</w:t>
             </w:r>
           </w:p>
           <w:p>
             <w:pPr>
-              <w:pStyle w:val="55"/>
+              <w:pStyle w:val="57"/>
               <w:numPr>
                 <w:ilvl w:val="0"/>
-                <w:numId w:val="6"/>
+                <w:numId w:val="2"/>
               </w:numPr>
-            </w:pPr>
-            <w:r>
+              <w:rPr>
+                <w:rFonts w:hint="default" w:ascii="Arial" w:hAnsi="Arial" w:cs="Arial"/>
+              </w:rPr>
+            </w:pPr>
+            <w:r>
+              <w:rPr>
+                <w:rFonts w:hint="default" w:ascii="Arial" w:hAnsi="Arial" w:cs="Arial"/>
+              </w:rPr>
               <w:t>acquire appropriate resources</w:t>
             </w:r>
           </w:p>
           <w:p>
             <w:pPr>
-              <w:pStyle w:val="55"/>
+              <w:pStyle w:val="57"/>
               <w:numPr>
                 <w:ilvl w:val="0"/>
-                <w:numId w:val="6"/>
+                <w:numId w:val="2"/>
               </w:numPr>
-            </w:pPr>
-            <w:r>
+              <w:rPr>
+                <w:rFonts w:hint="default" w:ascii="Arial" w:hAnsi="Arial" w:cs="Arial"/>
+              </w:rPr>
+            </w:pPr>
+            <w:r>
+              <w:rPr>
+                <w:rFonts w:hint="default" w:ascii="Arial" w:hAnsi="Arial" w:cs="Arial"/>
+              </w:rPr>
               <w:t>present management reporting</w:t>
             </w:r>
           </w:p>
           <w:p>
             <w:pPr>
-              <w:pStyle w:val="55"/>
+              <w:pStyle w:val="57"/>
               <w:numPr>
                 <w:ilvl w:val="0"/>
-                <w:numId w:val="6"/>
+                <w:numId w:val="2"/>
               </w:numPr>
-            </w:pPr>
-            <w:r>
+              <w:rPr>
+                <w:rFonts w:hint="default" w:ascii="Arial" w:hAnsi="Arial" w:cs="Arial"/>
+              </w:rPr>
+            </w:pPr>
+            <w:r>
+              <w:rPr>
+                <w:rFonts w:hint="default" w:ascii="Arial" w:hAnsi="Arial" w:cs="Arial"/>
+              </w:rPr>
               <w:t>advocate the interests of test</w:t>
             </w:r>
           </w:p>
           <w:p>
             <w:pPr>
-              <w:pStyle w:val="55"/>
+              <w:pStyle w:val="57"/>
               <w:numPr>
                 <w:ilvl w:val="0"/>
-                <w:numId w:val="6"/>
+                <w:numId w:val="2"/>
               </w:numPr>
-            </w:pPr>
-            <w:r>
+              <w:rPr>
+                <w:rFonts w:hint="default" w:ascii="Arial" w:hAnsi="Arial" w:cs="Arial"/>
+              </w:rPr>
+            </w:pPr>
+            <w:r>
+              <w:rPr>
+                <w:rFonts w:hint="default" w:ascii="Arial" w:hAnsi="Arial" w:cs="Arial"/>
+              </w:rPr>
               <w:t>evaluate effectiveness of test effort</w:t>
             </w:r>
           </w:p>
@@ -2910,9 +4604,15 @@
           </w:tcPr>
           <w:p>
             <w:pPr>
-              <w:pStyle w:val="55"/>
-            </w:pPr>
-            <w:r>
+              <w:pStyle w:val="57"/>
+              <w:rPr>
+                <w:rFonts w:hint="default" w:ascii="Arial" w:hAnsi="Arial" w:cs="Arial"/>
+              </w:rPr>
+            </w:pPr>
+            <w:r>
+              <w:rPr>
+                <w:rFonts w:hint="default" w:ascii="Arial" w:hAnsi="Arial" w:cs="Arial"/>
+              </w:rPr>
               <w:t>Tester</w:t>
             </w:r>
           </w:p>
@@ -2928,10 +4628,16 @@
           </w:tcPr>
           <w:p>
             <w:pPr>
-              <w:pStyle w:val="55"/>
+              <w:pStyle w:val="57"/>
               <w:jc w:val="center"/>
-            </w:pPr>
-            <w:r>
+              <w:rPr>
+                <w:rFonts w:hint="default" w:ascii="Arial" w:hAnsi="Arial" w:cs="Arial"/>
+              </w:rPr>
+            </w:pPr>
+            <w:r>
+              <w:rPr>
+                <w:rFonts w:hint="default" w:ascii="Arial" w:hAnsi="Arial" w:cs="Arial"/>
+              </w:rPr>
               <w:t>2</w:t>
             </w:r>
           </w:p>
@@ -2948,77 +4654,119 @@
           </w:tcPr>
           <w:p>
             <w:pPr>
-              <w:pStyle w:val="55"/>
-            </w:pPr>
-            <w:r>
+              <w:pStyle w:val="57"/>
+              <w:rPr>
+                <w:rFonts w:hint="default" w:ascii="Arial" w:hAnsi="Arial" w:cs="Arial"/>
+              </w:rPr>
+            </w:pPr>
+            <w:r>
+              <w:rPr>
+                <w:rFonts w:hint="default" w:ascii="Arial" w:hAnsi="Arial" w:cs="Arial"/>
+              </w:rPr>
               <w:t>Implements and executes the tests.</w:t>
             </w:r>
           </w:p>
           <w:p>
             <w:pPr>
-              <w:pStyle w:val="55"/>
-            </w:pPr>
-            <w:r>
+              <w:pStyle w:val="57"/>
+              <w:rPr>
+                <w:rFonts w:hint="default" w:ascii="Arial" w:hAnsi="Arial" w:cs="Arial"/>
+              </w:rPr>
+            </w:pPr>
+            <w:r>
+              <w:rPr>
+                <w:rFonts w:hint="default" w:ascii="Arial" w:hAnsi="Arial" w:cs="Arial"/>
+              </w:rPr>
               <w:t>Responsibilities include:</w:t>
             </w:r>
           </w:p>
           <w:p>
             <w:pPr>
-              <w:pStyle w:val="55"/>
+              <w:pStyle w:val="57"/>
               <w:numPr>
                 <w:ilvl w:val="0"/>
-                <w:numId w:val="7"/>
+                <w:numId w:val="3"/>
               </w:numPr>
-            </w:pPr>
-            <w:r>
+              <w:rPr>
+                <w:rFonts w:hint="default" w:ascii="Arial" w:hAnsi="Arial" w:cs="Arial"/>
+              </w:rPr>
+            </w:pPr>
+            <w:r>
+              <w:rPr>
+                <w:rFonts w:hint="default" w:ascii="Arial" w:hAnsi="Arial" w:cs="Arial"/>
+              </w:rPr>
               <w:t>implement tests and test suites</w:t>
             </w:r>
           </w:p>
           <w:p>
             <w:pPr>
-              <w:pStyle w:val="55"/>
+              <w:pStyle w:val="57"/>
               <w:numPr>
                 <w:ilvl w:val="0"/>
-                <w:numId w:val="7"/>
+                <w:numId w:val="3"/>
               </w:numPr>
-            </w:pPr>
-            <w:r>
+              <w:rPr>
+                <w:rFonts w:hint="default" w:ascii="Arial" w:hAnsi="Arial" w:cs="Arial"/>
+              </w:rPr>
+            </w:pPr>
+            <w:r>
+              <w:rPr>
+                <w:rFonts w:hint="default" w:ascii="Arial" w:hAnsi="Arial" w:cs="Arial"/>
+              </w:rPr>
               <w:t>execute test suites</w:t>
             </w:r>
           </w:p>
           <w:p>
             <w:pPr>
-              <w:pStyle w:val="55"/>
+              <w:pStyle w:val="57"/>
               <w:numPr>
                 <w:ilvl w:val="0"/>
-                <w:numId w:val="7"/>
+                <w:numId w:val="3"/>
               </w:numPr>
-            </w:pPr>
-            <w:r>
+              <w:rPr>
+                <w:rFonts w:hint="default" w:ascii="Arial" w:hAnsi="Arial" w:cs="Arial"/>
+              </w:rPr>
+            </w:pPr>
+            <w:r>
+              <w:rPr>
+                <w:rFonts w:hint="default" w:ascii="Arial" w:hAnsi="Arial" w:cs="Arial"/>
+              </w:rPr>
               <w:t>log results</w:t>
             </w:r>
           </w:p>
           <w:p>
             <w:pPr>
-              <w:pStyle w:val="55"/>
+              <w:pStyle w:val="57"/>
               <w:numPr>
                 <w:ilvl w:val="0"/>
-                <w:numId w:val="7"/>
+                <w:numId w:val="3"/>
               </w:numPr>
-            </w:pPr>
-            <w:r>
+              <w:rPr>
+                <w:rFonts w:hint="default" w:ascii="Arial" w:hAnsi="Arial" w:cs="Arial"/>
+              </w:rPr>
+            </w:pPr>
+            <w:r>
+              <w:rPr>
+                <w:rFonts w:hint="default" w:ascii="Arial" w:hAnsi="Arial" w:cs="Arial"/>
+              </w:rPr>
               <w:t>analyze and recover from test failures</w:t>
             </w:r>
           </w:p>
           <w:p>
             <w:pPr>
-              <w:pStyle w:val="55"/>
+              <w:pStyle w:val="57"/>
               <w:numPr>
                 <w:ilvl w:val="0"/>
-                <w:numId w:val="7"/>
+                <w:numId w:val="3"/>
               </w:numPr>
-            </w:pPr>
-            <w:r>
+              <w:rPr>
+                <w:rFonts w:hint="default" w:ascii="Arial" w:hAnsi="Arial" w:cs="Arial"/>
+              </w:rPr>
+            </w:pPr>
+            <w:r>
+              <w:rPr>
+                <w:rFonts w:hint="default" w:ascii="Arial" w:hAnsi="Arial" w:cs="Arial"/>
+              </w:rPr>
               <w:t>document incidents</w:t>
             </w:r>
           </w:p>
@@ -3048,9 +4796,15 @@
           </w:tcPr>
           <w:p>
             <w:pPr>
-              <w:pStyle w:val="55"/>
-            </w:pPr>
-            <w:r>
+              <w:pStyle w:val="57"/>
+              <w:rPr>
+                <w:rFonts w:hint="default" w:ascii="Arial" w:hAnsi="Arial" w:cs="Arial"/>
+              </w:rPr>
+            </w:pPr>
+            <w:r>
+              <w:rPr>
+                <w:rFonts w:hint="default" w:ascii="Arial" w:hAnsi="Arial" w:cs="Arial"/>
+              </w:rPr>
               <w:t>Test System Administrator</w:t>
             </w:r>
           </w:p>
@@ -3066,10 +4820,16 @@
           </w:tcPr>
           <w:p>
             <w:pPr>
-              <w:pStyle w:val="55"/>
+              <w:pStyle w:val="57"/>
               <w:jc w:val="center"/>
-            </w:pPr>
-            <w:r>
+              <w:rPr>
+                <w:rFonts w:hint="default" w:ascii="Arial" w:hAnsi="Arial" w:cs="Arial"/>
+              </w:rPr>
+            </w:pPr>
+            <w:r>
+              <w:rPr>
+                <w:rFonts w:hint="default" w:ascii="Arial" w:hAnsi="Arial" w:cs="Arial"/>
+              </w:rPr>
               <w:t>1</w:t>
             </w:r>
           </w:p>
@@ -3086,41 +4846,65 @@
           </w:tcPr>
           <w:p>
             <w:pPr>
-              <w:pStyle w:val="55"/>
-            </w:pPr>
-            <w:r>
+              <w:pStyle w:val="57"/>
+              <w:rPr>
+                <w:rFonts w:hint="default" w:ascii="Arial" w:hAnsi="Arial" w:cs="Arial"/>
+              </w:rPr>
+            </w:pPr>
+            <w:r>
+              <w:rPr>
+                <w:rFonts w:hint="default" w:ascii="Arial" w:hAnsi="Arial" w:cs="Arial"/>
+              </w:rPr>
               <w:t>Ensures test environment and assets are managed and maintained.</w:t>
             </w:r>
           </w:p>
           <w:p>
             <w:pPr>
-              <w:pStyle w:val="55"/>
-            </w:pPr>
-            <w:r>
+              <w:pStyle w:val="57"/>
+              <w:rPr>
+                <w:rFonts w:hint="default" w:ascii="Arial" w:hAnsi="Arial" w:cs="Arial"/>
+              </w:rPr>
+            </w:pPr>
+            <w:r>
+              <w:rPr>
+                <w:rFonts w:hint="default" w:ascii="Arial" w:hAnsi="Arial" w:cs="Arial"/>
+              </w:rPr>
               <w:t>Responsibilities include:</w:t>
             </w:r>
           </w:p>
           <w:p>
             <w:pPr>
-              <w:pStyle w:val="55"/>
+              <w:pStyle w:val="57"/>
               <w:numPr>
                 <w:ilvl w:val="0"/>
-                <w:numId w:val="8"/>
+                <w:numId w:val="4"/>
               </w:numPr>
-            </w:pPr>
-            <w:r>
+              <w:rPr>
+                <w:rFonts w:hint="default" w:ascii="Arial" w:hAnsi="Arial" w:cs="Arial"/>
+              </w:rPr>
+            </w:pPr>
+            <w:r>
+              <w:rPr>
+                <w:rFonts w:hint="default" w:ascii="Arial" w:hAnsi="Arial" w:cs="Arial"/>
+              </w:rPr>
               <w:t>administer test management system</w:t>
             </w:r>
           </w:p>
           <w:p>
             <w:pPr>
-              <w:pStyle w:val="55"/>
+              <w:pStyle w:val="57"/>
               <w:numPr>
                 <w:ilvl w:val="0"/>
-                <w:numId w:val="8"/>
+                <w:numId w:val="4"/>
               </w:numPr>
-            </w:pPr>
-            <w:r>
+              <w:rPr>
+                <w:rFonts w:hint="default" w:ascii="Arial" w:hAnsi="Arial" w:cs="Arial"/>
+              </w:rPr>
+            </w:pPr>
+            <w:r>
+              <w:rPr>
+                <w:rFonts w:hint="default" w:ascii="Arial" w:hAnsi="Arial" w:cs="Arial"/>
+              </w:rPr>
               <w:t>install and support access to, and recovery of, test environment configurations and test labs</w:t>
             </w:r>
           </w:p>
@@ -3130,12 +4914,18 @@
     <w:p>
       <w:pPr>
         <w:pStyle w:val="14"/>
+        <w:rPr>
+          <w:rFonts w:hint="default" w:ascii="Arial" w:hAnsi="Arial" w:cs="Arial"/>
+        </w:rPr>
       </w:pPr>
     </w:p>
     <w:bookmarkEnd w:id="14"/>
     <w:p>
       <w:pPr>
         <w:pStyle w:val="14"/>
+        <w:rPr>
+          <w:rFonts w:hint="default" w:ascii="Arial" w:hAnsi="Arial" w:cs="Arial"/>
+        </w:rPr>
       </w:pPr>
     </w:p>
     <w:sectPr>
@@ -3183,24 +4973,24 @@
       <w:pStyle w:val="22"/>
       <w:framePr w:wrap="around" w:vAnchor="text" w:hAnchor="margin" w:xAlign="right" w:y="1"/>
       <w:rPr>
-        <w:rStyle w:val="28"/>
+        <w:rStyle w:val="30"/>
       </w:rPr>
     </w:pPr>
     <w:r>
       <w:rPr>
-        <w:rStyle w:val="28"/>
+        <w:rStyle w:val="30"/>
       </w:rPr>
       <w:fldChar w:fldCharType="begin"/>
     </w:r>
     <w:r>
       <w:rPr>
-        <w:rStyle w:val="28"/>
+        <w:rStyle w:val="30"/>
       </w:rPr>
       <w:instrText xml:space="preserve">PAGE  </w:instrText>
     </w:r>
     <w:r>
       <w:rPr>
-        <w:rStyle w:val="28"/>
+        <w:rStyle w:val="30"/>
       </w:rPr>
       <w:fldChar w:fldCharType="end"/>
     </w:r>
@@ -3252,6 +5042,12 @@
           <w:insideH w:val="single" w:color="auto" w:sz="6" w:space="0"/>
           <w:insideV w:val="single" w:color="auto" w:sz="6" w:space="0"/>
         </w:tblBorders>
+        <w:tblCellMar>
+          <w:top w:w="0" w:type="dxa"/>
+          <w:left w:w="108" w:type="dxa"/>
+          <w:bottom w:w="0" w:type="dxa"/>
+          <w:right w:w="108" w:type="dxa"/>
+        </w:tblCellMar>
       </w:tblPrEx>
       <w:tc>
         <w:tcPr>
@@ -3341,31 +5137,31 @@
           </w:r>
           <w:r>
             <w:rPr>
-              <w:rStyle w:val="28"/>
+              <w:rStyle w:val="30"/>
             </w:rPr>
             <w:fldChar w:fldCharType="begin"/>
           </w:r>
           <w:r>
             <w:rPr>
-              <w:rStyle w:val="28"/>
+              <w:rStyle w:val="30"/>
             </w:rPr>
             <w:instrText xml:space="preserve"> PAGE </w:instrText>
           </w:r>
           <w:r>
             <w:rPr>
-              <w:rStyle w:val="28"/>
+              <w:rStyle w:val="30"/>
             </w:rPr>
             <w:fldChar w:fldCharType="separate"/>
           </w:r>
           <w:r>
             <w:rPr>
-              <w:rStyle w:val="28"/>
+              <w:rStyle w:val="30"/>
             </w:rPr>
             <w:t>3</w:t>
           </w:r>
           <w:r>
             <w:rPr>
-              <w:rStyle w:val="28"/>
+              <w:rStyle w:val="30"/>
             </w:rPr>
             <w:fldChar w:fldCharType="end"/>
           </w:r>
@@ -3769,119 +5565,6 @@
     </w:lvl>
   </w:abstractNum>
   <w:abstractNum w:abstractNumId="1">
-    <w:nsid w:val="02397C2B"/>
-    <w:multiLevelType w:val="multilevel"/>
-    <w:tmpl w:val="02397C2B"/>
-    <w:lvl w:ilvl="0" w:tentative="0">
-      <w:start w:val="1"/>
-      <w:numFmt w:val="bullet"/>
-      <w:lvlText w:val=""/>
-      <w:lvlJc w:val="left"/>
-      <w:pPr>
-        <w:ind w:left="1101" w:hanging="360"/>
-      </w:pPr>
-      <w:rPr>
-        <w:rFonts w:hint="default" w:ascii="Symbol" w:hAnsi="Symbol"/>
-      </w:rPr>
-    </w:lvl>
-    <w:lvl w:ilvl="1" w:tentative="0">
-      <w:start w:val="1"/>
-      <w:numFmt w:val="bullet"/>
-      <w:lvlText w:val="o"/>
-      <w:lvlJc w:val="left"/>
-      <w:pPr>
-        <w:ind w:left="1821" w:hanging="360"/>
-      </w:pPr>
-      <w:rPr>
-        <w:rFonts w:hint="default" w:ascii="Courier New" w:hAnsi="Courier New" w:cs="Courier New"/>
-      </w:rPr>
-    </w:lvl>
-    <w:lvl w:ilvl="2" w:tentative="0">
-      <w:start w:val="1"/>
-      <w:numFmt w:val="bullet"/>
-      <w:lvlText w:val=""/>
-      <w:lvlJc w:val="left"/>
-      <w:pPr>
-        <w:ind w:left="2541" w:hanging="360"/>
-      </w:pPr>
-      <w:rPr>
-        <w:rFonts w:hint="default" w:ascii="Wingdings" w:hAnsi="Wingdings"/>
-      </w:rPr>
-    </w:lvl>
-    <w:lvl w:ilvl="3" w:tentative="0">
-      <w:start w:val="1"/>
-      <w:numFmt w:val="bullet"/>
-      <w:lvlText w:val=""/>
-      <w:lvlJc w:val="left"/>
-      <w:pPr>
-        <w:ind w:left="3261" w:hanging="360"/>
-      </w:pPr>
-      <w:rPr>
-        <w:rFonts w:hint="default" w:ascii="Symbol" w:hAnsi="Symbol"/>
-      </w:rPr>
-    </w:lvl>
-    <w:lvl w:ilvl="4" w:tentative="0">
-      <w:start w:val="1"/>
-      <w:numFmt w:val="bullet"/>
-      <w:lvlText w:val="o"/>
-      <w:lvlJc w:val="left"/>
-      <w:pPr>
-        <w:ind w:left="3981" w:hanging="360"/>
-      </w:pPr>
-      <w:rPr>
-        <w:rFonts w:hint="default" w:ascii="Courier New" w:hAnsi="Courier New" w:cs="Courier New"/>
-      </w:rPr>
-    </w:lvl>
-    <w:lvl w:ilvl="5" w:tentative="0">
-      <w:start w:val="1"/>
-      <w:numFmt w:val="bullet"/>
-      <w:lvlText w:val=""/>
-      <w:lvlJc w:val="left"/>
-      <w:pPr>
-        <w:ind w:left="4701" w:hanging="360"/>
-      </w:pPr>
-      <w:rPr>
-        <w:rFonts w:hint="default" w:ascii="Wingdings" w:hAnsi="Wingdings"/>
-      </w:rPr>
-    </w:lvl>
-    <w:lvl w:ilvl="6" w:tentative="0">
-      <w:start w:val="1"/>
-      <w:numFmt w:val="bullet"/>
-      <w:lvlText w:val=""/>
-      <w:lvlJc w:val="left"/>
-      <w:pPr>
-        <w:ind w:left="5421" w:hanging="360"/>
-      </w:pPr>
-      <w:rPr>
-        <w:rFonts w:hint="default" w:ascii="Symbol" w:hAnsi="Symbol"/>
-      </w:rPr>
-    </w:lvl>
-    <w:lvl w:ilvl="7" w:tentative="0">
-      <w:start w:val="1"/>
-      <w:numFmt w:val="bullet"/>
-      <w:lvlText w:val="o"/>
-      <w:lvlJc w:val="left"/>
-      <w:pPr>
-        <w:ind w:left="6141" w:hanging="360"/>
-      </w:pPr>
-      <w:rPr>
-        <w:rFonts w:hint="default" w:ascii="Courier New" w:hAnsi="Courier New" w:cs="Courier New"/>
-      </w:rPr>
-    </w:lvl>
-    <w:lvl w:ilvl="8" w:tentative="0">
-      <w:start w:val="1"/>
-      <w:numFmt w:val="bullet"/>
-      <w:lvlText w:val=""/>
-      <w:lvlJc w:val="left"/>
-      <w:pPr>
-        <w:ind w:left="6861" w:hanging="360"/>
-      </w:pPr>
-      <w:rPr>
-        <w:rFonts w:hint="default" w:ascii="Wingdings" w:hAnsi="Wingdings"/>
-      </w:rPr>
-    </w:lvl>
-  </w:abstractNum>
-  <w:abstractNum w:abstractNumId="2">
     <w:nsid w:val="24FB5DAA"/>
     <w:multiLevelType w:val="singleLevel"/>
     <w:tmpl w:val="24FB5DAA"/>
@@ -3901,346 +5584,7 @@
       </w:rPr>
     </w:lvl>
   </w:abstractNum>
-  <w:abstractNum w:abstractNumId="3">
-    <w:nsid w:val="3F857FEE"/>
-    <w:multiLevelType w:val="multilevel"/>
-    <w:tmpl w:val="3F857FEE"/>
-    <w:lvl w:ilvl="0" w:tentative="0">
-      <w:start w:val="1"/>
-      <w:numFmt w:val="bullet"/>
-      <w:lvlText w:val=""/>
-      <w:lvlJc w:val="left"/>
-      <w:pPr>
-        <w:ind w:left="1101" w:hanging="360"/>
-      </w:pPr>
-      <w:rPr>
-        <w:rFonts w:hint="default" w:ascii="Symbol" w:hAnsi="Symbol"/>
-      </w:rPr>
-    </w:lvl>
-    <w:lvl w:ilvl="1" w:tentative="0">
-      <w:start w:val="1"/>
-      <w:numFmt w:val="bullet"/>
-      <w:lvlText w:val="o"/>
-      <w:lvlJc w:val="left"/>
-      <w:pPr>
-        <w:ind w:left="1821" w:hanging="360"/>
-      </w:pPr>
-      <w:rPr>
-        <w:rFonts w:hint="default" w:ascii="Courier New" w:hAnsi="Courier New" w:cs="Courier New"/>
-      </w:rPr>
-    </w:lvl>
-    <w:lvl w:ilvl="2" w:tentative="0">
-      <w:start w:val="1"/>
-      <w:numFmt w:val="bullet"/>
-      <w:lvlText w:val=""/>
-      <w:lvlJc w:val="left"/>
-      <w:pPr>
-        <w:ind w:left="2541" w:hanging="360"/>
-      </w:pPr>
-      <w:rPr>
-        <w:rFonts w:hint="default" w:ascii="Wingdings" w:hAnsi="Wingdings"/>
-      </w:rPr>
-    </w:lvl>
-    <w:lvl w:ilvl="3" w:tentative="0">
-      <w:start w:val="1"/>
-      <w:numFmt w:val="bullet"/>
-      <w:lvlText w:val=""/>
-      <w:lvlJc w:val="left"/>
-      <w:pPr>
-        <w:ind w:left="3261" w:hanging="360"/>
-      </w:pPr>
-      <w:rPr>
-        <w:rFonts w:hint="default" w:ascii="Symbol" w:hAnsi="Symbol"/>
-      </w:rPr>
-    </w:lvl>
-    <w:lvl w:ilvl="4" w:tentative="0">
-      <w:start w:val="1"/>
-      <w:numFmt w:val="bullet"/>
-      <w:lvlText w:val="o"/>
-      <w:lvlJc w:val="left"/>
-      <w:pPr>
-        <w:ind w:left="3981" w:hanging="360"/>
-      </w:pPr>
-      <w:rPr>
-        <w:rFonts w:hint="default" w:ascii="Courier New" w:hAnsi="Courier New" w:cs="Courier New"/>
-      </w:rPr>
-    </w:lvl>
-    <w:lvl w:ilvl="5" w:tentative="0">
-      <w:start w:val="1"/>
-      <w:numFmt w:val="bullet"/>
-      <w:lvlText w:val=""/>
-      <w:lvlJc w:val="left"/>
-      <w:pPr>
-        <w:ind w:left="4701" w:hanging="360"/>
-      </w:pPr>
-      <w:rPr>
-        <w:rFonts w:hint="default" w:ascii="Wingdings" w:hAnsi="Wingdings"/>
-      </w:rPr>
-    </w:lvl>
-    <w:lvl w:ilvl="6" w:tentative="0">
-      <w:start w:val="1"/>
-      <w:numFmt w:val="bullet"/>
-      <w:lvlText w:val=""/>
-      <w:lvlJc w:val="left"/>
-      <w:pPr>
-        <w:ind w:left="5421" w:hanging="360"/>
-      </w:pPr>
-      <w:rPr>
-        <w:rFonts w:hint="default" w:ascii="Symbol" w:hAnsi="Symbol"/>
-      </w:rPr>
-    </w:lvl>
-    <w:lvl w:ilvl="7" w:tentative="0">
-      <w:start w:val="1"/>
-      <w:numFmt w:val="bullet"/>
-      <w:lvlText w:val="o"/>
-      <w:lvlJc w:val="left"/>
-      <w:pPr>
-        <w:ind w:left="6141" w:hanging="360"/>
-      </w:pPr>
-      <w:rPr>
-        <w:rFonts w:hint="default" w:ascii="Courier New" w:hAnsi="Courier New" w:cs="Courier New"/>
-      </w:rPr>
-    </w:lvl>
-    <w:lvl w:ilvl="8" w:tentative="0">
-      <w:start w:val="1"/>
-      <w:numFmt w:val="bullet"/>
-      <w:lvlText w:val=""/>
-      <w:lvlJc w:val="left"/>
-      <w:pPr>
-        <w:ind w:left="6861" w:hanging="360"/>
-      </w:pPr>
-      <w:rPr>
-        <w:rFonts w:hint="default" w:ascii="Wingdings" w:hAnsi="Wingdings"/>
-      </w:rPr>
-    </w:lvl>
-  </w:abstractNum>
-  <w:abstractNum w:abstractNumId="4">
-    <w:nsid w:val="595C5F13"/>
-    <w:multiLevelType w:val="multilevel"/>
-    <w:tmpl w:val="595C5F13"/>
-    <w:lvl w:ilvl="0" w:tentative="0">
-      <w:start w:val="1"/>
-      <w:numFmt w:val="bullet"/>
-      <w:lvlText w:val=""/>
-      <w:lvlJc w:val="left"/>
-      <w:pPr>
-        <w:ind w:left="1101" w:hanging="360"/>
-      </w:pPr>
-      <w:rPr>
-        <w:rFonts w:hint="default" w:ascii="Symbol" w:hAnsi="Symbol"/>
-      </w:rPr>
-    </w:lvl>
-    <w:lvl w:ilvl="1" w:tentative="0">
-      <w:start w:val="1"/>
-      <w:numFmt w:val="bullet"/>
-      <w:lvlText w:val="o"/>
-      <w:lvlJc w:val="left"/>
-      <w:pPr>
-        <w:ind w:left="1821" w:hanging="360"/>
-      </w:pPr>
-      <w:rPr>
-        <w:rFonts w:hint="default" w:ascii="Courier New" w:hAnsi="Courier New" w:cs="Courier New"/>
-      </w:rPr>
-    </w:lvl>
-    <w:lvl w:ilvl="2" w:tentative="0">
-      <w:start w:val="1"/>
-      <w:numFmt w:val="bullet"/>
-      <w:lvlText w:val=""/>
-      <w:lvlJc w:val="left"/>
-      <w:pPr>
-        <w:ind w:left="2541" w:hanging="360"/>
-      </w:pPr>
-      <w:rPr>
-        <w:rFonts w:hint="default" w:ascii="Wingdings" w:hAnsi="Wingdings"/>
-      </w:rPr>
-    </w:lvl>
-    <w:lvl w:ilvl="3" w:tentative="0">
-      <w:start w:val="1"/>
-      <w:numFmt w:val="bullet"/>
-      <w:lvlText w:val=""/>
-      <w:lvlJc w:val="left"/>
-      <w:pPr>
-        <w:ind w:left="3261" w:hanging="360"/>
-      </w:pPr>
-      <w:rPr>
-        <w:rFonts w:hint="default" w:ascii="Symbol" w:hAnsi="Symbol"/>
-      </w:rPr>
-    </w:lvl>
-    <w:lvl w:ilvl="4" w:tentative="0">
-      <w:start w:val="1"/>
-      <w:numFmt w:val="bullet"/>
-      <w:lvlText w:val="o"/>
-      <w:lvlJc w:val="left"/>
-      <w:pPr>
-        <w:ind w:left="3981" w:hanging="360"/>
-      </w:pPr>
-      <w:rPr>
-        <w:rFonts w:hint="default" w:ascii="Courier New" w:hAnsi="Courier New" w:cs="Courier New"/>
-      </w:rPr>
-    </w:lvl>
-    <w:lvl w:ilvl="5" w:tentative="0">
-      <w:start w:val="1"/>
-      <w:numFmt w:val="bullet"/>
-      <w:lvlText w:val=""/>
-      <w:lvlJc w:val="left"/>
-      <w:pPr>
-        <w:ind w:left="4701" w:hanging="360"/>
-      </w:pPr>
-      <w:rPr>
-        <w:rFonts w:hint="default" w:ascii="Wingdings" w:hAnsi="Wingdings"/>
-      </w:rPr>
-    </w:lvl>
-    <w:lvl w:ilvl="6" w:tentative="0">
-      <w:start w:val="1"/>
-      <w:numFmt w:val="bullet"/>
-      <w:lvlText w:val=""/>
-      <w:lvlJc w:val="left"/>
-      <w:pPr>
-        <w:ind w:left="5421" w:hanging="360"/>
-      </w:pPr>
-      <w:rPr>
-        <w:rFonts w:hint="default" w:ascii="Symbol" w:hAnsi="Symbol"/>
-      </w:rPr>
-    </w:lvl>
-    <w:lvl w:ilvl="7" w:tentative="0">
-      <w:start w:val="1"/>
-      <w:numFmt w:val="bullet"/>
-      <w:lvlText w:val="o"/>
-      <w:lvlJc w:val="left"/>
-      <w:pPr>
-        <w:ind w:left="6141" w:hanging="360"/>
-      </w:pPr>
-      <w:rPr>
-        <w:rFonts w:hint="default" w:ascii="Courier New" w:hAnsi="Courier New" w:cs="Courier New"/>
-      </w:rPr>
-    </w:lvl>
-    <w:lvl w:ilvl="8" w:tentative="0">
-      <w:start w:val="1"/>
-      <w:numFmt w:val="bullet"/>
-      <w:lvlText w:val=""/>
-      <w:lvlJc w:val="left"/>
-      <w:pPr>
-        <w:ind w:left="6861" w:hanging="360"/>
-      </w:pPr>
-      <w:rPr>
-        <w:rFonts w:hint="default" w:ascii="Wingdings" w:hAnsi="Wingdings"/>
-      </w:rPr>
-    </w:lvl>
-  </w:abstractNum>
-  <w:abstractNum w:abstractNumId="5">
-    <w:nsid w:val="61734FB4"/>
-    <w:multiLevelType w:val="multilevel"/>
-    <w:tmpl w:val="61734FB4"/>
-    <w:lvl w:ilvl="0" w:tentative="0">
-      <w:start w:val="1"/>
-      <w:numFmt w:val="bullet"/>
-      <w:lvlText w:val=""/>
-      <w:lvlJc w:val="left"/>
-      <w:pPr>
-        <w:ind w:left="1101" w:hanging="360"/>
-      </w:pPr>
-      <w:rPr>
-        <w:rFonts w:hint="default" w:ascii="Symbol" w:hAnsi="Symbol"/>
-      </w:rPr>
-    </w:lvl>
-    <w:lvl w:ilvl="1" w:tentative="0">
-      <w:start w:val="1"/>
-      <w:numFmt w:val="bullet"/>
-      <w:lvlText w:val="o"/>
-      <w:lvlJc w:val="left"/>
-      <w:pPr>
-        <w:ind w:left="1821" w:hanging="360"/>
-      </w:pPr>
-      <w:rPr>
-        <w:rFonts w:hint="default" w:ascii="Courier New" w:hAnsi="Courier New" w:cs="Courier New"/>
-      </w:rPr>
-    </w:lvl>
-    <w:lvl w:ilvl="2" w:tentative="0">
-      <w:start w:val="1"/>
-      <w:numFmt w:val="bullet"/>
-      <w:lvlText w:val=""/>
-      <w:lvlJc w:val="left"/>
-      <w:pPr>
-        <w:ind w:left="2541" w:hanging="360"/>
-      </w:pPr>
-      <w:rPr>
-        <w:rFonts w:hint="default" w:ascii="Wingdings" w:hAnsi="Wingdings"/>
-      </w:rPr>
-    </w:lvl>
-    <w:lvl w:ilvl="3" w:tentative="0">
-      <w:start w:val="1"/>
-      <w:numFmt w:val="bullet"/>
-      <w:lvlText w:val=""/>
-      <w:lvlJc w:val="left"/>
-      <w:pPr>
-        <w:ind w:left="3261" w:hanging="360"/>
-      </w:pPr>
-      <w:rPr>
-        <w:rFonts w:hint="default" w:ascii="Symbol" w:hAnsi="Symbol"/>
-      </w:rPr>
-    </w:lvl>
-    <w:lvl w:ilvl="4" w:tentative="0">
-      <w:start w:val="1"/>
-      <w:numFmt w:val="bullet"/>
-      <w:lvlText w:val="o"/>
-      <w:lvlJc w:val="left"/>
-      <w:pPr>
-        <w:ind w:left="3981" w:hanging="360"/>
-      </w:pPr>
-      <w:rPr>
-        <w:rFonts w:hint="default" w:ascii="Courier New" w:hAnsi="Courier New" w:cs="Courier New"/>
-      </w:rPr>
-    </w:lvl>
-    <w:lvl w:ilvl="5" w:tentative="0">
-      <w:start w:val="1"/>
-      <w:numFmt w:val="bullet"/>
-      <w:lvlText w:val=""/>
-      <w:lvlJc w:val="left"/>
-      <w:pPr>
-        <w:ind w:left="4701" w:hanging="360"/>
-      </w:pPr>
-      <w:rPr>
-        <w:rFonts w:hint="default" w:ascii="Wingdings" w:hAnsi="Wingdings"/>
-      </w:rPr>
-    </w:lvl>
-    <w:lvl w:ilvl="6" w:tentative="0">
-      <w:start w:val="1"/>
-      <w:numFmt w:val="bullet"/>
-      <w:lvlText w:val=""/>
-      <w:lvlJc w:val="left"/>
-      <w:pPr>
-        <w:ind w:left="5421" w:hanging="360"/>
-      </w:pPr>
-      <w:rPr>
-        <w:rFonts w:hint="default" w:ascii="Symbol" w:hAnsi="Symbol"/>
-      </w:rPr>
-    </w:lvl>
-    <w:lvl w:ilvl="7" w:tentative="0">
-      <w:start w:val="1"/>
-      <w:numFmt w:val="bullet"/>
-      <w:lvlText w:val="o"/>
-      <w:lvlJc w:val="left"/>
-      <w:pPr>
-        <w:ind w:left="6141" w:hanging="360"/>
-      </w:pPr>
-      <w:rPr>
-        <w:rFonts w:hint="default" w:ascii="Courier New" w:hAnsi="Courier New" w:cs="Courier New"/>
-      </w:rPr>
-    </w:lvl>
-    <w:lvl w:ilvl="8" w:tentative="0">
-      <w:start w:val="1"/>
-      <w:numFmt w:val="bullet"/>
-      <w:lvlText w:val=""/>
-      <w:lvlJc w:val="left"/>
-      <w:pPr>
-        <w:ind w:left="6861" w:hanging="360"/>
-      </w:pPr>
-      <w:rPr>
-        <w:rFonts w:hint="default" w:ascii="Wingdings" w:hAnsi="Wingdings"/>
-      </w:rPr>
-    </w:lvl>
-  </w:abstractNum>
-  <w:abstractNum w:abstractNumId="6">
+  <w:abstractNum w:abstractNumId="2">
     <w:nsid w:val="6C2468AE"/>
     <w:multiLevelType w:val="singleLevel"/>
     <w:tmpl w:val="6C2468AE"/>
@@ -4260,7 +5604,7 @@
       </w:rPr>
     </w:lvl>
   </w:abstractNum>
-  <w:abstractNum w:abstractNumId="7">
+  <w:abstractNum w:abstractNumId="3">
     <w:nsid w:val="779F6A22"/>
     <w:multiLevelType w:val="singleLevel"/>
     <w:tmpl w:val="779F6A22"/>
@@ -4284,25 +5628,13 @@
     <w:abstractNumId w:val="0"/>
   </w:num>
   <w:num w:numId="2">
-    <w:abstractNumId w:val="4"/>
+    <w:abstractNumId w:val="1"/>
   </w:num>
   <w:num w:numId="3">
-    <w:abstractNumId w:val="1"/>
+    <w:abstractNumId w:val="3"/>
   </w:num>
   <w:num w:numId="4">
-    <w:abstractNumId w:val="3"/>
-  </w:num>
-  <w:num w:numId="5">
-    <w:abstractNumId w:val="5"/>
-  </w:num>
-  <w:num w:numId="6">
     <w:abstractNumId w:val="2"/>
-  </w:num>
-  <w:num w:numId="7">
-    <w:abstractNumId w:val="7"/>
-  </w:num>
-  <w:num w:numId="8">
-    <w:abstractNumId w:val="6"/>
   </w:num>
 </w:numbering>
 </file>
@@ -4312,7 +5644,7 @@
   <w:docDefaults>
     <w:rPrDefault>
       <w:rPr>
-        <w:rFonts w:ascii="Times New Roman" w:hAnsi="Times New Roman" w:eastAsia="Times New Roman" w:cs="Times New Roman"/>
+        <w:rFonts w:ascii="Times New Roman" w:hAnsi="Times New Roman" w:eastAsia="SimSun" w:cs="Times New Roman"/>
       </w:rPr>
     </w:rPrDefault>
     <w:pPrDefault/>
@@ -4346,10 +5678,10 @@
     <w:lsdException w:qFormat="1" w:unhideWhenUsed="0" w:uiPriority="0" w:name="toc 7"/>
     <w:lsdException w:qFormat="1" w:unhideWhenUsed="0" w:uiPriority="0" w:name="toc 8"/>
     <w:lsdException w:qFormat="1" w:unhideWhenUsed="0" w:uiPriority="0" w:name="toc 9"/>
-    <w:lsdException w:unhideWhenUsed="0" w:uiPriority="0" w:name="Normal Indent"/>
-    <w:lsdException w:unhideWhenUsed="0" w:uiPriority="0" w:name="footnote text"/>
-    <w:lsdException w:unhideWhenUsed="0" w:uiPriority="0" w:name="annotation text"/>
-    <w:lsdException w:unhideWhenUsed="0" w:uiPriority="0" w:name="header"/>
+    <w:lsdException w:qFormat="1" w:unhideWhenUsed="0" w:uiPriority="0" w:name="Normal Indent"/>
+    <w:lsdException w:qFormat="1" w:unhideWhenUsed="0" w:uiPriority="0" w:name="footnote text"/>
+    <w:lsdException w:qFormat="1" w:unhideWhenUsed="0" w:uiPriority="0" w:name="annotation text"/>
+    <w:lsdException w:qFormat="1" w:unhideWhenUsed="0" w:uiPriority="0" w:name="header"/>
     <w:lsdException w:qFormat="1" w:unhideWhenUsed="0" w:uiPriority="0" w:name="footer"/>
     <w:lsdException w:uiPriority="99" w:name="index heading"/>
     <w:lsdException w:qFormat="1" w:uiPriority="35" w:name="caption"/>
@@ -4359,7 +5691,7 @@
     <w:lsdException w:qFormat="1" w:unhideWhenUsed="0" w:uiPriority="0" w:name="footnote reference"/>
     <w:lsdException w:qFormat="1" w:unhideWhenUsed="0" w:uiPriority="0" w:name="annotation reference"/>
     <w:lsdException w:uiPriority="99" w:name="line number"/>
-    <w:lsdException w:unhideWhenUsed="0" w:uiPriority="0" w:name="page number"/>
+    <w:lsdException w:qFormat="1" w:unhideWhenUsed="0" w:uiPriority="0" w:name="page number"/>
     <w:lsdException w:uiPriority="99" w:name="endnote reference"/>
     <w:lsdException w:uiPriority="99" w:name="endnote text"/>
     <w:lsdException w:uiPriority="99" w:name="table of authorities"/>
@@ -4403,7 +5735,7 @@
     <w:lsdException w:uiPriority="99" w:name="Body Text Indent 2"/>
     <w:lsdException w:uiPriority="99" w:name="Body Text Indent 3"/>
     <w:lsdException w:uiPriority="99" w:name="Block Text"/>
-    <w:lsdException w:unhideWhenUsed="0" w:uiPriority="0" w:name="Hyperlink"/>
+    <w:lsdException w:qFormat="1" w:unhideWhenUsed="0" w:uiPriority="0" w:name="Hyperlink"/>
     <w:lsdException w:qFormat="1" w:unhideWhenUsed="0" w:uiPriority="0" w:name="FollowedHyperlink"/>
     <w:lsdException w:qFormat="1" w:unhideWhenUsed="0" w:uiPriority="22" w:semiHidden="0" w:name="Strong"/>
     <w:lsdException w:qFormat="1" w:unhideWhenUsed="0" w:uiPriority="20" w:semiHidden="0" w:name="Emphasis"/>
@@ -4465,7 +5797,7 @@
     <w:lsdException w:uiPriority="99" w:name="Table Web 1"/>
     <w:lsdException w:uiPriority="99" w:name="Table Web 2"/>
     <w:lsdException w:uiPriority="99" w:name="Table Web 3"/>
-    <w:lsdException w:uiPriority="99" w:name="Balloon Text"/>
+    <w:lsdException w:qFormat="1" w:uiPriority="99" w:name="Balloon Text"/>
     <w:lsdException w:unhideWhenUsed="0" w:uiPriority="59" w:semiHidden="0" w:name="Table Grid"/>
     <w:lsdException w:uiPriority="99" w:name="Table Theme"/>
     <w:lsdException w:qFormat="1" w:unhideWhenUsed="0" w:uiPriority="1" w:semiHidden="0" w:name="No Spacing"/>
@@ -4768,9 +6100,10 @@
   <w:style w:type="paragraph" w:styleId="13">
     <w:name w:val="Balloon Text"/>
     <w:basedOn w:val="1"/>
-    <w:link w:val="59"/>
+    <w:link w:val="61"/>
     <w:semiHidden/>
     <w:unhideWhenUsed/>
+    <w:qFormat/>
     <w:uiPriority w:val="99"/>
     <w:pPr>
       <w:spacing w:line="240" w:lineRule="auto"/>
@@ -4832,6 +6165,7 @@
     <w:name w:val="annotation text"/>
     <w:basedOn w:val="1"/>
     <w:semiHidden/>
+    <w:qFormat/>
     <w:uiPriority w:val="0"/>
     <w:pPr>
       <w:widowControl/>
@@ -4899,6 +6233,7 @@
     <w:name w:val="footnote text"/>
     <w:basedOn w:val="1"/>
     <w:semiHidden/>
+    <w:qFormat/>
     <w:uiPriority w:val="0"/>
     <w:pPr>
       <w:keepNext/>
@@ -4918,6 +6253,7 @@
     <w:name w:val="header"/>
     <w:basedOn w:val="1"/>
     <w:semiHidden/>
+    <w:qFormat/>
     <w:uiPriority w:val="0"/>
     <w:pPr>
       <w:tabs>
@@ -4927,30 +6263,79 @@
     </w:pPr>
   </w:style>
   <w:style w:type="character" w:styleId="26">
+    <w:name w:val="HTML Code"/>
+    <w:basedOn w:val="11"/>
+    <w:semiHidden/>
+    <w:unhideWhenUsed/>
+    <w:uiPriority w:val="99"/>
+    <w:rPr>
+      <w:rFonts w:ascii="Courier New" w:hAnsi="Courier New" w:cs="Courier New"/>
+      <w:sz w:val="20"/>
+      <w:szCs w:val="20"/>
+    </w:rPr>
+  </w:style>
+  <w:style w:type="paragraph" w:styleId="27">
+    <w:name w:val="HTML Preformatted"/>
+    <w:semiHidden/>
+    <w:unhideWhenUsed/>
+    <w:uiPriority w:val="99"/>
+    <w:pPr>
+      <w:tabs>
+        <w:tab w:val="left" w:pos="916"/>
+        <w:tab w:val="left" w:pos="1832"/>
+        <w:tab w:val="left" w:pos="2748"/>
+        <w:tab w:val="left" w:pos="3664"/>
+        <w:tab w:val="left" w:pos="4580"/>
+        <w:tab w:val="left" w:pos="5496"/>
+        <w:tab w:val="left" w:pos="6412"/>
+        <w:tab w:val="left" w:pos="7328"/>
+        <w:tab w:val="left" w:pos="8244"/>
+        <w:tab w:val="left" w:pos="9160"/>
+        <w:tab w:val="left" w:pos="10076"/>
+        <w:tab w:val="left" w:pos="10992"/>
+        <w:tab w:val="left" w:pos="11908"/>
+        <w:tab w:val="left" w:pos="12824"/>
+        <w:tab w:val="left" w:pos="13740"/>
+        <w:tab w:val="left" w:pos="14656"/>
+      </w:tabs>
+      <w:jc w:val="left"/>
+    </w:pPr>
+    <w:rPr>
+      <w:rFonts w:hint="eastAsia" w:ascii="SimSun" w:hAnsi="SimSun" w:eastAsia="SimSun" w:cs="SimSun"/>
+      <w:kern w:val="0"/>
+      <w:sz w:val="24"/>
+      <w:szCs w:val="24"/>
+      <w:lang w:val="en-US" w:eastAsia="zh-CN" w:bidi="ar"/>
+    </w:rPr>
+  </w:style>
+  <w:style w:type="character" w:styleId="28">
     <w:name w:val="Hyperlink"/>
     <w:semiHidden/>
+    <w:qFormat/>
     <w:uiPriority w:val="0"/>
     <w:rPr>
       <w:color w:val="0000FF"/>
       <w:u w:val="single"/>
     </w:rPr>
   </w:style>
-  <w:style w:type="paragraph" w:styleId="27">
+  <w:style w:type="paragraph" w:styleId="29">
     <w:name w:val="Normal Indent"/>
     <w:basedOn w:val="1"/>
     <w:semiHidden/>
+    <w:qFormat/>
     <w:uiPriority w:val="0"/>
     <w:pPr>
       <w:ind w:left="900" w:hanging="900"/>
     </w:pPr>
   </w:style>
-  <w:style w:type="character" w:styleId="28">
+  <w:style w:type="character" w:styleId="30">
     <w:name w:val="page number"/>
     <w:basedOn w:val="11"/>
     <w:semiHidden/>
+    <w:qFormat/>
     <w:uiPriority w:val="0"/>
   </w:style>
-  <w:style w:type="paragraph" w:styleId="29">
+  <w:style w:type="paragraph" w:styleId="31">
     <w:name w:val="Plain Text"/>
     <w:basedOn w:val="1"/>
     <w:semiHidden/>
@@ -4964,7 +6349,7 @@
       <w:rFonts w:ascii="Courier New" w:hAnsi="Courier New"/>
     </w:rPr>
   </w:style>
-  <w:style w:type="paragraph" w:styleId="30">
+  <w:style w:type="paragraph" w:styleId="32">
     <w:name w:val="Subtitle"/>
     <w:basedOn w:val="1"/>
     <w:qFormat/>
@@ -4980,7 +6365,7 @@
       <w:lang w:val="en-AU"/>
     </w:rPr>
   </w:style>
-  <w:style w:type="paragraph" w:styleId="31">
+  <w:style w:type="paragraph" w:styleId="33">
     <w:name w:val="Title"/>
     <w:basedOn w:val="1"/>
     <w:next w:val="1"/>
@@ -4996,7 +6381,7 @@
       <w:sz w:val="36"/>
     </w:rPr>
   </w:style>
-  <w:style w:type="paragraph" w:styleId="32">
+  <w:style w:type="paragraph" w:styleId="34">
     <w:name w:val="toc 1"/>
     <w:basedOn w:val="1"/>
     <w:next w:val="1"/>
@@ -5009,7 +6394,7 @@
       <w:ind w:right="720"/>
     </w:pPr>
   </w:style>
-  <w:style w:type="paragraph" w:styleId="33">
+  <w:style w:type="paragraph" w:styleId="35">
     <w:name w:val="toc 2"/>
     <w:basedOn w:val="1"/>
     <w:next w:val="1"/>
@@ -5021,7 +6406,7 @@
       <w:ind w:left="432" w:right="720"/>
     </w:pPr>
   </w:style>
-  <w:style w:type="paragraph" w:styleId="34">
+  <w:style w:type="paragraph" w:styleId="36">
     <w:name w:val="toc 3"/>
     <w:basedOn w:val="1"/>
     <w:next w:val="1"/>
@@ -5035,7 +6420,7 @@
       <w:ind w:left="864"/>
     </w:pPr>
   </w:style>
-  <w:style w:type="paragraph" w:styleId="35">
+  <w:style w:type="paragraph" w:styleId="37">
     <w:name w:val="toc 4"/>
     <w:basedOn w:val="1"/>
     <w:next w:val="1"/>
@@ -5046,7 +6431,7 @@
       <w:ind w:left="600"/>
     </w:pPr>
   </w:style>
-  <w:style w:type="paragraph" w:styleId="36">
+  <w:style w:type="paragraph" w:styleId="38">
     <w:name w:val="toc 5"/>
     <w:basedOn w:val="1"/>
     <w:next w:val="1"/>
@@ -5056,7 +6441,7 @@
       <w:ind w:left="800"/>
     </w:pPr>
   </w:style>
-  <w:style w:type="paragraph" w:styleId="37">
+  <w:style w:type="paragraph" w:styleId="39">
     <w:name w:val="toc 6"/>
     <w:basedOn w:val="1"/>
     <w:next w:val="1"/>
@@ -5067,7 +6452,7 @@
       <w:ind w:left="1000"/>
     </w:pPr>
   </w:style>
-  <w:style w:type="paragraph" w:styleId="38">
+  <w:style w:type="paragraph" w:styleId="40">
     <w:name w:val="toc 7"/>
     <w:basedOn w:val="1"/>
     <w:next w:val="1"/>
@@ -5078,7 +6463,7 @@
       <w:ind w:left="1200"/>
     </w:pPr>
   </w:style>
-  <w:style w:type="paragraph" w:styleId="39">
+  <w:style w:type="paragraph" w:styleId="41">
     <w:name w:val="toc 8"/>
     <w:basedOn w:val="1"/>
     <w:next w:val="1"/>
@@ -5089,7 +6474,7 @@
       <w:ind w:left="1400"/>
     </w:pPr>
   </w:style>
-  <w:style w:type="paragraph" w:styleId="40">
+  <w:style w:type="paragraph" w:styleId="42">
     <w:name w:val="toc 9"/>
     <w:basedOn w:val="1"/>
     <w:next w:val="1"/>
@@ -5100,7 +6485,7 @@
       <w:ind w:left="1600"/>
     </w:pPr>
   </w:style>
-  <w:style w:type="paragraph" w:customStyle="1" w:styleId="41">
+  <w:style w:type="paragraph" w:customStyle="1" w:styleId="43">
     <w:name w:val="Paragraph2"/>
     <w:basedOn w:val="1"/>
     <w:qFormat/>
@@ -5115,7 +6500,7 @@
       <w:lang w:val="en-AU"/>
     </w:rPr>
   </w:style>
-  <w:style w:type="paragraph" w:customStyle="1" w:styleId="42">
+  <w:style w:type="paragraph" w:customStyle="1" w:styleId="44">
     <w:name w:val="Bullet1"/>
     <w:basedOn w:val="1"/>
     <w:uiPriority w:val="0"/>
@@ -5123,7 +6508,7 @@
       <w:ind w:left="720" w:hanging="432"/>
     </w:pPr>
   </w:style>
-  <w:style w:type="paragraph" w:customStyle="1" w:styleId="43">
+  <w:style w:type="paragraph" w:customStyle="1" w:styleId="45">
     <w:name w:val="Bullet2"/>
     <w:basedOn w:val="1"/>
     <w:uiPriority w:val="0"/>
@@ -5134,7 +6519,7 @@
       <w:color w:val="000080"/>
     </w:rPr>
   </w:style>
-  <w:style w:type="paragraph" w:customStyle="1" w:styleId="44">
+  <w:style w:type="paragraph" w:customStyle="1" w:styleId="46">
     <w:name w:val="Tabletext"/>
     <w:basedOn w:val="1"/>
     <w:qFormat/>
@@ -5144,7 +6529,7 @@
       <w:spacing w:after="120"/>
     </w:pPr>
   </w:style>
-  <w:style w:type="paragraph" w:customStyle="1" w:styleId="45">
+  <w:style w:type="paragraph" w:customStyle="1" w:styleId="47">
     <w:name w:val="Main Title"/>
     <w:basedOn w:val="1"/>
     <w:qFormat/>
@@ -5160,7 +6545,7 @@
       <w:sz w:val="32"/>
     </w:rPr>
   </w:style>
-  <w:style w:type="paragraph" w:customStyle="1" w:styleId="46">
+  <w:style w:type="paragraph" w:customStyle="1" w:styleId="48">
     <w:name w:val="Paragraph1"/>
     <w:basedOn w:val="1"/>
     <w:uiPriority w:val="0"/>
@@ -5169,7 +6554,7 @@
       <w:jc w:val="both"/>
     </w:pPr>
   </w:style>
-  <w:style w:type="paragraph" w:customStyle="1" w:styleId="47">
+  <w:style w:type="paragraph" w:customStyle="1" w:styleId="49">
     <w:name w:val="Paragraph3"/>
     <w:basedOn w:val="1"/>
     <w:qFormat/>
@@ -5180,7 +6565,7 @@
       <w:jc w:val="both"/>
     </w:pPr>
   </w:style>
-  <w:style w:type="paragraph" w:customStyle="1" w:styleId="48">
+  <w:style w:type="paragraph" w:customStyle="1" w:styleId="50">
     <w:name w:val="Paragraph4"/>
     <w:basedOn w:val="1"/>
     <w:uiPriority w:val="0"/>
@@ -5190,7 +6575,7 @@
       <w:jc w:val="both"/>
     </w:pPr>
   </w:style>
-  <w:style w:type="paragraph" w:customStyle="1" w:styleId="49">
+  <w:style w:type="paragraph" w:customStyle="1" w:styleId="51">
     <w:name w:val="Body"/>
     <w:basedOn w:val="1"/>
     <w:qFormat/>
@@ -5204,7 +6589,7 @@
       <w:rFonts w:ascii="Book Antiqua" w:hAnsi="Book Antiqua"/>
     </w:rPr>
   </w:style>
-  <w:style w:type="paragraph" w:customStyle="1" w:styleId="50">
+  <w:style w:type="paragraph" w:customStyle="1" w:styleId="52">
     <w:name w:val="Bullet"/>
     <w:basedOn w:val="1"/>
     <w:qFormat/>
@@ -5222,7 +6607,7 @@
       <w:rFonts w:ascii="Book Antiqua" w:hAnsi="Book Antiqua"/>
     </w:rPr>
   </w:style>
-  <w:style w:type="paragraph" w:customStyle="1" w:styleId="51">
+  <w:style w:type="paragraph" w:customStyle="1" w:styleId="53">
     <w:name w:val="InfoBlue"/>
     <w:basedOn w:val="1"/>
     <w:next w:val="14"/>
@@ -5241,9 +6626,9 @@
       <w:color w:val="0000FF"/>
     </w:rPr>
   </w:style>
-  <w:style w:type="paragraph" w:customStyle="1" w:styleId="52">
+  <w:style w:type="paragraph" w:customStyle="1" w:styleId="54">
     <w:name w:val="Subtitle1"/>
-    <w:basedOn w:val="31"/>
+    <w:basedOn w:val="33"/>
     <w:uiPriority w:val="0"/>
     <w:pPr>
       <w:widowControl/>
@@ -5253,7 +6638,7 @@
       <w:sz w:val="24"/>
     </w:rPr>
   </w:style>
-  <w:style w:type="paragraph" w:customStyle="1" w:styleId="53">
+  <w:style w:type="paragraph" w:customStyle="1" w:styleId="55">
     <w:name w:val="RevisionHist"/>
     <w:basedOn w:val="1"/>
     <w:qFormat/>
@@ -5263,7 +6648,7 @@
       <w:spacing w:line="240" w:lineRule="auto"/>
     </w:pPr>
   </w:style>
-  <w:style w:type="paragraph" w:customStyle="1" w:styleId="54">
+  <w:style w:type="paragraph" w:customStyle="1" w:styleId="56">
     <w:name w:val="Hierarchy"/>
     <w:basedOn w:val="1"/>
     <w:qFormat/>
@@ -5284,7 +6669,7 @@
       <w:rFonts w:ascii="Tms Rmn" w:hAnsi="Tms Rmn"/>
     </w:rPr>
   </w:style>
-  <w:style w:type="paragraph" w:customStyle="1" w:styleId="55">
+  <w:style w:type="paragraph" w:customStyle="1" w:styleId="57">
     <w:name w:val="Body Text1"/>
     <w:qFormat/>
     <w:uiPriority w:val="0"/>
@@ -5297,7 +6682,7 @@
       <w:lang w:val="en-GB" w:eastAsia="en-US" w:bidi="ar-SA"/>
     </w:rPr>
   </w:style>
-  <w:style w:type="paragraph" w:customStyle="1" w:styleId="56">
+  <w:style w:type="paragraph" w:customStyle="1" w:styleId="58">
     <w:name w:val="Project"/>
     <w:basedOn w:val="1"/>
     <w:qFormat/>
@@ -5313,7 +6698,7 @@
       <w:sz w:val="36"/>
     </w:rPr>
   </w:style>
-  <w:style w:type="paragraph" w:customStyle="1" w:styleId="57">
+  <w:style w:type="paragraph" w:customStyle="1" w:styleId="59">
     <w:name w:val="CompanyName"/>
     <w:basedOn w:val="1"/>
     <w:qFormat/>
@@ -5329,7 +6714,7 @@
       <w:sz w:val="36"/>
     </w:rPr>
   </w:style>
-  <w:style w:type="paragraph" w:customStyle="1" w:styleId="58">
+  <w:style w:type="paragraph" w:customStyle="1" w:styleId="60">
     <w:name w:val="infoblue"/>
     <w:basedOn w:val="1"/>
     <w:qFormat/>
@@ -5345,7 +6730,7 @@
       <w:color w:val="0000FF"/>
     </w:rPr>
   </w:style>
-  <w:style w:type="character" w:customStyle="1" w:styleId="59">
+  <w:style w:type="character" w:customStyle="1" w:styleId="61">
     <w:name w:val="Balloon Text Char"/>
     <w:link w:val="13"/>
     <w:semiHidden/>
@@ -5357,7 +6742,7 @@
       <w:szCs w:val="16"/>
     </w:rPr>
   </w:style>
-  <w:style w:type="paragraph" w:styleId="60">
+  <w:style w:type="paragraph" w:styleId="62">
     <w:name w:val="No Spacing"/>
     <w:qFormat/>
     <w:uiPriority w:val="1"/>
